--- a/_site/python/2025-05-10-visualizacion-de-datos-con-python/index.docx
+++ b/_site/python/2025-05-10-visualizacion-de-datos-con-python/index.docx
@@ -50,7 +50,7 @@
         <w:pStyle w:val="Heading1"/>
       </w:pPr>
       <w:r>
-        <w:t xml:space="preserve">Visualización de Datos con Python: Técnicas y Ejemplos de Gráficos para Análisis de Datos</w:t>
+        <w:t xml:space="preserve">Visualización de datos con Python</w:t>
       </w:r>
     </w:p>
     <w:p>
@@ -71,10 +71,10 @@
     </w:p>
     <w:p>
       <w:pPr>
-        <w:pStyle w:val="Author"/>
+        <w:pStyle w:val="BodyText"/>
       </w:pPr>
       <w:r>
-        <w:t xml:space="preserve">Economía, Universidad Nacional de San Cristóbal de Huamanga</w:t>
+        <w:t xml:space="preserve"> </w:t>
       </w:r>
     </w:p>
     <w:p>
@@ -85,16 +85,8 @@
         <w:t xml:space="preserve"> </w:t>
       </w:r>
     </w:p>
-    <w:p>
-      <w:pPr>
-        <w:pStyle w:val="BodyText"/>
-      </w:pPr>
-      <w:r>
-        <w:t xml:space="preserve"> </w:t>
-      </w:r>
-    </w:p>
     <w:bookmarkEnd w:id="20"/>
-    <w:bookmarkStart w:id="24" w:name="author-note"/>
+    <w:bookmarkStart w:id="23" w:name="author-note"/>
     <w:p>
       <w:pPr>
         <w:pStyle w:val="Heading1"/>
@@ -142,25 +134,28 @@
       <w:pPr>
         <w:pStyle w:val="BodyText"/>
       </w:pPr>
-      <w:r>
-        <w:t xml:space="preserve">Los roles de autor se clasificaron utilizando la taxonomía de roles de colaborador (CRediT; https://credit.niso.org/) de la siguiente manera: </w:t>
-      </w:r>
-      <w:r>
-        <w:rPr>
-          <w:i/>
-          <w:iCs/>
-        </w:rPr>
-        <w:t xml:space="preserve">Elmer Achalma</w:t>
-      </w:r>
-      <w:r>
-        <w:rPr>
-          <w:b/>
-          <w:bCs/>
-        </w:rPr>
-        <w:t xml:space="preserve">: </w:t>
-      </w:r>
-      <w:r>
-        <w:t xml:space="preserve">Investigación, Programación, y Redacción</w:t>
+    </w:p>
+    <w:p>
+      <w:r>
+        <w:br w:type="page"/>
+      </w:r>
+    </w:p>
+    <w:bookmarkEnd w:id="23"/>
+    <w:bookmarkStart w:id="24" w:name="abstract"/>
+    <w:p>
+      <w:pPr>
+        <w:pStyle w:val="Heading1"/>
+      </w:pPr>
+      <w:r>
+        <w:t xml:space="preserve">Resumen</w:t>
+      </w:r>
+    </w:p>
+    <w:p>
+      <w:pPr>
+        <w:pStyle w:val="AbstractFirstParagraph"/>
+      </w:pPr>
+      <w:r>
+        <w:t xml:space="preserve">Este documento presenta una colección de ejemplos prácticos de visualización de datos utilizando Python y la biblioteca Matplotlib. Se incluyen gráficos de líneas, barras, histogramas, circulares, de caja y combinados, cada uno acompañado de código comentado y optimizado. El objetivo es proporcionar una guía educativa para estudiantes y profesionales interesados en representar datos de manera clara y efectiva, con énfasis en buenas prácticas de diseño y presentación.</w:t>
       </w:r>
     </w:p>
     <w:p>
@@ -168,19 +163,15 @@
         <w:pStyle w:val="BodyText"/>
       </w:pPr>
       <w:r>
-        <w:t xml:space="preserve">La correspondencia relativa a este artículo debe dirigirse a Elmer Achalma, Economía, Universidad Nacional de San Cristóbal de Huamanga, Email:</w:t>
-      </w:r>
-      <w:r>
-        <w:t xml:space="preserve"> </w:t>
-      </w:r>
-      <w:hyperlink r:id="rId23">
-        <w:r>
-          <w:rPr>
-            <w:rStyle w:val="Hyperlink"/>
-          </w:rPr>
-          <w:t xml:space="preserve">elmer.achalma.09@unsch.edu.pe</w:t>
-        </w:r>
-      </w:hyperlink>
+        <w:rPr>
+          <w:i/>
+          <w:iCs/>
+        </w:rPr>
+        <w:t xml:space="preserve">Palabras clave</w:t>
+      </w:r>
+      <w:r>
+        <w:t xml:space="preserve">: Visualización de datos, Python, Matplotlib, Gráficos estadísticos, Análisis de datos</w:t>
+      </w:r>
     </w:p>
     <w:p>
       <w:r>
@@ -188,689 +179,7651 @@
       </w:r>
     </w:p>
     <w:bookmarkEnd w:id="24"/>
-    <w:bookmarkStart w:id="25" w:name="abstract"/>
+    <w:bookmarkStart w:id="25" w:name="firstheader"/>
     <w:p>
       <w:pPr>
         <w:pStyle w:val="Heading1"/>
       </w:pPr>
       <w:r>
-        <w:t xml:space="preserve">Resumen</w:t>
-      </w:r>
-    </w:p>
-    <w:p>
-      <w:pPr>
-        <w:pStyle w:val="AbstractFirstParagraph"/>
-      </w:pPr>
-      <w:r>
-        <w:t xml:space="preserve">Este documento presenta una colección de ejemplos prácticos de visualización de datos utilizando Python y la biblioteca Matplotlib. Se incluyen gráficos de líneas, barras, histogramas, circulares, de caja y combinados, cada uno acompañado de código comentado y optimizado. El objetivo es proporcionar una guía educativa para estudiantes y profesionales interesados en representar datos de manera clara y efectiva, con énfasis en buenas prácticas de diseño y presentación.</w:t>
-      </w:r>
-    </w:p>
-    <w:p>
-      <w:pPr>
-        <w:pStyle w:val="BodyText"/>
-      </w:pPr>
-      <w:r>
-        <w:rPr>
-          <w:i/>
-          <w:iCs/>
-        </w:rPr>
-        <w:t xml:space="preserve">Palabras clave</w:t>
-      </w:r>
-      <w:r>
-        <w:t xml:space="preserve">: Visualización de datos, Python, Matplotlib, Gráficos estadísticos, Análisis de datos</w:t>
-      </w:r>
-    </w:p>
-    <w:p>
-      <w:r>
-        <w:br w:type="page"/>
+        <w:t xml:space="preserve">Visualización de datos con Python</w:t>
       </w:r>
     </w:p>
     <w:bookmarkEnd w:id="25"/>
-    <w:bookmarkStart w:id="26" w:name="firstheader"/>
+    <w:bookmarkStart w:id="27" w:name="grafico-de-lineas"/>
     <w:p>
       <w:pPr>
         <w:pStyle w:val="Heading1"/>
       </w:pPr>
       <w:r>
-        <w:t xml:space="preserve">Visualización de Datos con Python: Técnicas y Ejemplos de Gráficos para Análisis de Datos</w:t>
+        <w:t xml:space="preserve">1. Grafico de lineas</w:t>
+      </w:r>
+    </w:p>
+    <w:p>
+      <w:pPr>
+        <w:pStyle w:val="SourceCode"/>
+      </w:pPr>
+      <w:r>
+        <w:rPr>
+          <w:rStyle w:val="ImportTok"/>
+        </w:rPr>
+        <w:t xml:space="preserve">import</w:t>
+      </w:r>
+      <w:r>
+        <w:rPr>
+          <w:rStyle w:val="NormalTok"/>
+        </w:rPr>
+        <w:t xml:space="preserve"> numpy </w:t>
+      </w:r>
+      <w:r>
+        <w:rPr>
+          <w:rStyle w:val="ImportTok"/>
+        </w:rPr>
+        <w:t xml:space="preserve">as</w:t>
+      </w:r>
+      <w:r>
+        <w:rPr>
+          <w:rStyle w:val="NormalTok"/>
+        </w:rPr>
+        <w:t xml:space="preserve"> np</w:t>
+      </w:r>
+      <w:r>
+        <w:br/>
+      </w:r>
+      <w:r>
+        <w:rPr>
+          <w:rStyle w:val="ImportTok"/>
+        </w:rPr>
+        <w:t xml:space="preserve">import</w:t>
+      </w:r>
+      <w:r>
+        <w:rPr>
+          <w:rStyle w:val="NormalTok"/>
+        </w:rPr>
+        <w:t xml:space="preserve"> matplotlib.pyplot </w:t>
+      </w:r>
+      <w:r>
+        <w:rPr>
+          <w:rStyle w:val="ImportTok"/>
+        </w:rPr>
+        <w:t xml:space="preserve">as</w:t>
+      </w:r>
+      <w:r>
+        <w:rPr>
+          <w:rStyle w:val="NormalTok"/>
+        </w:rPr>
+        <w:t xml:space="preserve"> plt</w:t>
+      </w:r>
+      <w:r>
+        <w:br/>
+      </w:r>
+      <w:r>
+        <w:br/>
+      </w:r>
+      <w:r>
+        <w:rPr>
+          <w:rStyle w:val="CommentTok"/>
+        </w:rPr>
+        <w:t xml:space="preserve"># Configurar el tamaño de la figura para mejor visualización</w:t>
+      </w:r>
+      <w:r>
+        <w:br/>
+      </w:r>
+      <w:r>
+        <w:rPr>
+          <w:rStyle w:val="CommentTok"/>
+        </w:rPr>
+        <w:t xml:space="preserve">#plt.figure(figsize=(10, 8))</w:t>
+      </w:r>
+      <w:r>
+        <w:br/>
+      </w:r>
+      <w:r>
+        <w:br/>
+      </w:r>
+      <w:r>
+        <w:rPr>
+          <w:rStyle w:val="CommentTok"/>
+        </w:rPr>
+        <w:t xml:space="preserve"># Datos de consumo de carne bovina (kg por habitante)</w:t>
+      </w:r>
+      <w:r>
+        <w:br/>
+      </w:r>
+      <w:r>
+        <w:rPr>
+          <w:rStyle w:val="NormalTok"/>
+        </w:rPr>
+        <w:t xml:space="preserve">consumo_bovino </w:t>
+      </w:r>
+      <w:r>
+        <w:rPr>
+          <w:rStyle w:val="OperatorTok"/>
+        </w:rPr>
+        <w:t xml:space="preserve">=</w:t>
+      </w:r>
+      <w:r>
+        <w:rPr>
+          <w:rStyle w:val="NormalTok"/>
+        </w:rPr>
+        <w:t xml:space="preserve"> [</w:t>
+      </w:r>
+      <w:r>
+        <w:rPr>
+          <w:rStyle w:val="FloatTok"/>
+        </w:rPr>
+        <w:t xml:space="preserve">22.1</w:t>
+      </w:r>
+      <w:r>
+        <w:rPr>
+          <w:rStyle w:val="NormalTok"/>
+        </w:rPr>
+        <w:t xml:space="preserve">, </w:t>
+      </w:r>
+      <w:r>
+        <w:rPr>
+          <w:rStyle w:val="FloatTok"/>
+        </w:rPr>
+        <w:t xml:space="preserve">22.1</w:t>
+      </w:r>
+      <w:r>
+        <w:rPr>
+          <w:rStyle w:val="NormalTok"/>
+        </w:rPr>
+        <w:t xml:space="preserve">, </w:t>
+      </w:r>
+      <w:r>
+        <w:rPr>
+          <w:rStyle w:val="FloatTok"/>
+        </w:rPr>
+        <w:t xml:space="preserve">23.1</w:t>
+      </w:r>
+      <w:r>
+        <w:rPr>
+          <w:rStyle w:val="NormalTok"/>
+        </w:rPr>
+        <w:t xml:space="preserve">, </w:t>
+      </w:r>
+      <w:r>
+        <w:rPr>
+          <w:rStyle w:val="FloatTok"/>
+        </w:rPr>
+        <w:t xml:space="preserve">23.9</w:t>
+      </w:r>
+      <w:r>
+        <w:rPr>
+          <w:rStyle w:val="NormalTok"/>
+        </w:rPr>
+        <w:t xml:space="preserve">, </w:t>
+      </w:r>
+      <w:r>
+        <w:rPr>
+          <w:rStyle w:val="FloatTok"/>
+        </w:rPr>
+        <w:t xml:space="preserve">24.6</w:t>
+      </w:r>
+      <w:r>
+        <w:rPr>
+          <w:rStyle w:val="NormalTok"/>
+        </w:rPr>
+        <w:t xml:space="preserve">, </w:t>
+      </w:r>
+      <w:r>
+        <w:rPr>
+          <w:rStyle w:val="FloatTok"/>
+        </w:rPr>
+        <w:t xml:space="preserve">21.7</w:t>
+      </w:r>
+      <w:r>
+        <w:rPr>
+          <w:rStyle w:val="NormalTok"/>
+        </w:rPr>
+        <w:t xml:space="preserve">, </w:t>
+      </w:r>
+      <w:r>
+        <w:rPr>
+          <w:rStyle w:val="FloatTok"/>
+        </w:rPr>
+        <w:t xml:space="preserve">23.5</w:t>
+      </w:r>
+      <w:r>
+        <w:rPr>
+          <w:rStyle w:val="NormalTok"/>
+        </w:rPr>
+        <w:t xml:space="preserve">, </w:t>
+      </w:r>
+      <w:r>
+        <w:rPr>
+          <w:rStyle w:val="FloatTok"/>
+        </w:rPr>
+        <w:t xml:space="preserve">22.0</w:t>
+      </w:r>
+      <w:r>
+        <w:rPr>
+          <w:rStyle w:val="NormalTok"/>
+        </w:rPr>
+        <w:t xml:space="preserve">, </w:t>
+      </w:r>
+      <w:r>
+        <w:rPr>
+          <w:rStyle w:val="FloatTok"/>
+        </w:rPr>
+        <w:t xml:space="preserve">22.5</w:t>
+      </w:r>
+      <w:r>
+        <w:rPr>
+          <w:rStyle w:val="NormalTok"/>
+        </w:rPr>
+        <w:t xml:space="preserve">, </w:t>
+      </w:r>
+      <w:r>
+        <w:rPr>
+          <w:rStyle w:val="FloatTok"/>
+        </w:rPr>
+        <w:t xml:space="preserve">23.6</w:t>
+      </w:r>
+      <w:r>
+        <w:rPr>
+          <w:rStyle w:val="NormalTok"/>
+        </w:rPr>
+        <w:t xml:space="preserve">, </w:t>
+      </w:r>
+      <w:r>
+        <w:rPr>
+          <w:rStyle w:val="FloatTok"/>
+        </w:rPr>
+        <w:t xml:space="preserve">21.7</w:t>
+      </w:r>
+      <w:r>
+        <w:rPr>
+          <w:rStyle w:val="NormalTok"/>
+        </w:rPr>
+        <w:t xml:space="preserve">]</w:t>
+      </w:r>
+      <w:r>
+        <w:br/>
+      </w:r>
+      <w:r>
+        <w:rPr>
+          <w:rStyle w:val="NormalTok"/>
+        </w:rPr>
+        <w:t xml:space="preserve">anios_bovino </w:t>
+      </w:r>
+      <w:r>
+        <w:rPr>
+          <w:rStyle w:val="OperatorTok"/>
+        </w:rPr>
+        <w:t xml:space="preserve">=</w:t>
+      </w:r>
+      <w:r>
+        <w:rPr>
+          <w:rStyle w:val="NormalTok"/>
+        </w:rPr>
+        <w:t xml:space="preserve"> [</w:t>
+      </w:r>
+      <w:r>
+        <w:rPr>
+          <w:rStyle w:val="DecValTok"/>
+        </w:rPr>
+        <w:t xml:space="preserve">2001</w:t>
+      </w:r>
+      <w:r>
+        <w:rPr>
+          <w:rStyle w:val="NormalTok"/>
+        </w:rPr>
+        <w:t xml:space="preserve">, </w:t>
+      </w:r>
+      <w:r>
+        <w:rPr>
+          <w:rStyle w:val="DecValTok"/>
+        </w:rPr>
+        <w:t xml:space="preserve">2002</w:t>
+      </w:r>
+      <w:r>
+        <w:rPr>
+          <w:rStyle w:val="NormalTok"/>
+        </w:rPr>
+        <w:t xml:space="preserve">, </w:t>
+      </w:r>
+      <w:r>
+        <w:rPr>
+          <w:rStyle w:val="DecValTok"/>
+        </w:rPr>
+        <w:t xml:space="preserve">2003</w:t>
+      </w:r>
+      <w:r>
+        <w:rPr>
+          <w:rStyle w:val="NormalTok"/>
+        </w:rPr>
+        <w:t xml:space="preserve">, </w:t>
+      </w:r>
+      <w:r>
+        <w:rPr>
+          <w:rStyle w:val="DecValTok"/>
+        </w:rPr>
+        <w:t xml:space="preserve">2004</w:t>
+      </w:r>
+      <w:r>
+        <w:rPr>
+          <w:rStyle w:val="NormalTok"/>
+        </w:rPr>
+        <w:t xml:space="preserve">, </w:t>
+      </w:r>
+      <w:r>
+        <w:rPr>
+          <w:rStyle w:val="DecValTok"/>
+        </w:rPr>
+        <w:t xml:space="preserve">2005</w:t>
+      </w:r>
+      <w:r>
+        <w:rPr>
+          <w:rStyle w:val="NormalTok"/>
+        </w:rPr>
+        <w:t xml:space="preserve">, </w:t>
+      </w:r>
+      <w:r>
+        <w:rPr>
+          <w:rStyle w:val="DecValTok"/>
+        </w:rPr>
+        <w:t xml:space="preserve">2006</w:t>
+      </w:r>
+      <w:r>
+        <w:rPr>
+          <w:rStyle w:val="NormalTok"/>
+        </w:rPr>
+        <w:t xml:space="preserve">, </w:t>
+      </w:r>
+      <w:r>
+        <w:rPr>
+          <w:rStyle w:val="DecValTok"/>
+        </w:rPr>
+        <w:t xml:space="preserve">2007</w:t>
+      </w:r>
+      <w:r>
+        <w:rPr>
+          <w:rStyle w:val="NormalTok"/>
+        </w:rPr>
+        <w:t xml:space="preserve">, </w:t>
+      </w:r>
+      <w:r>
+        <w:rPr>
+          <w:rStyle w:val="DecValTok"/>
+        </w:rPr>
+        <w:t xml:space="preserve">2008</w:t>
+      </w:r>
+      <w:r>
+        <w:rPr>
+          <w:rStyle w:val="NormalTok"/>
+        </w:rPr>
+        <w:t xml:space="preserve">, </w:t>
+      </w:r>
+      <w:r>
+        <w:rPr>
+          <w:rStyle w:val="DecValTok"/>
+        </w:rPr>
+        <w:t xml:space="preserve">2009</w:t>
+      </w:r>
+      <w:r>
+        <w:rPr>
+          <w:rStyle w:val="NormalTok"/>
+        </w:rPr>
+        <w:t xml:space="preserve">, </w:t>
+      </w:r>
+      <w:r>
+        <w:rPr>
+          <w:rStyle w:val="DecValTok"/>
+        </w:rPr>
+        <w:t xml:space="preserve">2010</w:t>
+      </w:r>
+      <w:r>
+        <w:rPr>
+          <w:rStyle w:val="NormalTok"/>
+        </w:rPr>
+        <w:t xml:space="preserve">, </w:t>
+      </w:r>
+      <w:r>
+        <w:rPr>
+          <w:rStyle w:val="DecValTok"/>
+        </w:rPr>
+        <w:t xml:space="preserve">2011</w:t>
+      </w:r>
+      <w:r>
+        <w:rPr>
+          <w:rStyle w:val="NormalTok"/>
+        </w:rPr>
+        <w:t xml:space="preserve">]</w:t>
+      </w:r>
+      <w:r>
+        <w:br/>
+      </w:r>
+      <w:r>
+        <w:br/>
+      </w:r>
+      <w:r>
+        <w:rPr>
+          <w:rStyle w:val="CommentTok"/>
+        </w:rPr>
+        <w:t xml:space="preserve"># Datos de consumo de carne porcina (kg por habitante)</w:t>
+      </w:r>
+      <w:r>
+        <w:br/>
+      </w:r>
+      <w:r>
+        <w:rPr>
+          <w:rStyle w:val="NormalTok"/>
+        </w:rPr>
+        <w:t xml:space="preserve">consumo_porcino </w:t>
+      </w:r>
+      <w:r>
+        <w:rPr>
+          <w:rStyle w:val="OperatorTok"/>
+        </w:rPr>
+        <w:t xml:space="preserve">=</w:t>
+      </w:r>
+      <w:r>
+        <w:rPr>
+          <w:rStyle w:val="NormalTok"/>
+        </w:rPr>
+        <w:t xml:space="preserve"> [</w:t>
+      </w:r>
+      <w:r>
+        <w:rPr>
+          <w:rStyle w:val="FloatTok"/>
+        </w:rPr>
+        <w:t xml:space="preserve">17.9</w:t>
+      </w:r>
+      <w:r>
+        <w:rPr>
+          <w:rStyle w:val="NormalTok"/>
+        </w:rPr>
+        <w:t xml:space="preserve">, </w:t>
+      </w:r>
+      <w:r>
+        <w:rPr>
+          <w:rStyle w:val="FloatTok"/>
+        </w:rPr>
+        <w:t xml:space="preserve">19.4</w:t>
+      </w:r>
+      <w:r>
+        <w:rPr>
+          <w:rStyle w:val="NormalTok"/>
+        </w:rPr>
+        <w:t xml:space="preserve">, </w:t>
+      </w:r>
+      <w:r>
+        <w:rPr>
+          <w:rStyle w:val="FloatTok"/>
+        </w:rPr>
+        <w:t xml:space="preserve">19.1</w:t>
+      </w:r>
+      <w:r>
+        <w:rPr>
+          <w:rStyle w:val="NormalTok"/>
+        </w:rPr>
+        <w:t xml:space="preserve">, </w:t>
+      </w:r>
+      <w:r>
+        <w:rPr>
+          <w:rStyle w:val="FloatTok"/>
+        </w:rPr>
+        <w:t xml:space="preserve">18.3</w:t>
+      </w:r>
+      <w:r>
+        <w:rPr>
+          <w:rStyle w:val="NormalTok"/>
+        </w:rPr>
+        <w:t xml:space="preserve">, </w:t>
+      </w:r>
+      <w:r>
+        <w:rPr>
+          <w:rStyle w:val="FloatTok"/>
+        </w:rPr>
+        <w:t xml:space="preserve">19.3</w:t>
+      </w:r>
+      <w:r>
+        <w:rPr>
+          <w:rStyle w:val="NormalTok"/>
+        </w:rPr>
+        <w:t xml:space="preserve">, </w:t>
+      </w:r>
+      <w:r>
+        <w:rPr>
+          <w:rStyle w:val="FloatTok"/>
+        </w:rPr>
+        <w:t xml:space="preserve">22.5</w:t>
+      </w:r>
+      <w:r>
+        <w:rPr>
+          <w:rStyle w:val="NormalTok"/>
+        </w:rPr>
+        <w:t xml:space="preserve">, </w:t>
+      </w:r>
+      <w:r>
+        <w:rPr>
+          <w:rStyle w:val="FloatTok"/>
+        </w:rPr>
+        <w:t xml:space="preserve">23.5</w:t>
+      </w:r>
+      <w:r>
+        <w:rPr>
+          <w:rStyle w:val="NormalTok"/>
+        </w:rPr>
+        <w:t xml:space="preserve">, </w:t>
+      </w:r>
+      <w:r>
+        <w:rPr>
+          <w:rStyle w:val="FloatTok"/>
+        </w:rPr>
+        <w:t xml:space="preserve">25.0</w:t>
+      </w:r>
+      <w:r>
+        <w:rPr>
+          <w:rStyle w:val="NormalTok"/>
+        </w:rPr>
+        <w:t xml:space="preserve">, </w:t>
+      </w:r>
+      <w:r>
+        <w:rPr>
+          <w:rStyle w:val="FloatTok"/>
+        </w:rPr>
+        <w:t xml:space="preserve">24.0</w:t>
+      </w:r>
+      <w:r>
+        <w:rPr>
+          <w:rStyle w:val="NormalTok"/>
+        </w:rPr>
+        <w:t xml:space="preserve">, </w:t>
+      </w:r>
+      <w:r>
+        <w:rPr>
+          <w:rStyle w:val="FloatTok"/>
+        </w:rPr>
+        <w:t xml:space="preserve">24.4</w:t>
+      </w:r>
+      <w:r>
+        <w:rPr>
+          <w:rStyle w:val="NormalTok"/>
+        </w:rPr>
+        <w:t xml:space="preserve">, </w:t>
+      </w:r>
+      <w:r>
+        <w:rPr>
+          <w:rStyle w:val="FloatTok"/>
+        </w:rPr>
+        <w:t xml:space="preserve">25.6</w:t>
+      </w:r>
+      <w:r>
+        <w:rPr>
+          <w:rStyle w:val="NormalTok"/>
+        </w:rPr>
+        <w:t xml:space="preserve">]</w:t>
+      </w:r>
+      <w:r>
+        <w:br/>
+      </w:r>
+      <w:r>
+        <w:rPr>
+          <w:rStyle w:val="NormalTok"/>
+        </w:rPr>
+        <w:t xml:space="preserve">anios_porcino </w:t>
+      </w:r>
+      <w:r>
+        <w:rPr>
+          <w:rStyle w:val="OperatorTok"/>
+        </w:rPr>
+        <w:t xml:space="preserve">=</w:t>
+      </w:r>
+      <w:r>
+        <w:rPr>
+          <w:rStyle w:val="NormalTok"/>
+        </w:rPr>
+        <w:t xml:space="preserve"> [</w:t>
+      </w:r>
+      <w:r>
+        <w:rPr>
+          <w:rStyle w:val="DecValTok"/>
+        </w:rPr>
+        <w:t xml:space="preserve">2001</w:t>
+      </w:r>
+      <w:r>
+        <w:rPr>
+          <w:rStyle w:val="NormalTok"/>
+        </w:rPr>
+        <w:t xml:space="preserve">, </w:t>
+      </w:r>
+      <w:r>
+        <w:rPr>
+          <w:rStyle w:val="DecValTok"/>
+        </w:rPr>
+        <w:t xml:space="preserve">2002</w:t>
+      </w:r>
+      <w:r>
+        <w:rPr>
+          <w:rStyle w:val="NormalTok"/>
+        </w:rPr>
+        <w:t xml:space="preserve">, </w:t>
+      </w:r>
+      <w:r>
+        <w:rPr>
+          <w:rStyle w:val="DecValTok"/>
+        </w:rPr>
+        <w:t xml:space="preserve">2003</w:t>
+      </w:r>
+      <w:r>
+        <w:rPr>
+          <w:rStyle w:val="NormalTok"/>
+        </w:rPr>
+        <w:t xml:space="preserve">, </w:t>
+      </w:r>
+      <w:r>
+        <w:rPr>
+          <w:rStyle w:val="DecValTok"/>
+        </w:rPr>
+        <w:t xml:space="preserve">2004</w:t>
+      </w:r>
+      <w:r>
+        <w:rPr>
+          <w:rStyle w:val="NormalTok"/>
+        </w:rPr>
+        <w:t xml:space="preserve">, </w:t>
+      </w:r>
+      <w:r>
+        <w:rPr>
+          <w:rStyle w:val="DecValTok"/>
+        </w:rPr>
+        <w:t xml:space="preserve">2005</w:t>
+      </w:r>
+      <w:r>
+        <w:rPr>
+          <w:rStyle w:val="NormalTok"/>
+        </w:rPr>
+        <w:t xml:space="preserve">, </w:t>
+      </w:r>
+      <w:r>
+        <w:rPr>
+          <w:rStyle w:val="DecValTok"/>
+        </w:rPr>
+        <w:t xml:space="preserve">2006</w:t>
+      </w:r>
+      <w:r>
+        <w:rPr>
+          <w:rStyle w:val="NormalTok"/>
+        </w:rPr>
+        <w:t xml:space="preserve">, </w:t>
+      </w:r>
+      <w:r>
+        <w:rPr>
+          <w:rStyle w:val="DecValTok"/>
+        </w:rPr>
+        <w:t xml:space="preserve">2007</w:t>
+      </w:r>
+      <w:r>
+        <w:rPr>
+          <w:rStyle w:val="NormalTok"/>
+        </w:rPr>
+        <w:t xml:space="preserve">, </w:t>
+      </w:r>
+      <w:r>
+        <w:rPr>
+          <w:rStyle w:val="DecValTok"/>
+        </w:rPr>
+        <w:t xml:space="preserve">2008</w:t>
+      </w:r>
+      <w:r>
+        <w:rPr>
+          <w:rStyle w:val="NormalTok"/>
+        </w:rPr>
+        <w:t xml:space="preserve">, </w:t>
+      </w:r>
+      <w:r>
+        <w:rPr>
+          <w:rStyle w:val="DecValTok"/>
+        </w:rPr>
+        <w:t xml:space="preserve">2009</w:t>
+      </w:r>
+      <w:r>
+        <w:rPr>
+          <w:rStyle w:val="NormalTok"/>
+        </w:rPr>
+        <w:t xml:space="preserve">, </w:t>
+      </w:r>
+      <w:r>
+        <w:rPr>
+          <w:rStyle w:val="DecValTok"/>
+        </w:rPr>
+        <w:t xml:space="preserve">2010</w:t>
+      </w:r>
+      <w:r>
+        <w:rPr>
+          <w:rStyle w:val="NormalTok"/>
+        </w:rPr>
+        <w:t xml:space="preserve">, </w:t>
+      </w:r>
+      <w:r>
+        <w:rPr>
+          <w:rStyle w:val="DecValTok"/>
+        </w:rPr>
+        <w:t xml:space="preserve">2011</w:t>
+      </w:r>
+      <w:r>
+        <w:rPr>
+          <w:rStyle w:val="NormalTok"/>
+        </w:rPr>
+        <w:t xml:space="preserve">]</w:t>
+      </w:r>
+      <w:r>
+        <w:br/>
+      </w:r>
+      <w:r>
+        <w:br/>
+      </w:r>
+      <w:r>
+        <w:rPr>
+          <w:rStyle w:val="CommentTok"/>
+        </w:rPr>
+        <w:t xml:space="preserve"># Graficar consumo de carne bovina con marcadores circulares y línea discontinua</w:t>
+      </w:r>
+      <w:r>
+        <w:br/>
+      </w:r>
+      <w:r>
+        <w:rPr>
+          <w:rStyle w:val="NormalTok"/>
+        </w:rPr>
+        <w:t xml:space="preserve">plt.plot(anios_bovino, consumo_bovino, marker</w:t>
+      </w:r>
+      <w:r>
+        <w:rPr>
+          <w:rStyle w:val="OperatorTok"/>
+        </w:rPr>
+        <w:t xml:space="preserve">=</w:t>
+      </w:r>
+      <w:r>
+        <w:rPr>
+          <w:rStyle w:val="StringTok"/>
+        </w:rPr>
+        <w:t xml:space="preserve">'o'</w:t>
+      </w:r>
+      <w:r>
+        <w:rPr>
+          <w:rStyle w:val="NormalTok"/>
+        </w:rPr>
+        <w:t xml:space="preserve">, linestyle</w:t>
+      </w:r>
+      <w:r>
+        <w:rPr>
+          <w:rStyle w:val="OperatorTok"/>
+        </w:rPr>
+        <w:t xml:space="preserve">=</w:t>
+      </w:r>
+      <w:r>
+        <w:rPr>
+          <w:rStyle w:val="StringTok"/>
+        </w:rPr>
+        <w:t xml:space="preserve">'--'</w:t>
+      </w:r>
+      <w:r>
+        <w:rPr>
+          <w:rStyle w:val="NormalTok"/>
+        </w:rPr>
+        <w:t xml:space="preserve">, color</w:t>
+      </w:r>
+      <w:r>
+        <w:rPr>
+          <w:rStyle w:val="OperatorTok"/>
+        </w:rPr>
+        <w:t xml:space="preserve">=</w:t>
+      </w:r>
+      <w:r>
+        <w:rPr>
+          <w:rStyle w:val="StringTok"/>
+        </w:rPr>
+        <w:t xml:space="preserve">'red'</w:t>
+      </w:r>
+      <w:r>
+        <w:rPr>
+          <w:rStyle w:val="NormalTok"/>
+        </w:rPr>
+        <w:t xml:space="preserve">, label</w:t>
+      </w:r>
+      <w:r>
+        <w:rPr>
+          <w:rStyle w:val="OperatorTok"/>
+        </w:rPr>
+        <w:t xml:space="preserve">=</w:t>
+      </w:r>
+      <w:r>
+        <w:rPr>
+          <w:rStyle w:val="StringTok"/>
+        </w:rPr>
+        <w:t xml:space="preserve">'Carne Bovina'</w:t>
+      </w:r>
+      <w:r>
+        <w:rPr>
+          <w:rStyle w:val="NormalTok"/>
+        </w:rPr>
+        <w:t xml:space="preserve">)</w:t>
+      </w:r>
+      <w:r>
+        <w:br/>
+      </w:r>
+      <w:r>
+        <w:br/>
+      </w:r>
+      <w:r>
+        <w:rPr>
+          <w:rStyle w:val="CommentTok"/>
+        </w:rPr>
+        <w:t xml:space="preserve"># Graficar consumo de carne porcina con marcadores de diamante y línea discontinua</w:t>
+      </w:r>
+      <w:r>
+        <w:br/>
+      </w:r>
+      <w:r>
+        <w:rPr>
+          <w:rStyle w:val="NormalTok"/>
+        </w:rPr>
+        <w:t xml:space="preserve">plt.plot(anios_porcino, consumo_porcino, marker</w:t>
+      </w:r>
+      <w:r>
+        <w:rPr>
+          <w:rStyle w:val="OperatorTok"/>
+        </w:rPr>
+        <w:t xml:space="preserve">=</w:t>
+      </w:r>
+      <w:r>
+        <w:rPr>
+          <w:rStyle w:val="StringTok"/>
+        </w:rPr>
+        <w:t xml:space="preserve">'d'</w:t>
+      </w:r>
+      <w:r>
+        <w:rPr>
+          <w:rStyle w:val="NormalTok"/>
+        </w:rPr>
+        <w:t xml:space="preserve">, linestyle</w:t>
+      </w:r>
+      <w:r>
+        <w:rPr>
+          <w:rStyle w:val="OperatorTok"/>
+        </w:rPr>
+        <w:t xml:space="preserve">=</w:t>
+      </w:r>
+      <w:r>
+        <w:rPr>
+          <w:rStyle w:val="StringTok"/>
+        </w:rPr>
+        <w:t xml:space="preserve">'--'</w:t>
+      </w:r>
+      <w:r>
+        <w:rPr>
+          <w:rStyle w:val="NormalTok"/>
+        </w:rPr>
+        <w:t xml:space="preserve">, color</w:t>
+      </w:r>
+      <w:r>
+        <w:rPr>
+          <w:rStyle w:val="OperatorTok"/>
+        </w:rPr>
+        <w:t xml:space="preserve">=</w:t>
+      </w:r>
+      <w:r>
+        <w:rPr>
+          <w:rStyle w:val="StringTok"/>
+        </w:rPr>
+        <w:t xml:space="preserve">'blue'</w:t>
+      </w:r>
+      <w:r>
+        <w:rPr>
+          <w:rStyle w:val="NormalTok"/>
+        </w:rPr>
+        <w:t xml:space="preserve">, label</w:t>
+      </w:r>
+      <w:r>
+        <w:rPr>
+          <w:rStyle w:val="OperatorTok"/>
+        </w:rPr>
+        <w:t xml:space="preserve">=</w:t>
+      </w:r>
+      <w:r>
+        <w:rPr>
+          <w:rStyle w:val="StringTok"/>
+        </w:rPr>
+        <w:t xml:space="preserve">'Carne Porcina'</w:t>
+      </w:r>
+      <w:r>
+        <w:rPr>
+          <w:rStyle w:val="NormalTok"/>
+        </w:rPr>
+        <w:t xml:space="preserve">)</w:t>
+      </w:r>
+      <w:r>
+        <w:br/>
+      </w:r>
+      <w:r>
+        <w:br/>
+      </w:r>
+      <w:r>
+        <w:rPr>
+          <w:rStyle w:val="CommentTok"/>
+        </w:rPr>
+        <w:t xml:space="preserve"># Etiquetas de los ejes y título con formato adecuado</w:t>
+      </w:r>
+      <w:r>
+        <w:br/>
+      </w:r>
+      <w:r>
+        <w:rPr>
+          <w:rStyle w:val="NormalTok"/>
+        </w:rPr>
+        <w:t xml:space="preserve">plt.xlabel(</w:t>
+      </w:r>
+      <w:r>
+        <w:rPr>
+          <w:rStyle w:val="StringTok"/>
+        </w:rPr>
+        <w:t xml:space="preserve">'Año'</w:t>
+      </w:r>
+      <w:r>
+        <w:rPr>
+          <w:rStyle w:val="NormalTok"/>
+        </w:rPr>
+        <w:t xml:space="preserve">)</w:t>
+      </w:r>
+      <w:r>
+        <w:br/>
+      </w:r>
+      <w:r>
+        <w:rPr>
+          <w:rStyle w:val="NormalTok"/>
+        </w:rPr>
+        <w:t xml:space="preserve">plt.ylabel(</w:t>
+      </w:r>
+      <w:r>
+        <w:rPr>
+          <w:rStyle w:val="StringTok"/>
+        </w:rPr>
+        <w:t xml:space="preserve">'Consumo (kg por habitante)'</w:t>
+      </w:r>
+      <w:r>
+        <w:rPr>
+          <w:rStyle w:val="NormalTok"/>
+        </w:rPr>
+        <w:t xml:space="preserve">)</w:t>
+      </w:r>
+      <w:r>
+        <w:br/>
+      </w:r>
+      <w:r>
+        <w:rPr>
+          <w:rStyle w:val="NormalTok"/>
+        </w:rPr>
+        <w:t xml:space="preserve">plt.title(</w:t>
+      </w:r>
+      <w:r>
+        <w:rPr>
+          <w:rStyle w:val="StringTok"/>
+        </w:rPr>
+        <w:t xml:space="preserve">'Consumo Anual de Carne en Chile (2001-2011)'</w:t>
+      </w:r>
+      <w:r>
+        <w:rPr>
+          <w:rStyle w:val="NormalTok"/>
+        </w:rPr>
+        <w:t xml:space="preserve">)</w:t>
+      </w:r>
+      <w:r>
+        <w:br/>
+      </w:r>
+      <w:r>
+        <w:br/>
+      </w:r>
+      <w:r>
+        <w:rPr>
+          <w:rStyle w:val="CommentTok"/>
+        </w:rPr>
+        <w:t xml:space="preserve"># Añadir leyenda en la esquina inferior derecha</w:t>
+      </w:r>
+      <w:r>
+        <w:br/>
+      </w:r>
+      <w:r>
+        <w:rPr>
+          <w:rStyle w:val="NormalTok"/>
+        </w:rPr>
+        <w:t xml:space="preserve">plt.legend(loc</w:t>
+      </w:r>
+      <w:r>
+        <w:rPr>
+          <w:rStyle w:val="OperatorTok"/>
+        </w:rPr>
+        <w:t xml:space="preserve">=</w:t>
+      </w:r>
+      <w:r>
+        <w:rPr>
+          <w:rStyle w:val="StringTok"/>
+        </w:rPr>
+        <w:t xml:space="preserve">'lower right'</w:t>
+      </w:r>
+      <w:r>
+        <w:rPr>
+          <w:rStyle w:val="NormalTok"/>
+        </w:rPr>
+        <w:t xml:space="preserve">)</w:t>
+      </w:r>
+      <w:r>
+        <w:br/>
+      </w:r>
+      <w:r>
+        <w:br/>
+      </w:r>
+      <w:r>
+        <w:rPr>
+          <w:rStyle w:val="CommentTok"/>
+        </w:rPr>
+        <w:t xml:space="preserve"># Configurar marcas en el eje x para mostrar cada año</w:t>
+      </w:r>
+      <w:r>
+        <w:br/>
+      </w:r>
+      <w:r>
+        <w:rPr>
+          <w:rStyle w:val="NormalTok"/>
+        </w:rPr>
+        <w:t xml:space="preserve">plt.xticks(anios_bovino)</w:t>
+      </w:r>
+      <w:r>
+        <w:br/>
+      </w:r>
+      <w:r>
+        <w:br/>
+      </w:r>
+      <w:r>
+        <w:rPr>
+          <w:rStyle w:val="CommentTok"/>
+        </w:rPr>
+        <w:t xml:space="preserve"># Añadir una cuadrícula para mejorar la legibilidad</w:t>
+      </w:r>
+      <w:r>
+        <w:br/>
+      </w:r>
+      <w:r>
+        <w:rPr>
+          <w:rStyle w:val="NormalTok"/>
+        </w:rPr>
+        <w:t xml:space="preserve">plt.grid(</w:t>
+      </w:r>
+      <w:r>
+        <w:rPr>
+          <w:rStyle w:val="VariableTok"/>
+        </w:rPr>
+        <w:t xml:space="preserve">True</w:t>
+      </w:r>
+      <w:r>
+        <w:rPr>
+          <w:rStyle w:val="NormalTok"/>
+        </w:rPr>
+        <w:t xml:space="preserve">, linestyle</w:t>
+      </w:r>
+      <w:r>
+        <w:rPr>
+          <w:rStyle w:val="OperatorTok"/>
+        </w:rPr>
+        <w:t xml:space="preserve">=</w:t>
+      </w:r>
+      <w:r>
+        <w:rPr>
+          <w:rStyle w:val="StringTok"/>
+        </w:rPr>
+        <w:t xml:space="preserve">'--'</w:t>
+      </w:r>
+      <w:r>
+        <w:rPr>
+          <w:rStyle w:val="NormalTok"/>
+        </w:rPr>
+        <w:t xml:space="preserve">, alpha</w:t>
+      </w:r>
+      <w:r>
+        <w:rPr>
+          <w:rStyle w:val="OperatorTok"/>
+        </w:rPr>
+        <w:t xml:space="preserve">=</w:t>
+      </w:r>
+      <w:r>
+        <w:rPr>
+          <w:rStyle w:val="FloatTok"/>
+        </w:rPr>
+        <w:t xml:space="preserve">0.7</w:t>
+      </w:r>
+      <w:r>
+        <w:rPr>
+          <w:rStyle w:val="NormalTok"/>
+        </w:rPr>
+        <w:t xml:space="preserve">)</w:t>
+      </w:r>
+      <w:r>
+        <w:br/>
+      </w:r>
+      <w:r>
+        <w:br/>
+      </w:r>
+      <w:r>
+        <w:rPr>
+          <w:rStyle w:val="CommentTok"/>
+        </w:rPr>
+        <w:t xml:space="preserve"># Ajustar el diseño para evitar recortes de etiquetas</w:t>
+      </w:r>
+      <w:r>
+        <w:br/>
+      </w:r>
+      <w:r>
+        <w:rPr>
+          <w:rStyle w:val="NormalTok"/>
+        </w:rPr>
+        <w:t xml:space="preserve">plt.tight_layout()</w:t>
+      </w:r>
+      <w:r>
+        <w:br/>
+      </w:r>
+      <w:r>
+        <w:br/>
+      </w:r>
+      <w:r>
+        <w:rPr>
+          <w:rStyle w:val="CommentTok"/>
+        </w:rPr>
+        <w:t xml:space="preserve"># Guardar la figura en un archivo (opcional, se puede descomentar para usar)</w:t>
+      </w:r>
+      <w:r>
+        <w:br/>
+      </w:r>
+      <w:r>
+        <w:rPr>
+          <w:rStyle w:val="CommentTok"/>
+        </w:rPr>
+        <w:t xml:space="preserve"># plt.savefig('consumo_carne_chile.png')</w:t>
+      </w:r>
+      <w:r>
+        <w:br/>
+      </w:r>
+      <w:r>
+        <w:br/>
+      </w:r>
+      <w:r>
+        <w:rPr>
+          <w:rStyle w:val="CommentTok"/>
+        </w:rPr>
+        <w:t xml:space="preserve"># Mostrar el gráfico</w:t>
+      </w:r>
+      <w:r>
+        <w:br/>
+      </w:r>
+      <w:r>
+        <w:rPr>
+          <w:rStyle w:val="NormalTok"/>
+        </w:rPr>
+        <w:t xml:space="preserve">plt.show()</w:t>
+      </w:r>
+    </w:p>
+    <w:p>
+      <w:pPr>
+        <w:pStyle w:val="SourceCode"/>
+      </w:pPr>
+      <w:r>
+        <w:rPr>
+          <w:rStyle w:val="ImportTok"/>
+        </w:rPr>
+        <w:t xml:space="preserve">import</w:t>
+      </w:r>
+      <w:r>
+        <w:rPr>
+          <w:rStyle w:val="NormalTok"/>
+        </w:rPr>
+        <w:t xml:space="preserve"> matplotlib.pyplot </w:t>
+      </w:r>
+      <w:r>
+        <w:rPr>
+          <w:rStyle w:val="ImportTok"/>
+        </w:rPr>
+        <w:t xml:space="preserve">as</w:t>
+      </w:r>
+      <w:r>
+        <w:rPr>
+          <w:rStyle w:val="NormalTok"/>
+        </w:rPr>
+        <w:t xml:space="preserve"> plt</w:t>
+      </w:r>
+      <w:r>
+        <w:br/>
+      </w:r>
+      <w:r>
+        <w:rPr>
+          <w:rStyle w:val="ImportTok"/>
+        </w:rPr>
+        <w:t xml:space="preserve">import</w:t>
+      </w:r>
+      <w:r>
+        <w:rPr>
+          <w:rStyle w:val="NormalTok"/>
+        </w:rPr>
+        <w:t xml:space="preserve"> numpy </w:t>
+      </w:r>
+      <w:r>
+        <w:rPr>
+          <w:rStyle w:val="ImportTok"/>
+        </w:rPr>
+        <w:t xml:space="preserve">as</w:t>
+      </w:r>
+      <w:r>
+        <w:rPr>
+          <w:rStyle w:val="NormalTok"/>
+        </w:rPr>
+        <w:t xml:space="preserve"> np</w:t>
+      </w:r>
+      <w:r>
+        <w:br/>
+      </w:r>
+      <w:r>
+        <w:br/>
+      </w:r>
+      <w:r>
+        <w:rPr>
+          <w:rStyle w:val="NormalTok"/>
+        </w:rPr>
+        <w:t xml:space="preserve">x </w:t>
+      </w:r>
+      <w:r>
+        <w:rPr>
+          <w:rStyle w:val="OperatorTok"/>
+        </w:rPr>
+        <w:t xml:space="preserve">=</w:t>
+      </w:r>
+      <w:r>
+        <w:rPr>
+          <w:rStyle w:val="NormalTok"/>
+        </w:rPr>
+        <w:t xml:space="preserve"> np.linspace(</w:t>
+      </w:r>
+      <w:r>
+        <w:rPr>
+          <w:rStyle w:val="DecValTok"/>
+        </w:rPr>
+        <w:t xml:space="preserve">0</w:t>
+      </w:r>
+      <w:r>
+        <w:rPr>
+          <w:rStyle w:val="NormalTok"/>
+        </w:rPr>
+        <w:t xml:space="preserve">, </w:t>
+      </w:r>
+      <w:r>
+        <w:rPr>
+          <w:rStyle w:val="DecValTok"/>
+        </w:rPr>
+        <w:t xml:space="preserve">2</w:t>
+      </w:r>
+      <w:r>
+        <w:rPr>
+          <w:rStyle w:val="NormalTok"/>
+        </w:rPr>
+        <w:t xml:space="preserve"> </w:t>
+      </w:r>
+      <w:r>
+        <w:rPr>
+          <w:rStyle w:val="OperatorTok"/>
+        </w:rPr>
+        <w:t xml:space="preserve">*</w:t>
+      </w:r>
+      <w:r>
+        <w:rPr>
+          <w:rStyle w:val="NormalTok"/>
+        </w:rPr>
+        <w:t xml:space="preserve"> np.pi, </w:t>
+      </w:r>
+      <w:r>
+        <w:rPr>
+          <w:rStyle w:val="DecValTok"/>
+        </w:rPr>
+        <w:t xml:space="preserve">200</w:t>
+      </w:r>
+      <w:r>
+        <w:rPr>
+          <w:rStyle w:val="NormalTok"/>
+        </w:rPr>
+        <w:t xml:space="preserve">)</w:t>
+      </w:r>
+      <w:r>
+        <w:br/>
+      </w:r>
+      <w:r>
+        <w:rPr>
+          <w:rStyle w:val="NormalTok"/>
+        </w:rPr>
+        <w:t xml:space="preserve">y </w:t>
+      </w:r>
+      <w:r>
+        <w:rPr>
+          <w:rStyle w:val="OperatorTok"/>
+        </w:rPr>
+        <w:t xml:space="preserve">=</w:t>
+      </w:r>
+      <w:r>
+        <w:rPr>
+          <w:rStyle w:val="NormalTok"/>
+        </w:rPr>
+        <w:t xml:space="preserve"> np.sin(x)</w:t>
+      </w:r>
+      <w:r>
+        <w:br/>
+      </w:r>
+      <w:r>
+        <w:br/>
+      </w:r>
+      <w:r>
+        <w:rPr>
+          <w:rStyle w:val="NormalTok"/>
+        </w:rPr>
+        <w:t xml:space="preserve">fig, ax </w:t>
+      </w:r>
+      <w:r>
+        <w:rPr>
+          <w:rStyle w:val="OperatorTok"/>
+        </w:rPr>
+        <w:t xml:space="preserve">=</w:t>
+      </w:r>
+      <w:r>
+        <w:rPr>
+          <w:rStyle w:val="NormalTok"/>
+        </w:rPr>
+        <w:t xml:space="preserve"> plt.subplots()</w:t>
+      </w:r>
+      <w:r>
+        <w:br/>
+      </w:r>
+      <w:r>
+        <w:rPr>
+          <w:rStyle w:val="NormalTok"/>
+        </w:rPr>
+        <w:t xml:space="preserve">ax.plot(x, y)</w:t>
+      </w:r>
+      <w:r>
+        <w:br/>
+      </w:r>
+      <w:r>
+        <w:rPr>
+          <w:rStyle w:val="NormalTok"/>
+        </w:rPr>
+        <w:t xml:space="preserve">plt.show()</w:t>
+      </w:r>
+    </w:p>
+    <w:bookmarkStart w:id="26" w:name="fig-polar"/>
+    <w:p>
+      <w:pPr>
+        <w:pStyle w:val="FigureWithoutNote"/>
+      </w:pPr>
+      <w:r>
+        <w:t xml:space="preserve">Figura 1</w:t>
+      </w:r>
+    </w:p>
+    <w:p>
+      <w:pPr>
+        <w:pStyle w:val="SourceCode"/>
+      </w:pPr>
+      <w:r>
+        <w:rPr>
+          <w:rStyle w:val="ImportTok"/>
+        </w:rPr>
+        <w:t xml:space="preserve">import</w:t>
+      </w:r>
+      <w:r>
+        <w:rPr>
+          <w:rStyle w:val="NormalTok"/>
+        </w:rPr>
+        <w:t xml:space="preserve"> numpy </w:t>
+      </w:r>
+      <w:r>
+        <w:rPr>
+          <w:rStyle w:val="ImportTok"/>
+        </w:rPr>
+        <w:t xml:space="preserve">as</w:t>
+      </w:r>
+      <w:r>
+        <w:rPr>
+          <w:rStyle w:val="NormalTok"/>
+        </w:rPr>
+        <w:t xml:space="preserve"> np</w:t>
+      </w:r>
+      <w:r>
+        <w:br/>
+      </w:r>
+      <w:r>
+        <w:rPr>
+          <w:rStyle w:val="ImportTok"/>
+        </w:rPr>
+        <w:t xml:space="preserve">import</w:t>
+      </w:r>
+      <w:r>
+        <w:rPr>
+          <w:rStyle w:val="NormalTok"/>
+        </w:rPr>
+        <w:t xml:space="preserve"> matplotlib.pyplot </w:t>
+      </w:r>
+      <w:r>
+        <w:rPr>
+          <w:rStyle w:val="ImportTok"/>
+        </w:rPr>
+        <w:t xml:space="preserve">as</w:t>
+      </w:r>
+      <w:r>
+        <w:rPr>
+          <w:rStyle w:val="NormalTok"/>
+        </w:rPr>
+        <w:t xml:space="preserve"> plt</w:t>
+      </w:r>
+      <w:r>
+        <w:br/>
+      </w:r>
+      <w:r>
+        <w:br/>
+      </w:r>
+      <w:r>
+        <w:rPr>
+          <w:rStyle w:val="NormalTok"/>
+        </w:rPr>
+        <w:t xml:space="preserve">r </w:t>
+      </w:r>
+      <w:r>
+        <w:rPr>
+          <w:rStyle w:val="OperatorTok"/>
+        </w:rPr>
+        <w:t xml:space="preserve">=</w:t>
+      </w:r>
+      <w:r>
+        <w:rPr>
+          <w:rStyle w:val="NormalTok"/>
+        </w:rPr>
+        <w:t xml:space="preserve"> np.arange(</w:t>
+      </w:r>
+      <w:r>
+        <w:rPr>
+          <w:rStyle w:val="DecValTok"/>
+        </w:rPr>
+        <w:t xml:space="preserve">0</w:t>
+      </w:r>
+      <w:r>
+        <w:rPr>
+          <w:rStyle w:val="NormalTok"/>
+        </w:rPr>
+        <w:t xml:space="preserve">, </w:t>
+      </w:r>
+      <w:r>
+        <w:rPr>
+          <w:rStyle w:val="DecValTok"/>
+        </w:rPr>
+        <w:t xml:space="preserve">2</w:t>
+      </w:r>
+      <w:r>
+        <w:rPr>
+          <w:rStyle w:val="NormalTok"/>
+        </w:rPr>
+        <w:t xml:space="preserve">, </w:t>
+      </w:r>
+      <w:r>
+        <w:rPr>
+          <w:rStyle w:val="FloatTok"/>
+        </w:rPr>
+        <w:t xml:space="preserve">0.01</w:t>
+      </w:r>
+      <w:r>
+        <w:rPr>
+          <w:rStyle w:val="NormalTok"/>
+        </w:rPr>
+        <w:t xml:space="preserve">)</w:t>
+      </w:r>
+      <w:r>
+        <w:br/>
+      </w:r>
+      <w:r>
+        <w:rPr>
+          <w:rStyle w:val="NormalTok"/>
+        </w:rPr>
+        <w:t xml:space="preserve">theta </w:t>
+      </w:r>
+      <w:r>
+        <w:rPr>
+          <w:rStyle w:val="OperatorTok"/>
+        </w:rPr>
+        <w:t xml:space="preserve">=</w:t>
+      </w:r>
+      <w:r>
+        <w:rPr>
+          <w:rStyle w:val="NormalTok"/>
+        </w:rPr>
+        <w:t xml:space="preserve"> </w:t>
+      </w:r>
+      <w:r>
+        <w:rPr>
+          <w:rStyle w:val="DecValTok"/>
+        </w:rPr>
+        <w:t xml:space="preserve">2</w:t>
+      </w:r>
+      <w:r>
+        <w:rPr>
+          <w:rStyle w:val="NormalTok"/>
+        </w:rPr>
+        <w:t xml:space="preserve"> </w:t>
+      </w:r>
+      <w:r>
+        <w:rPr>
+          <w:rStyle w:val="OperatorTok"/>
+        </w:rPr>
+        <w:t xml:space="preserve">*</w:t>
+      </w:r>
+      <w:r>
+        <w:rPr>
+          <w:rStyle w:val="NormalTok"/>
+        </w:rPr>
+        <w:t xml:space="preserve"> np.pi </w:t>
+      </w:r>
+      <w:r>
+        <w:rPr>
+          <w:rStyle w:val="OperatorTok"/>
+        </w:rPr>
+        <w:t xml:space="preserve">*</w:t>
+      </w:r>
+      <w:r>
+        <w:rPr>
+          <w:rStyle w:val="NormalTok"/>
+        </w:rPr>
+        <w:t xml:space="preserve"> r</w:t>
+      </w:r>
+      <w:r>
+        <w:br/>
+      </w:r>
+      <w:r>
+        <w:rPr>
+          <w:rStyle w:val="NormalTok"/>
+        </w:rPr>
+        <w:t xml:space="preserve">fig, ax </w:t>
+      </w:r>
+      <w:r>
+        <w:rPr>
+          <w:rStyle w:val="OperatorTok"/>
+        </w:rPr>
+        <w:t xml:space="preserve">=</w:t>
+      </w:r>
+      <w:r>
+        <w:rPr>
+          <w:rStyle w:val="NormalTok"/>
+        </w:rPr>
+        <w:t xml:space="preserve"> plt.subplots(</w:t>
+      </w:r>
+      <w:r>
+        <w:br/>
+      </w:r>
+      <w:r>
+        <w:rPr>
+          <w:rStyle w:val="NormalTok"/>
+        </w:rPr>
+        <w:t xml:space="preserve">  subplot_kw </w:t>
+      </w:r>
+      <w:r>
+        <w:rPr>
+          <w:rStyle w:val="OperatorTok"/>
+        </w:rPr>
+        <w:t xml:space="preserve">=</w:t>
+      </w:r>
+      <w:r>
+        <w:rPr>
+          <w:rStyle w:val="NormalTok"/>
+        </w:rPr>
+        <w:t xml:space="preserve"> {</w:t>
+      </w:r>
+      <w:r>
+        <w:rPr>
+          <w:rStyle w:val="StringTok"/>
+        </w:rPr>
+        <w:t xml:space="preserve">'projection'</w:t>
+      </w:r>
+      <w:r>
+        <w:rPr>
+          <w:rStyle w:val="NormalTok"/>
+        </w:rPr>
+        <w:t xml:space="preserve">: </w:t>
+      </w:r>
+      <w:r>
+        <w:rPr>
+          <w:rStyle w:val="StringTok"/>
+        </w:rPr>
+        <w:t xml:space="preserve">'polar'</w:t>
+      </w:r>
+      <w:r>
+        <w:rPr>
+          <w:rStyle w:val="NormalTok"/>
+        </w:rPr>
+        <w:t xml:space="preserve">} </w:t>
+      </w:r>
+      <w:r>
+        <w:br/>
+      </w:r>
+      <w:r>
+        <w:rPr>
+          <w:rStyle w:val="NormalTok"/>
+        </w:rPr>
+        <w:t xml:space="preserve">)</w:t>
+      </w:r>
+      <w:r>
+        <w:br/>
+      </w:r>
+      <w:r>
+        <w:rPr>
+          <w:rStyle w:val="NormalTok"/>
+        </w:rPr>
+        <w:t xml:space="preserve">ax.plot(theta, r)</w:t>
+      </w:r>
+      <w:r>
+        <w:br/>
+      </w:r>
+      <w:r>
+        <w:rPr>
+          <w:rStyle w:val="NormalTok"/>
+        </w:rPr>
+        <w:t xml:space="preserve">ax.set_rticks([</w:t>
+      </w:r>
+      <w:r>
+        <w:rPr>
+          <w:rStyle w:val="FloatTok"/>
+        </w:rPr>
+        <w:t xml:space="preserve">0.5</w:t>
+      </w:r>
+      <w:r>
+        <w:rPr>
+          <w:rStyle w:val="NormalTok"/>
+        </w:rPr>
+        <w:t xml:space="preserve">, </w:t>
+      </w:r>
+      <w:r>
+        <w:rPr>
+          <w:rStyle w:val="DecValTok"/>
+        </w:rPr>
+        <w:t xml:space="preserve">1</w:t>
+      </w:r>
+      <w:r>
+        <w:rPr>
+          <w:rStyle w:val="NormalTok"/>
+        </w:rPr>
+        <w:t xml:space="preserve">, </w:t>
+      </w:r>
+      <w:r>
+        <w:rPr>
+          <w:rStyle w:val="FloatTok"/>
+        </w:rPr>
+        <w:t xml:space="preserve">1.5</w:t>
+      </w:r>
+      <w:r>
+        <w:rPr>
+          <w:rStyle w:val="NormalTok"/>
+        </w:rPr>
+        <w:t xml:space="preserve">, </w:t>
+      </w:r>
+      <w:r>
+        <w:rPr>
+          <w:rStyle w:val="DecValTok"/>
+        </w:rPr>
+        <w:t xml:space="preserve">2</w:t>
+      </w:r>
+      <w:r>
+        <w:rPr>
+          <w:rStyle w:val="NormalTok"/>
+        </w:rPr>
+        <w:t xml:space="preserve">])</w:t>
+      </w:r>
+      <w:r>
+        <w:br/>
+      </w:r>
+      <w:r>
+        <w:rPr>
+          <w:rStyle w:val="NormalTok"/>
+        </w:rPr>
+        <w:t xml:space="preserve">ax.grid(</w:t>
+      </w:r>
+      <w:r>
+        <w:rPr>
+          <w:rStyle w:val="VariableTok"/>
+        </w:rPr>
+        <w:t xml:space="preserve">True</w:t>
+      </w:r>
+      <w:r>
+        <w:rPr>
+          <w:rStyle w:val="NormalTok"/>
+        </w:rPr>
+        <w:t xml:space="preserve">)</w:t>
+      </w:r>
+      <w:r>
+        <w:br/>
+      </w:r>
+      <w:r>
+        <w:rPr>
+          <w:rStyle w:val="NormalTok"/>
+        </w:rPr>
+        <w:t xml:space="preserve">plt.show()</w:t>
       </w:r>
     </w:p>
     <w:bookmarkEnd w:id="26"/>
-    <w:bookmarkStart w:id="37" w:name="grafico-de-lineas"/>
+    <w:bookmarkEnd w:id="27"/>
+    <w:bookmarkStart w:id="30" w:name="gráfico-de-barras"/>
     <w:p>
       <w:pPr>
         <w:pStyle w:val="Heading1"/>
       </w:pPr>
       <w:r>
-        <w:t xml:space="preserve">1. Grafico de lineas</w:t>
+        <w:t xml:space="preserve">2. Gráfico de barras</w:t>
+      </w:r>
+    </w:p>
+    <w:bookmarkStart w:id="28" w:name="horizontal"/>
+    <w:p>
+      <w:pPr>
+        <w:pStyle w:val="Heading2"/>
+      </w:pPr>
+      <w:r>
+        <w:t xml:space="preserve">2.1 horizontal</w:t>
       </w:r>
     </w:p>
     <w:p>
       <w:pPr>
-        <w:pStyle w:val="FirstParagraph"/>
+        <w:pStyle w:val="SourceCode"/>
       </w:pPr>
       <w:r>
-        <w:drawing>
-          <wp:inline>
-            <wp:extent cx="5848350" cy="5848350"/>
-            <wp:effectExtent b="0" l="0" r="0" t="0"/>
-            <wp:docPr descr="" title="" id="28" name="Picture"/>
-            <a:graphic>
-              <a:graphicData uri="http://schemas.openxmlformats.org/drawingml/2006/picture">
-                <pic:pic>
-                  <pic:nvPicPr>
-                    <pic:cNvPr descr="index_files/figure-docx/cell-2-output-1.png" id="29" name="Picture"/>
-                    <pic:cNvPicPr>
-                      <a:picLocks noChangeArrowheads="1" noChangeAspect="1"/>
-                    </pic:cNvPicPr>
-                  </pic:nvPicPr>
-                  <pic:blipFill>
-                    <a:blip r:embed="rId27"/>
-                    <a:stretch>
-                      <a:fillRect/>
-                    </a:stretch>
-                  </pic:blipFill>
-                  <pic:spPr bwMode="auto">
-                    <a:xfrm>
-                      <a:off x="0" y="0"/>
-                      <a:ext cx="5848350" cy="5848350"/>
-                    </a:xfrm>
-                    <a:prstGeom prst="rect">
-                      <a:avLst/>
-                    </a:prstGeom>
-                    <a:noFill/>
-                    <a:ln w="9525">
-                      <a:noFill/>
-                      <a:headEnd/>
-                      <a:tailEnd/>
-                    </a:ln>
-                  </pic:spPr>
-                </pic:pic>
-              </a:graphicData>
-            </a:graphic>
-          </wp:inline>
-        </w:drawing>
+        <w:rPr>
+          <w:rStyle w:val="ImportTok"/>
+        </w:rPr>
+        <w:t xml:space="preserve">import</w:t>
+      </w:r>
+      <w:r>
+        <w:rPr>
+          <w:rStyle w:val="NormalTok"/>
+        </w:rPr>
+        <w:t xml:space="preserve"> matplotlib.pyplot </w:t>
+      </w:r>
+      <w:r>
+        <w:rPr>
+          <w:rStyle w:val="ImportTok"/>
+        </w:rPr>
+        <w:t xml:space="preserve">as</w:t>
+      </w:r>
+      <w:r>
+        <w:rPr>
+          <w:rStyle w:val="NormalTok"/>
+        </w:rPr>
+        <w:t xml:space="preserve"> plt</w:t>
+      </w:r>
+      <w:r>
+        <w:br/>
+      </w:r>
+      <w:r>
+        <w:br/>
+      </w:r>
+      <w:r>
+        <w:rPr>
+          <w:rStyle w:val="CommentTok"/>
+        </w:rPr>
+        <w:t xml:space="preserve"># Configurar el tamaño de la figura para una mejor visualización</w:t>
+      </w:r>
+      <w:r>
+        <w:br/>
+      </w:r>
+      <w:r>
+        <w:rPr>
+          <w:rStyle w:val="CommentTok"/>
+        </w:rPr>
+        <w:t xml:space="preserve">#plt.figure(figsize=(10, 8))</w:t>
+      </w:r>
+      <w:r>
+        <w:br/>
+      </w:r>
+      <w:r>
+        <w:br/>
+      </w:r>
+      <w:r>
+        <w:rPr>
+          <w:rStyle w:val="CommentTok"/>
+        </w:rPr>
+        <w:t xml:space="preserve"># Tipos de legumbres y sus respectivos consumos en kg por habitante en 2001</w:t>
+      </w:r>
+      <w:r>
+        <w:br/>
+      </w:r>
+      <w:r>
+        <w:rPr>
+          <w:rStyle w:val="NormalTok"/>
+        </w:rPr>
+        <w:t xml:space="preserve">tipos_legumbres </w:t>
+      </w:r>
+      <w:r>
+        <w:rPr>
+          <w:rStyle w:val="OperatorTok"/>
+        </w:rPr>
+        <w:t xml:space="preserve">=</w:t>
+      </w:r>
+      <w:r>
+        <w:rPr>
+          <w:rStyle w:val="NormalTok"/>
+        </w:rPr>
+        <w:t xml:space="preserve"> [</w:t>
+      </w:r>
+      <w:r>
+        <w:rPr>
+          <w:rStyle w:val="StringTok"/>
+        </w:rPr>
+        <w:t xml:space="preserve">"Poroto"</w:t>
+      </w:r>
+      <w:r>
+        <w:rPr>
+          <w:rStyle w:val="NormalTok"/>
+        </w:rPr>
+        <w:t xml:space="preserve">, </w:t>
+      </w:r>
+      <w:r>
+        <w:rPr>
+          <w:rStyle w:val="StringTok"/>
+        </w:rPr>
+        <w:t xml:space="preserve">"Lenteja"</w:t>
+      </w:r>
+      <w:r>
+        <w:rPr>
+          <w:rStyle w:val="NormalTok"/>
+        </w:rPr>
+        <w:t xml:space="preserve">, </w:t>
+      </w:r>
+      <w:r>
+        <w:rPr>
+          <w:rStyle w:val="StringTok"/>
+        </w:rPr>
+        <w:t xml:space="preserve">"Garbanzo"</w:t>
+      </w:r>
+      <w:r>
+        <w:rPr>
+          <w:rStyle w:val="NormalTok"/>
+        </w:rPr>
+        <w:t xml:space="preserve">, </w:t>
+      </w:r>
+      <w:r>
+        <w:rPr>
+          <w:rStyle w:val="StringTok"/>
+        </w:rPr>
+        <w:t xml:space="preserve">"Arveja"</w:t>
+      </w:r>
+      <w:r>
+        <w:rPr>
+          <w:rStyle w:val="NormalTok"/>
+        </w:rPr>
+        <w:t xml:space="preserve">]</w:t>
+      </w:r>
+      <w:r>
+        <w:br/>
+      </w:r>
+      <w:r>
+        <w:rPr>
+          <w:rStyle w:val="NormalTok"/>
+        </w:rPr>
+        <w:t xml:space="preserve">consumo_legumbres </w:t>
+      </w:r>
+      <w:r>
+        <w:rPr>
+          <w:rStyle w:val="OperatorTok"/>
+        </w:rPr>
+        <w:t xml:space="preserve">=</w:t>
+      </w:r>
+      <w:r>
+        <w:rPr>
+          <w:rStyle w:val="NormalTok"/>
+        </w:rPr>
+        <w:t xml:space="preserve"> [</w:t>
+      </w:r>
+      <w:r>
+        <w:rPr>
+          <w:rStyle w:val="FloatTok"/>
+        </w:rPr>
+        <w:t xml:space="preserve">2.1</w:t>
+      </w:r>
+      <w:r>
+        <w:rPr>
+          <w:rStyle w:val="NormalTok"/>
+        </w:rPr>
+        <w:t xml:space="preserve">, </w:t>
+      </w:r>
+      <w:r>
+        <w:rPr>
+          <w:rStyle w:val="FloatTok"/>
+        </w:rPr>
+        <w:t xml:space="preserve">1.0</w:t>
+      </w:r>
+      <w:r>
+        <w:rPr>
+          <w:rStyle w:val="NormalTok"/>
+        </w:rPr>
+        <w:t xml:space="preserve">, </w:t>
+      </w:r>
+      <w:r>
+        <w:rPr>
+          <w:rStyle w:val="FloatTok"/>
+        </w:rPr>
+        <w:t xml:space="preserve">0.3</w:t>
+      </w:r>
+      <w:r>
+        <w:rPr>
+          <w:rStyle w:val="NormalTok"/>
+        </w:rPr>
+        <w:t xml:space="preserve">, </w:t>
+      </w:r>
+      <w:r>
+        <w:rPr>
+          <w:rStyle w:val="FloatTok"/>
+        </w:rPr>
+        <w:t xml:space="preserve">0.5</w:t>
+      </w:r>
+      <w:r>
+        <w:rPr>
+          <w:rStyle w:val="NormalTok"/>
+        </w:rPr>
+        <w:t xml:space="preserve">]</w:t>
+      </w:r>
+      <w:r>
+        <w:br/>
+      </w:r>
+      <w:r>
+        <w:br/>
+      </w:r>
+      <w:r>
+        <w:rPr>
+          <w:rStyle w:val="CommentTok"/>
+        </w:rPr>
+        <w:t xml:space="preserve"># Crear un gráfico de barras con color personalizado y borde</w:t>
+      </w:r>
+      <w:r>
+        <w:br/>
+      </w:r>
+      <w:r>
+        <w:rPr>
+          <w:rStyle w:val="NormalTok"/>
+        </w:rPr>
+        <w:t xml:space="preserve">plt.bar(tipos_legumbres, consumo_legumbres, color</w:t>
+      </w:r>
+      <w:r>
+        <w:rPr>
+          <w:rStyle w:val="OperatorTok"/>
+        </w:rPr>
+        <w:t xml:space="preserve">=</w:t>
+      </w:r>
+      <w:r>
+        <w:rPr>
+          <w:rStyle w:val="StringTok"/>
+        </w:rPr>
+        <w:t xml:space="preserve">'green'</w:t>
+      </w:r>
+      <w:r>
+        <w:rPr>
+          <w:rStyle w:val="NormalTok"/>
+        </w:rPr>
+        <w:t xml:space="preserve">, edgecolor</w:t>
+      </w:r>
+      <w:r>
+        <w:rPr>
+          <w:rStyle w:val="OperatorTok"/>
+        </w:rPr>
+        <w:t xml:space="preserve">=</w:t>
+      </w:r>
+      <w:r>
+        <w:rPr>
+          <w:rStyle w:val="StringTok"/>
+        </w:rPr>
+        <w:t xml:space="preserve">'black'</w:t>
+      </w:r>
+      <w:r>
+        <w:rPr>
+          <w:rStyle w:val="NormalTok"/>
+        </w:rPr>
+        <w:t xml:space="preserve">, alpha</w:t>
+      </w:r>
+      <w:r>
+        <w:rPr>
+          <w:rStyle w:val="OperatorTok"/>
+        </w:rPr>
+        <w:t xml:space="preserve">=</w:t>
+      </w:r>
+      <w:r>
+        <w:rPr>
+          <w:rStyle w:val="FloatTok"/>
+        </w:rPr>
+        <w:t xml:space="preserve">0.7</w:t>
+      </w:r>
+      <w:r>
+        <w:rPr>
+          <w:rStyle w:val="NormalTok"/>
+        </w:rPr>
+        <w:t xml:space="preserve">)</w:t>
+      </w:r>
+      <w:r>
+        <w:br/>
+      </w:r>
+      <w:r>
+        <w:br/>
+      </w:r>
+      <w:r>
+        <w:rPr>
+          <w:rStyle w:val="CommentTok"/>
+        </w:rPr>
+        <w:t xml:space="preserve"># Etiquetas de los ejes y título con formato adecuado</w:t>
+      </w:r>
+      <w:r>
+        <w:br/>
+      </w:r>
+      <w:r>
+        <w:rPr>
+          <w:rStyle w:val="NormalTok"/>
+        </w:rPr>
+        <w:t xml:space="preserve">plt.xlabel(</w:t>
+      </w:r>
+      <w:r>
+        <w:rPr>
+          <w:rStyle w:val="StringTok"/>
+        </w:rPr>
+        <w:t xml:space="preserve">'Tipos de Legumbres'</w:t>
+      </w:r>
+      <w:r>
+        <w:rPr>
+          <w:rStyle w:val="NormalTok"/>
+        </w:rPr>
+        <w:t xml:space="preserve">)</w:t>
+      </w:r>
+      <w:r>
+        <w:br/>
+      </w:r>
+      <w:r>
+        <w:rPr>
+          <w:rStyle w:val="NormalTok"/>
+        </w:rPr>
+        <w:t xml:space="preserve">plt.ylabel(</w:t>
+      </w:r>
+      <w:r>
+        <w:rPr>
+          <w:rStyle w:val="StringTok"/>
+        </w:rPr>
+        <w:t xml:space="preserve">'Consumo (kg por habitante)'</w:t>
+      </w:r>
+      <w:r>
+        <w:rPr>
+          <w:rStyle w:val="NormalTok"/>
+        </w:rPr>
+        <w:t xml:space="preserve">)</w:t>
+      </w:r>
+      <w:r>
+        <w:br/>
+      </w:r>
+      <w:r>
+        <w:rPr>
+          <w:rStyle w:val="NormalTok"/>
+        </w:rPr>
+        <w:t xml:space="preserve">plt.title(</w:t>
+      </w:r>
+      <w:r>
+        <w:rPr>
+          <w:rStyle w:val="StringTok"/>
+        </w:rPr>
+        <w:t xml:space="preserve">'Consumo de Legumbres en Chile (2001)'</w:t>
+      </w:r>
+      <w:r>
+        <w:rPr>
+          <w:rStyle w:val="NormalTok"/>
+        </w:rPr>
+        <w:t xml:space="preserve">)</w:t>
+      </w:r>
+      <w:r>
+        <w:br/>
+      </w:r>
+      <w:r>
+        <w:br/>
+      </w:r>
+      <w:r>
+        <w:rPr>
+          <w:rStyle w:val="CommentTok"/>
+        </w:rPr>
+        <w:t xml:space="preserve"># Añadir una cuadrícula en el eje y para facilitar la lectura</w:t>
+      </w:r>
+      <w:r>
+        <w:br/>
+      </w:r>
+      <w:r>
+        <w:rPr>
+          <w:rStyle w:val="NormalTok"/>
+        </w:rPr>
+        <w:t xml:space="preserve">plt.grid(</w:t>
+      </w:r>
+      <w:r>
+        <w:rPr>
+          <w:rStyle w:val="VariableTok"/>
+        </w:rPr>
+        <w:t xml:space="preserve">True</w:t>
+      </w:r>
+      <w:r>
+        <w:rPr>
+          <w:rStyle w:val="NormalTok"/>
+        </w:rPr>
+        <w:t xml:space="preserve">, axis</w:t>
+      </w:r>
+      <w:r>
+        <w:rPr>
+          <w:rStyle w:val="OperatorTok"/>
+        </w:rPr>
+        <w:t xml:space="preserve">=</w:t>
+      </w:r>
+      <w:r>
+        <w:rPr>
+          <w:rStyle w:val="StringTok"/>
+        </w:rPr>
+        <w:t xml:space="preserve">'y'</w:t>
+      </w:r>
+      <w:r>
+        <w:rPr>
+          <w:rStyle w:val="NormalTok"/>
+        </w:rPr>
+        <w:t xml:space="preserve">, linestyle</w:t>
+      </w:r>
+      <w:r>
+        <w:rPr>
+          <w:rStyle w:val="OperatorTok"/>
+        </w:rPr>
+        <w:t xml:space="preserve">=</w:t>
+      </w:r>
+      <w:r>
+        <w:rPr>
+          <w:rStyle w:val="StringTok"/>
+        </w:rPr>
+        <w:t xml:space="preserve">'--'</w:t>
+      </w:r>
+      <w:r>
+        <w:rPr>
+          <w:rStyle w:val="NormalTok"/>
+        </w:rPr>
+        <w:t xml:space="preserve">, alpha</w:t>
+      </w:r>
+      <w:r>
+        <w:rPr>
+          <w:rStyle w:val="OperatorTok"/>
+        </w:rPr>
+        <w:t xml:space="preserve">=</w:t>
+      </w:r>
+      <w:r>
+        <w:rPr>
+          <w:rStyle w:val="FloatTok"/>
+        </w:rPr>
+        <w:t xml:space="preserve">0.7</w:t>
+      </w:r>
+      <w:r>
+        <w:rPr>
+          <w:rStyle w:val="NormalTok"/>
+        </w:rPr>
+        <w:t xml:space="preserve">)</w:t>
+      </w:r>
+      <w:r>
+        <w:br/>
+      </w:r>
+      <w:r>
+        <w:br/>
+      </w:r>
+      <w:r>
+        <w:rPr>
+          <w:rStyle w:val="CommentTok"/>
+        </w:rPr>
+        <w:t xml:space="preserve"># Ajustar el diseño para evitar recortes de etiquetas</w:t>
+      </w:r>
+      <w:r>
+        <w:br/>
+      </w:r>
+      <w:r>
+        <w:rPr>
+          <w:rStyle w:val="NormalTok"/>
+        </w:rPr>
+        <w:t xml:space="preserve">plt.tight_layout()</w:t>
+      </w:r>
+      <w:r>
+        <w:br/>
+      </w:r>
+      <w:r>
+        <w:br/>
+      </w:r>
+      <w:r>
+        <w:rPr>
+          <w:rStyle w:val="CommentTok"/>
+        </w:rPr>
+        <w:t xml:space="preserve"># Guardar la figura en un archivo (opcional, descomentar para usar)</w:t>
+      </w:r>
+      <w:r>
+        <w:br/>
+      </w:r>
+      <w:r>
+        <w:rPr>
+          <w:rStyle w:val="CommentTok"/>
+        </w:rPr>
+        <w:t xml:space="preserve"># plt.savefig('consumo_legumbres_2001.png')</w:t>
+      </w:r>
+      <w:r>
+        <w:br/>
+      </w:r>
+      <w:r>
+        <w:br/>
+      </w:r>
+      <w:r>
+        <w:rPr>
+          <w:rStyle w:val="CommentTok"/>
+        </w:rPr>
+        <w:t xml:space="preserve"># Mostrar el gráfico</w:t>
+      </w:r>
+      <w:r>
+        <w:br/>
+      </w:r>
+      <w:r>
+        <w:rPr>
+          <w:rStyle w:val="NormalTok"/>
+        </w:rPr>
+        <w:t xml:space="preserve">plt.show()</w:t>
+      </w:r>
+    </w:p>
+    <w:bookmarkEnd w:id="28"/>
+    <w:bookmarkStart w:id="29" w:name="vertical"/>
+    <w:p>
+      <w:pPr>
+        <w:pStyle w:val="Heading2"/>
+      </w:pPr>
+      <w:r>
+        <w:t xml:space="preserve">2.2 vertical</w:t>
       </w:r>
     </w:p>
     <w:p>
       <w:pPr>
-        <w:pStyle w:val="BodyText"/>
+        <w:pStyle w:val="SourceCode"/>
       </w:pPr>
       <w:r>
-        <w:drawing>
-          <wp:inline>
-            <wp:extent cx="5267325" cy="4972050"/>
-            <wp:effectExtent b="0" l="0" r="0" t="0"/>
-            <wp:docPr descr="" title="" id="31" name="Picture"/>
-            <a:graphic>
-              <a:graphicData uri="http://schemas.openxmlformats.org/drawingml/2006/picture">
-                <pic:pic>
-                  <pic:nvPicPr>
-                    <pic:cNvPr descr="index_files/figure-docx/cell-3-output-1.png" id="32" name="Picture"/>
-                    <pic:cNvPicPr>
-                      <a:picLocks noChangeArrowheads="1" noChangeAspect="1"/>
-                    </pic:cNvPicPr>
-                  </pic:nvPicPr>
-                  <pic:blipFill>
-                    <a:blip r:embed="rId30"/>
-                    <a:stretch>
-                      <a:fillRect/>
-                    </a:stretch>
-                  </pic:blipFill>
-                  <pic:spPr bwMode="auto">
-                    <a:xfrm>
-                      <a:off x="0" y="0"/>
-                      <a:ext cx="5267325" cy="4972050"/>
-                    </a:xfrm>
-                    <a:prstGeom prst="rect">
-                      <a:avLst/>
-                    </a:prstGeom>
-                    <a:noFill/>
-                    <a:ln w="9525">
-                      <a:noFill/>
-                      <a:headEnd/>
-                      <a:tailEnd/>
-                    </a:ln>
-                  </pic:spPr>
-                </pic:pic>
-              </a:graphicData>
-            </a:graphic>
-          </wp:inline>
-        </w:drawing>
+        <w:rPr>
+          <w:rStyle w:val="CommentTok"/>
+        </w:rPr>
+        <w:t xml:space="preserve">#plt.figure(figsize=[10,8])</w:t>
+      </w:r>
+      <w:r>
+        <w:br/>
+      </w:r>
+      <w:r>
+        <w:rPr>
+          <w:rStyle w:val="CommentTok"/>
+        </w:rPr>
+        <w:t xml:space="preserve">#Consumo de legumbres en el 2001</w:t>
+      </w:r>
+      <w:r>
+        <w:br/>
+      </w:r>
+      <w:r>
+        <w:rPr>
+          <w:rStyle w:val="NormalTok"/>
+        </w:rPr>
+        <w:t xml:space="preserve">legumbres</w:t>
+      </w:r>
+      <w:r>
+        <w:rPr>
+          <w:rStyle w:val="OperatorTok"/>
+        </w:rPr>
+        <w:t xml:space="preserve">=</w:t>
+      </w:r>
+      <w:r>
+        <w:rPr>
+          <w:rStyle w:val="NormalTok"/>
+        </w:rPr>
+        <w:t xml:space="preserve">[</w:t>
+      </w:r>
+      <w:r>
+        <w:rPr>
+          <w:rStyle w:val="StringTok"/>
+        </w:rPr>
+        <w:t xml:space="preserve">"Poroto"</w:t>
+      </w:r>
+      <w:r>
+        <w:rPr>
+          <w:rStyle w:val="NormalTok"/>
+        </w:rPr>
+        <w:t xml:space="preserve">,</w:t>
+      </w:r>
+      <w:r>
+        <w:rPr>
+          <w:rStyle w:val="StringTok"/>
+        </w:rPr>
+        <w:t xml:space="preserve">"Lenteja"</w:t>
+      </w:r>
+      <w:r>
+        <w:rPr>
+          <w:rStyle w:val="NormalTok"/>
+        </w:rPr>
+        <w:t xml:space="preserve">,</w:t>
+      </w:r>
+      <w:r>
+        <w:rPr>
+          <w:rStyle w:val="StringTok"/>
+        </w:rPr>
+        <w:t xml:space="preserve">"Garbanzo"</w:t>
+      </w:r>
+      <w:r>
+        <w:rPr>
+          <w:rStyle w:val="NormalTok"/>
+        </w:rPr>
+        <w:t xml:space="preserve">,</w:t>
+      </w:r>
+      <w:r>
+        <w:rPr>
+          <w:rStyle w:val="StringTok"/>
+        </w:rPr>
+        <w:t xml:space="preserve">"Arveja"</w:t>
+      </w:r>
+      <w:r>
+        <w:rPr>
+          <w:rStyle w:val="NormalTok"/>
+        </w:rPr>
+        <w:t xml:space="preserve">]</w:t>
+      </w:r>
+      <w:r>
+        <w:br/>
+      </w:r>
+      <w:r>
+        <w:rPr>
+          <w:rStyle w:val="NormalTok"/>
+        </w:rPr>
+        <w:t xml:space="preserve">consumo</w:t>
+      </w:r>
+      <w:r>
+        <w:rPr>
+          <w:rStyle w:val="OperatorTok"/>
+        </w:rPr>
+        <w:t xml:space="preserve">=</w:t>
+      </w:r>
+      <w:r>
+        <w:rPr>
+          <w:rStyle w:val="NormalTok"/>
+        </w:rPr>
+        <w:t xml:space="preserve">[</w:t>
+      </w:r>
+      <w:r>
+        <w:rPr>
+          <w:rStyle w:val="FloatTok"/>
+        </w:rPr>
+        <w:t xml:space="preserve">2.1</w:t>
+      </w:r>
+      <w:r>
+        <w:rPr>
+          <w:rStyle w:val="NormalTok"/>
+        </w:rPr>
+        <w:t xml:space="preserve">, </w:t>
+      </w:r>
+      <w:r>
+        <w:rPr>
+          <w:rStyle w:val="FloatTok"/>
+        </w:rPr>
+        <w:t xml:space="preserve">1.0</w:t>
+      </w:r>
+      <w:r>
+        <w:rPr>
+          <w:rStyle w:val="NormalTok"/>
+        </w:rPr>
+        <w:t xml:space="preserve">, </w:t>
+      </w:r>
+      <w:r>
+        <w:rPr>
+          <w:rStyle w:val="FloatTok"/>
+        </w:rPr>
+        <w:t xml:space="preserve">0.3</w:t>
+      </w:r>
+      <w:r>
+        <w:rPr>
+          <w:rStyle w:val="NormalTok"/>
+        </w:rPr>
+        <w:t xml:space="preserve">, </w:t>
+      </w:r>
+      <w:r>
+        <w:rPr>
+          <w:rStyle w:val="FloatTok"/>
+        </w:rPr>
+        <w:t xml:space="preserve">0.5</w:t>
+      </w:r>
+      <w:r>
+        <w:rPr>
+          <w:rStyle w:val="NormalTok"/>
+        </w:rPr>
+        <w:t xml:space="preserve">]</w:t>
+      </w:r>
+      <w:r>
+        <w:br/>
+      </w:r>
+      <w:r>
+        <w:br/>
+      </w:r>
+      <w:r>
+        <w:rPr>
+          <w:rStyle w:val="NormalTok"/>
+        </w:rPr>
+        <w:t xml:space="preserve">plt.barh(legumbres,consumo)</w:t>
+      </w:r>
+      <w:r>
+        <w:br/>
+      </w:r>
+      <w:r>
+        <w:br/>
+      </w:r>
+      <w:r>
+        <w:rPr>
+          <w:rStyle w:val="NormalTok"/>
+        </w:rPr>
+        <w:t xml:space="preserve">plt.ylabel(</w:t>
+      </w:r>
+      <w:r>
+        <w:rPr>
+          <w:rStyle w:val="StringTok"/>
+        </w:rPr>
+        <w:t xml:space="preserve">"Tipos de legumbre"</w:t>
+      </w:r>
+      <w:r>
+        <w:rPr>
+          <w:rStyle w:val="NormalTok"/>
+        </w:rPr>
+        <w:t xml:space="preserve">)</w:t>
+      </w:r>
+      <w:r>
+        <w:br/>
+      </w:r>
+      <w:r>
+        <w:rPr>
+          <w:rStyle w:val="NormalTok"/>
+        </w:rPr>
+        <w:t xml:space="preserve">plt.xlabel(</w:t>
+      </w:r>
+      <w:r>
+        <w:rPr>
+          <w:rStyle w:val="StringTok"/>
+        </w:rPr>
+        <w:t xml:space="preserve">"Consumo (kg/hab)"</w:t>
+      </w:r>
+      <w:r>
+        <w:rPr>
+          <w:rStyle w:val="NormalTok"/>
+        </w:rPr>
+        <w:t xml:space="preserve">)</w:t>
+      </w:r>
+      <w:r>
+        <w:br/>
+      </w:r>
+      <w:r>
+        <w:rPr>
+          <w:rStyle w:val="NormalTok"/>
+        </w:rPr>
+        <w:t xml:space="preserve">plt.title(</w:t>
+      </w:r>
+      <w:r>
+        <w:rPr>
+          <w:rStyle w:val="StringTok"/>
+        </w:rPr>
+        <w:t xml:space="preserve">"Consumo de Legumbres en el 2001"</w:t>
+      </w:r>
+      <w:r>
+        <w:rPr>
+          <w:rStyle w:val="NormalTok"/>
+        </w:rPr>
+        <w:t xml:space="preserve">)</w:t>
+      </w:r>
+      <w:r>
+        <w:br/>
+      </w:r>
+      <w:r>
+        <w:rPr>
+          <w:rStyle w:val="NormalTok"/>
+        </w:rPr>
+        <w:t xml:space="preserve">plt.show()</w:t>
       </w:r>
     </w:p>
-    <w:bookmarkStart w:id="36" w:name="fig-polar"/>
-    <w:p>
-      <w:pPr>
-        <w:pStyle w:val="FigureTitle"/>
-      </w:pPr>
-      <w:r>
-        <w:t xml:space="preserve">Figura 1</w:t>
-      </w:r>
-    </w:p>
-    <w:p>
-      <w:pPr>
-        <w:pStyle w:val="Caption"/>
-      </w:pPr>
-      <w:r>
-        <w:t xml:space="preserve">A line plot on a polar axis</w:t>
-      </w:r>
-    </w:p>
-    <w:p>
-      <w:pPr>
-        <w:pStyle w:val="FigureWithoutNote"/>
-      </w:pPr>
-      <w:r>
-        <w:drawing>
-          <wp:inline>
-            <wp:extent cx="5334000" cy="5238750"/>
-            <wp:effectExtent b="0" l="0" r="0" t="0"/>
-            <wp:docPr descr="" title="" id="34" name="Picture"/>
-            <a:graphic>
-              <a:graphicData uri="http://schemas.openxmlformats.org/drawingml/2006/picture">
-                <pic:pic>
-                  <pic:nvPicPr>
-                    <pic:cNvPr descr="index_files/figure-docx/fig-polar-output-1.png" id="35" name="Picture"/>
-                    <pic:cNvPicPr>
-                      <a:picLocks noChangeArrowheads="1" noChangeAspect="1"/>
-                    </pic:cNvPicPr>
-                  </pic:nvPicPr>
-                  <pic:blipFill>
-                    <a:blip r:embed="rId33"/>
-                    <a:stretch>
-                      <a:fillRect/>
-                    </a:stretch>
-                  </pic:blipFill>
-                  <pic:spPr bwMode="auto">
-                    <a:xfrm>
-                      <a:off x="0" y="0"/>
-                      <a:ext cx="5334000" cy="5238750"/>
-                    </a:xfrm>
-                    <a:prstGeom prst="rect">
-                      <a:avLst/>
-                    </a:prstGeom>
-                    <a:noFill/>
-                    <a:ln w="9525">
-                      <a:noFill/>
-                      <a:headEnd/>
-                      <a:tailEnd/>
-                    </a:ln>
-                  </pic:spPr>
-                </pic:pic>
-              </a:graphicData>
-            </a:graphic>
-          </wp:inline>
-        </w:drawing>
-      </w:r>
-    </w:p>
-    <w:bookmarkEnd w:id="36"/>
-    <w:bookmarkEnd w:id="37"/>
-    <w:bookmarkStart w:id="46" w:name="gráfico-de-barras"/>
+    <w:bookmarkEnd w:id="29"/>
+    <w:bookmarkEnd w:id="30"/>
+    <w:bookmarkStart w:id="31" w:name="histograma"/>
     <w:p>
       <w:pPr>
         <w:pStyle w:val="Heading1"/>
       </w:pPr>
       <w:r>
-        <w:t xml:space="preserve">2. Gráfico de barras</w:t>
-      </w:r>
-    </w:p>
-    <w:bookmarkStart w:id="41" w:name="horizontal"/>
-    <w:p>
-      <w:pPr>
-        <w:pStyle w:val="Heading2"/>
-      </w:pPr>
-      <w:r>
-        <w:t xml:space="preserve">2.1 horizontal</w:t>
+        <w:t xml:space="preserve">3. Histograma</w:t>
       </w:r>
     </w:p>
     <w:p>
       <w:pPr>
-        <w:pStyle w:val="FirstParagraph"/>
+        <w:pStyle w:val="SourceCode"/>
       </w:pPr>
       <w:r>
-        <w:drawing>
-          <wp:inline>
-            <wp:extent cx="5848350" cy="5848350"/>
-            <wp:effectExtent b="0" l="0" r="0" t="0"/>
-            <wp:docPr descr="" title="" id="39" name="Picture"/>
-            <a:graphic>
-              <a:graphicData uri="http://schemas.openxmlformats.org/drawingml/2006/picture">
-                <pic:pic>
-                  <pic:nvPicPr>
-                    <pic:cNvPr descr="index_files/figure-docx/cell-5-output-1.png" id="40" name="Picture"/>
-                    <pic:cNvPicPr>
-                      <a:picLocks noChangeArrowheads="1" noChangeAspect="1"/>
-                    </pic:cNvPicPr>
-                  </pic:nvPicPr>
-                  <pic:blipFill>
-                    <a:blip r:embed="rId38"/>
-                    <a:stretch>
-                      <a:fillRect/>
-                    </a:stretch>
-                  </pic:blipFill>
-                  <pic:spPr bwMode="auto">
-                    <a:xfrm>
-                      <a:off x="0" y="0"/>
-                      <a:ext cx="5848350" cy="5848350"/>
-                    </a:xfrm>
-                    <a:prstGeom prst="rect">
-                      <a:avLst/>
-                    </a:prstGeom>
-                    <a:noFill/>
-                    <a:ln w="9525">
-                      <a:noFill/>
-                      <a:headEnd/>
-                      <a:tailEnd/>
-                    </a:ln>
-                  </pic:spPr>
-                </pic:pic>
-              </a:graphicData>
-            </a:graphic>
-          </wp:inline>
-        </w:drawing>
+        <w:rPr>
+          <w:rStyle w:val="ImportTok"/>
+        </w:rPr>
+        <w:t xml:space="preserve">import</w:t>
+      </w:r>
+      <w:r>
+        <w:rPr>
+          <w:rStyle w:val="NormalTok"/>
+        </w:rPr>
+        <w:t xml:space="preserve"> matplotlib.pyplot </w:t>
+      </w:r>
+      <w:r>
+        <w:rPr>
+          <w:rStyle w:val="ImportTok"/>
+        </w:rPr>
+        <w:t xml:space="preserve">as</w:t>
+      </w:r>
+      <w:r>
+        <w:rPr>
+          <w:rStyle w:val="NormalTok"/>
+        </w:rPr>
+        <w:t xml:space="preserve"> plt</w:t>
+      </w:r>
+      <w:r>
+        <w:br/>
+      </w:r>
+      <w:r>
+        <w:br/>
+      </w:r>
+      <w:r>
+        <w:rPr>
+          <w:rStyle w:val="CommentTok"/>
+        </w:rPr>
+        <w:t xml:space="preserve"># Configurar el tamaño de la figura para una mejor visualización</w:t>
+      </w:r>
+      <w:r>
+        <w:br/>
+      </w:r>
+      <w:r>
+        <w:rPr>
+          <w:rStyle w:val="CommentTok"/>
+        </w:rPr>
+        <w:t xml:space="preserve">#plt.figure(figsize=(10, 8))</w:t>
+      </w:r>
+      <w:r>
+        <w:br/>
+      </w:r>
+      <w:r>
+        <w:br/>
+      </w:r>
+      <w:r>
+        <w:rPr>
+          <w:rStyle w:val="CommentTok"/>
+        </w:rPr>
+        <w:t xml:space="preserve"># Datos de niveles de glucosa (mg/dl)</w:t>
+      </w:r>
+      <w:r>
+        <w:br/>
+      </w:r>
+      <w:r>
+        <w:rPr>
+          <w:rStyle w:val="NormalTok"/>
+        </w:rPr>
+        <w:t xml:space="preserve">niveles_glucosa </w:t>
+      </w:r>
+      <w:r>
+        <w:rPr>
+          <w:rStyle w:val="OperatorTok"/>
+        </w:rPr>
+        <w:t xml:space="preserve">=</w:t>
+      </w:r>
+      <w:r>
+        <w:rPr>
+          <w:rStyle w:val="NormalTok"/>
+        </w:rPr>
+        <w:t xml:space="preserve"> [</w:t>
+      </w:r>
+      <w:r>
+        <w:rPr>
+          <w:rStyle w:val="DecValTok"/>
+        </w:rPr>
+        <w:t xml:space="preserve">52</w:t>
+      </w:r>
+      <w:r>
+        <w:rPr>
+          <w:rStyle w:val="NormalTok"/>
+        </w:rPr>
+        <w:t xml:space="preserve">, </w:t>
+      </w:r>
+      <w:r>
+        <w:rPr>
+          <w:rStyle w:val="DecValTok"/>
+        </w:rPr>
+        <w:t xml:space="preserve">54</w:t>
+      </w:r>
+      <w:r>
+        <w:rPr>
+          <w:rStyle w:val="NormalTok"/>
+        </w:rPr>
+        <w:t xml:space="preserve">, </w:t>
+      </w:r>
+      <w:r>
+        <w:rPr>
+          <w:rStyle w:val="DecValTok"/>
+        </w:rPr>
+        <w:t xml:space="preserve">55</w:t>
+      </w:r>
+      <w:r>
+        <w:rPr>
+          <w:rStyle w:val="NormalTok"/>
+        </w:rPr>
+        <w:t xml:space="preserve">, </w:t>
+      </w:r>
+      <w:r>
+        <w:rPr>
+          <w:rStyle w:val="DecValTok"/>
+        </w:rPr>
+        <w:t xml:space="preserve">57</w:t>
+      </w:r>
+      <w:r>
+        <w:rPr>
+          <w:rStyle w:val="NormalTok"/>
+        </w:rPr>
+        <w:t xml:space="preserve">, </w:t>
+      </w:r>
+      <w:r>
+        <w:rPr>
+          <w:rStyle w:val="DecValTok"/>
+        </w:rPr>
+        <w:t xml:space="preserve">56</w:t>
+      </w:r>
+      <w:r>
+        <w:rPr>
+          <w:rStyle w:val="NormalTok"/>
+        </w:rPr>
+        <w:t xml:space="preserve">, </w:t>
+      </w:r>
+      <w:r>
+        <w:rPr>
+          <w:rStyle w:val="DecValTok"/>
+        </w:rPr>
+        <w:t xml:space="preserve">57</w:t>
+      </w:r>
+      <w:r>
+        <w:rPr>
+          <w:rStyle w:val="NormalTok"/>
+        </w:rPr>
+        <w:t xml:space="preserve">, </w:t>
+      </w:r>
+      <w:r>
+        <w:rPr>
+          <w:rStyle w:val="DecValTok"/>
+        </w:rPr>
+        <w:t xml:space="preserve">54</w:t>
+      </w:r>
+      <w:r>
+        <w:rPr>
+          <w:rStyle w:val="NormalTok"/>
+        </w:rPr>
+        <w:t xml:space="preserve">, </w:t>
+      </w:r>
+      <w:r>
+        <w:rPr>
+          <w:rStyle w:val="DecValTok"/>
+        </w:rPr>
+        <w:t xml:space="preserve">59</w:t>
+      </w:r>
+      <w:r>
+        <w:rPr>
+          <w:rStyle w:val="NormalTok"/>
+        </w:rPr>
+        <w:t xml:space="preserve">, </w:t>
+      </w:r>
+      <w:r>
+        <w:rPr>
+          <w:rStyle w:val="DecValTok"/>
+        </w:rPr>
+        <w:t xml:space="preserve">60</w:t>
+      </w:r>
+      <w:r>
+        <w:rPr>
+          <w:rStyle w:val="NormalTok"/>
+        </w:rPr>
+        <w:t xml:space="preserve">, </w:t>
+      </w:r>
+      <w:r>
+        <w:rPr>
+          <w:rStyle w:val="DecValTok"/>
+        </w:rPr>
+        <w:t xml:space="preserve">57</w:t>
+      </w:r>
+      <w:r>
+        <w:rPr>
+          <w:rStyle w:val="NormalTok"/>
+        </w:rPr>
+        <w:t xml:space="preserve">, </w:t>
+      </w:r>
+      <w:r>
+        <w:rPr>
+          <w:rStyle w:val="DecValTok"/>
+        </w:rPr>
+        <w:t xml:space="preserve">52</w:t>
+      </w:r>
+      <w:r>
+        <w:rPr>
+          <w:rStyle w:val="NormalTok"/>
+        </w:rPr>
+        <w:t xml:space="preserve">, </w:t>
+      </w:r>
+      <w:r>
+        <w:rPr>
+          <w:rStyle w:val="DecValTok"/>
+        </w:rPr>
+        <w:t xml:space="preserve">62</w:t>
+      </w:r>
+      <w:r>
+        <w:rPr>
+          <w:rStyle w:val="NormalTok"/>
+        </w:rPr>
+        <w:t xml:space="preserve">, </w:t>
+      </w:r>
+      <w:r>
+        <w:rPr>
+          <w:rStyle w:val="DecValTok"/>
+        </w:rPr>
+        <w:t xml:space="preserve">64</w:t>
+      </w:r>
+      <w:r>
+        <w:rPr>
+          <w:rStyle w:val="NormalTok"/>
+        </w:rPr>
+        <w:t xml:space="preserve">, </w:t>
+      </w:r>
+      <w:r>
+        <w:rPr>
+          <w:rStyle w:val="DecValTok"/>
+        </w:rPr>
+        <w:t xml:space="preserve">68</w:t>
+      </w:r>
+      <w:r>
+        <w:rPr>
+          <w:rStyle w:val="NormalTok"/>
+        </w:rPr>
+        <w:t xml:space="preserve">, </w:t>
+      </w:r>
+      <w:r>
+        <w:rPr>
+          <w:rStyle w:val="DecValTok"/>
+        </w:rPr>
+        <w:t xml:space="preserve">64</w:t>
+      </w:r>
+      <w:r>
+        <w:rPr>
+          <w:rStyle w:val="NormalTok"/>
+        </w:rPr>
+        <w:t xml:space="preserve">, </w:t>
+      </w:r>
+      <w:r>
+        <w:rPr>
+          <w:rStyle w:val="DecValTok"/>
+        </w:rPr>
+        <w:t xml:space="preserve">72</w:t>
+      </w:r>
+      <w:r>
+        <w:rPr>
+          <w:rStyle w:val="NormalTok"/>
+        </w:rPr>
+        <w:t xml:space="preserve">, </w:t>
+      </w:r>
+      <w:r>
+        <w:rPr>
+          <w:rStyle w:val="DecValTok"/>
+        </w:rPr>
+        <w:t xml:space="preserve">77</w:t>
+      </w:r>
+      <w:r>
+        <w:rPr>
+          <w:rStyle w:val="NormalTok"/>
+        </w:rPr>
+        <w:t xml:space="preserve">, </w:t>
+      </w:r>
+      <w:r>
+        <w:rPr>
+          <w:rStyle w:val="DecValTok"/>
+        </w:rPr>
+        <w:t xml:space="preserve">80</w:t>
+      </w:r>
+      <w:r>
+        <w:rPr>
+          <w:rStyle w:val="NormalTok"/>
+        </w:rPr>
+        <w:t xml:space="preserve">, </w:t>
+      </w:r>
+      <w:r>
+        <w:br/>
+      </w:r>
+      <w:r>
+        <w:rPr>
+          <w:rStyle w:val="NormalTok"/>
+        </w:rPr>
+        <w:t xml:space="preserve">                   </w:t>
+      </w:r>
+      <w:r>
+        <w:rPr>
+          <w:rStyle w:val="DecValTok"/>
+        </w:rPr>
+        <w:t xml:space="preserve">76</w:t>
+      </w:r>
+      <w:r>
+        <w:rPr>
+          <w:rStyle w:val="NormalTok"/>
+        </w:rPr>
+        <w:t xml:space="preserve">, </w:t>
+      </w:r>
+      <w:r>
+        <w:rPr>
+          <w:rStyle w:val="DecValTok"/>
+        </w:rPr>
+        <w:t xml:space="preserve">79</w:t>
+      </w:r>
+      <w:r>
+        <w:rPr>
+          <w:rStyle w:val="NormalTok"/>
+        </w:rPr>
+        <w:t xml:space="preserve">, </w:t>
+      </w:r>
+      <w:r>
+        <w:rPr>
+          <w:rStyle w:val="DecValTok"/>
+        </w:rPr>
+        <w:t xml:space="preserve">81</w:t>
+      </w:r>
+      <w:r>
+        <w:rPr>
+          <w:rStyle w:val="NormalTok"/>
+        </w:rPr>
+        <w:t xml:space="preserve">, </w:t>
+      </w:r>
+      <w:r>
+        <w:rPr>
+          <w:rStyle w:val="DecValTok"/>
+        </w:rPr>
+        <w:t xml:space="preserve">85</w:t>
+      </w:r>
+      <w:r>
+        <w:rPr>
+          <w:rStyle w:val="NormalTok"/>
+        </w:rPr>
+        <w:t xml:space="preserve">, </w:t>
+      </w:r>
+      <w:r>
+        <w:rPr>
+          <w:rStyle w:val="DecValTok"/>
+        </w:rPr>
+        <w:t xml:space="preserve">88</w:t>
+      </w:r>
+      <w:r>
+        <w:rPr>
+          <w:rStyle w:val="NormalTok"/>
+        </w:rPr>
+        <w:t xml:space="preserve">, </w:t>
+      </w:r>
+      <w:r>
+        <w:rPr>
+          <w:rStyle w:val="DecValTok"/>
+        </w:rPr>
+        <w:t xml:space="preserve">84</w:t>
+      </w:r>
+      <w:r>
+        <w:rPr>
+          <w:rStyle w:val="NormalTok"/>
+        </w:rPr>
+        <w:t xml:space="preserve">, </w:t>
+      </w:r>
+      <w:r>
+        <w:rPr>
+          <w:rStyle w:val="DecValTok"/>
+        </w:rPr>
+        <w:t xml:space="preserve">89</w:t>
+      </w:r>
+      <w:r>
+        <w:rPr>
+          <w:rStyle w:val="NormalTok"/>
+        </w:rPr>
+        <w:t xml:space="preserve">, </w:t>
+      </w:r>
+      <w:r>
+        <w:rPr>
+          <w:rStyle w:val="DecValTok"/>
+        </w:rPr>
+        <w:t xml:space="preserve">92</w:t>
+      </w:r>
+      <w:r>
+        <w:rPr>
+          <w:rStyle w:val="NormalTok"/>
+        </w:rPr>
+        <w:t xml:space="preserve">, </w:t>
+      </w:r>
+      <w:r>
+        <w:rPr>
+          <w:rStyle w:val="DecValTok"/>
+        </w:rPr>
+        <w:t xml:space="preserve">85</w:t>
+      </w:r>
+      <w:r>
+        <w:rPr>
+          <w:rStyle w:val="NormalTok"/>
+        </w:rPr>
+        <w:t xml:space="preserve">, </w:t>
+      </w:r>
+      <w:r>
+        <w:rPr>
+          <w:rStyle w:val="DecValTok"/>
+        </w:rPr>
+        <w:t xml:space="preserve">92</w:t>
+      </w:r>
+      <w:r>
+        <w:rPr>
+          <w:rStyle w:val="NormalTok"/>
+        </w:rPr>
+        <w:t xml:space="preserve">, </w:t>
+      </w:r>
+      <w:r>
+        <w:rPr>
+          <w:rStyle w:val="DecValTok"/>
+        </w:rPr>
+        <w:t xml:space="preserve">94</w:t>
+      </w:r>
+      <w:r>
+        <w:rPr>
+          <w:rStyle w:val="NormalTok"/>
+        </w:rPr>
+        <w:t xml:space="preserve">, </w:t>
+      </w:r>
+      <w:r>
+        <w:rPr>
+          <w:rStyle w:val="DecValTok"/>
+        </w:rPr>
+        <w:t xml:space="preserve">93</w:t>
+      </w:r>
+      <w:r>
+        <w:rPr>
+          <w:rStyle w:val="NormalTok"/>
+        </w:rPr>
+        <w:t xml:space="preserve">, </w:t>
+      </w:r>
+      <w:r>
+        <w:rPr>
+          <w:rStyle w:val="DecValTok"/>
+        </w:rPr>
+        <w:t xml:space="preserve">92</w:t>
+      </w:r>
+      <w:r>
+        <w:rPr>
+          <w:rStyle w:val="NormalTok"/>
+        </w:rPr>
+        <w:t xml:space="preserve">, </w:t>
+      </w:r>
+      <w:r>
+        <w:rPr>
+          <w:rStyle w:val="DecValTok"/>
+        </w:rPr>
+        <w:t xml:space="preserve">99</w:t>
+      </w:r>
+      <w:r>
+        <w:rPr>
+          <w:rStyle w:val="NormalTok"/>
+        </w:rPr>
+        <w:t xml:space="preserve">, </w:t>
+      </w:r>
+      <w:r>
+        <w:rPr>
+          <w:rStyle w:val="DecValTok"/>
+        </w:rPr>
+        <w:t xml:space="preserve">100</w:t>
+      </w:r>
+      <w:r>
+        <w:rPr>
+          <w:rStyle w:val="NormalTok"/>
+        </w:rPr>
+        <w:t xml:space="preserve">, </w:t>
+      </w:r>
+      <w:r>
+        <w:rPr>
+          <w:rStyle w:val="DecValTok"/>
+        </w:rPr>
+        <w:t xml:space="preserve">105</w:t>
+      </w:r>
+      <w:r>
+        <w:rPr>
+          <w:rStyle w:val="NormalTok"/>
+        </w:rPr>
+        <w:t xml:space="preserve">, </w:t>
+      </w:r>
+      <w:r>
+        <w:rPr>
+          <w:rStyle w:val="DecValTok"/>
+        </w:rPr>
+        <w:t xml:space="preserve">106</w:t>
+      </w:r>
+      <w:r>
+        <w:rPr>
+          <w:rStyle w:val="NormalTok"/>
+        </w:rPr>
+        <w:t xml:space="preserve">, </w:t>
+      </w:r>
+      <w:r>
+        <w:rPr>
+          <w:rStyle w:val="DecValTok"/>
+        </w:rPr>
+        <w:t xml:space="preserve">107</w:t>
+      </w:r>
+      <w:r>
+        <w:rPr>
+          <w:rStyle w:val="NormalTok"/>
+        </w:rPr>
+        <w:t xml:space="preserve">, </w:t>
+      </w:r>
+      <w:r>
+        <w:rPr>
+          <w:rStyle w:val="DecValTok"/>
+        </w:rPr>
+        <w:t xml:space="preserve">109</w:t>
+      </w:r>
+      <w:r>
+        <w:rPr>
+          <w:rStyle w:val="NormalTok"/>
+        </w:rPr>
+        <w:t xml:space="preserve">]</w:t>
+      </w:r>
+      <w:r>
+        <w:br/>
+      </w:r>
+      <w:r>
+        <w:br/>
+      </w:r>
+      <w:r>
+        <w:rPr>
+          <w:rStyle w:val="CommentTok"/>
+        </w:rPr>
+        <w:t xml:space="preserve"># Bordes de los intervalos para el histograma (bins)</w:t>
+      </w:r>
+      <w:r>
+        <w:br/>
+      </w:r>
+      <w:r>
+        <w:rPr>
+          <w:rStyle w:val="NormalTok"/>
+        </w:rPr>
+        <w:t xml:space="preserve">intervalos </w:t>
+      </w:r>
+      <w:r>
+        <w:rPr>
+          <w:rStyle w:val="OperatorTok"/>
+        </w:rPr>
+        <w:t xml:space="preserve">=</w:t>
+      </w:r>
+      <w:r>
+        <w:rPr>
+          <w:rStyle w:val="NormalTok"/>
+        </w:rPr>
+        <w:t xml:space="preserve"> [</w:t>
+      </w:r>
+      <w:r>
+        <w:rPr>
+          <w:rStyle w:val="DecValTok"/>
+        </w:rPr>
+        <w:t xml:space="preserve">50</w:t>
+      </w:r>
+      <w:r>
+        <w:rPr>
+          <w:rStyle w:val="NormalTok"/>
+        </w:rPr>
+        <w:t xml:space="preserve">, </w:t>
+      </w:r>
+      <w:r>
+        <w:rPr>
+          <w:rStyle w:val="DecValTok"/>
+        </w:rPr>
+        <w:t xml:space="preserve">60</w:t>
+      </w:r>
+      <w:r>
+        <w:rPr>
+          <w:rStyle w:val="NormalTok"/>
+        </w:rPr>
+        <w:t xml:space="preserve">, </w:t>
+      </w:r>
+      <w:r>
+        <w:rPr>
+          <w:rStyle w:val="DecValTok"/>
+        </w:rPr>
+        <w:t xml:space="preserve">70</w:t>
+      </w:r>
+      <w:r>
+        <w:rPr>
+          <w:rStyle w:val="NormalTok"/>
+        </w:rPr>
+        <w:t xml:space="preserve">, </w:t>
+      </w:r>
+      <w:r>
+        <w:rPr>
+          <w:rStyle w:val="DecValTok"/>
+        </w:rPr>
+        <w:t xml:space="preserve">80</w:t>
+      </w:r>
+      <w:r>
+        <w:rPr>
+          <w:rStyle w:val="NormalTok"/>
+        </w:rPr>
+        <w:t xml:space="preserve">, </w:t>
+      </w:r>
+      <w:r>
+        <w:rPr>
+          <w:rStyle w:val="DecValTok"/>
+        </w:rPr>
+        <w:t xml:space="preserve">90</w:t>
+      </w:r>
+      <w:r>
+        <w:rPr>
+          <w:rStyle w:val="NormalTok"/>
+        </w:rPr>
+        <w:t xml:space="preserve">, </w:t>
+      </w:r>
+      <w:r>
+        <w:rPr>
+          <w:rStyle w:val="DecValTok"/>
+        </w:rPr>
+        <w:t xml:space="preserve">100</w:t>
+      </w:r>
+      <w:r>
+        <w:rPr>
+          <w:rStyle w:val="NormalTok"/>
+        </w:rPr>
+        <w:t xml:space="preserve">, </w:t>
+      </w:r>
+      <w:r>
+        <w:rPr>
+          <w:rStyle w:val="DecValTok"/>
+        </w:rPr>
+        <w:t xml:space="preserve">110</w:t>
+      </w:r>
+      <w:r>
+        <w:rPr>
+          <w:rStyle w:val="NormalTok"/>
+        </w:rPr>
+        <w:t xml:space="preserve">, </w:t>
+      </w:r>
+      <w:r>
+        <w:rPr>
+          <w:rStyle w:val="DecValTok"/>
+        </w:rPr>
+        <w:t xml:space="preserve">120</w:t>
+      </w:r>
+      <w:r>
+        <w:rPr>
+          <w:rStyle w:val="NormalTok"/>
+        </w:rPr>
+        <w:t xml:space="preserve">, </w:t>
+      </w:r>
+      <w:r>
+        <w:rPr>
+          <w:rStyle w:val="DecValTok"/>
+        </w:rPr>
+        <w:t xml:space="preserve">130</w:t>
+      </w:r>
+      <w:r>
+        <w:rPr>
+          <w:rStyle w:val="NormalTok"/>
+        </w:rPr>
+        <w:t xml:space="preserve">]</w:t>
+      </w:r>
+      <w:r>
+        <w:br/>
+      </w:r>
+      <w:r>
+        <w:br/>
+      </w:r>
+      <w:r>
+        <w:rPr>
+          <w:rStyle w:val="CommentTok"/>
+        </w:rPr>
+        <w:t xml:space="preserve"># Crear el histograma con color personalizado y bordes</w:t>
+      </w:r>
+      <w:r>
+        <w:br/>
+      </w:r>
+      <w:r>
+        <w:rPr>
+          <w:rStyle w:val="NormalTok"/>
+        </w:rPr>
+        <w:t xml:space="preserve">plt.hist(niveles_glucosa, bins</w:t>
+      </w:r>
+      <w:r>
+        <w:rPr>
+          <w:rStyle w:val="OperatorTok"/>
+        </w:rPr>
+        <w:t xml:space="preserve">=</w:t>
+      </w:r>
+      <w:r>
+        <w:rPr>
+          <w:rStyle w:val="NormalTok"/>
+        </w:rPr>
+        <w:t xml:space="preserve">intervalos, color</w:t>
+      </w:r>
+      <w:r>
+        <w:rPr>
+          <w:rStyle w:val="OperatorTok"/>
+        </w:rPr>
+        <w:t xml:space="preserve">=</w:t>
+      </w:r>
+      <w:r>
+        <w:rPr>
+          <w:rStyle w:val="StringTok"/>
+        </w:rPr>
+        <w:t xml:space="preserve">'skyblue'</w:t>
+      </w:r>
+      <w:r>
+        <w:rPr>
+          <w:rStyle w:val="NormalTok"/>
+        </w:rPr>
+        <w:t xml:space="preserve">, edgecolor</w:t>
+      </w:r>
+      <w:r>
+        <w:rPr>
+          <w:rStyle w:val="OperatorTok"/>
+        </w:rPr>
+        <w:t xml:space="preserve">=</w:t>
+      </w:r>
+      <w:r>
+        <w:rPr>
+          <w:rStyle w:val="StringTok"/>
+        </w:rPr>
+        <w:t xml:space="preserve">'black'</w:t>
+      </w:r>
+      <w:r>
+        <w:rPr>
+          <w:rStyle w:val="NormalTok"/>
+        </w:rPr>
+        <w:t xml:space="preserve">, alpha</w:t>
+      </w:r>
+      <w:r>
+        <w:rPr>
+          <w:rStyle w:val="OperatorTok"/>
+        </w:rPr>
+        <w:t xml:space="preserve">=</w:t>
+      </w:r>
+      <w:r>
+        <w:rPr>
+          <w:rStyle w:val="FloatTok"/>
+        </w:rPr>
+        <w:t xml:space="preserve">0.7</w:t>
+      </w:r>
+      <w:r>
+        <w:rPr>
+          <w:rStyle w:val="NormalTok"/>
+        </w:rPr>
+        <w:t xml:space="preserve">)</w:t>
+      </w:r>
+      <w:r>
+        <w:br/>
+      </w:r>
+      <w:r>
+        <w:br/>
+      </w:r>
+      <w:r>
+        <w:rPr>
+          <w:rStyle w:val="CommentTok"/>
+        </w:rPr>
+        <w:t xml:space="preserve"># Etiquetas de los ejes y título con formato adecuado</w:t>
+      </w:r>
+      <w:r>
+        <w:br/>
+      </w:r>
+      <w:r>
+        <w:rPr>
+          <w:rStyle w:val="NormalTok"/>
+        </w:rPr>
+        <w:t xml:space="preserve">plt.xlabel(</w:t>
+      </w:r>
+      <w:r>
+        <w:rPr>
+          <w:rStyle w:val="StringTok"/>
+        </w:rPr>
+        <w:t xml:space="preserve">'Nivel de Glucosa (mg/dl)'</w:t>
+      </w:r>
+      <w:r>
+        <w:rPr>
+          <w:rStyle w:val="NormalTok"/>
+        </w:rPr>
+        <w:t xml:space="preserve">)</w:t>
+      </w:r>
+      <w:r>
+        <w:br/>
+      </w:r>
+      <w:r>
+        <w:rPr>
+          <w:rStyle w:val="NormalTok"/>
+        </w:rPr>
+        <w:t xml:space="preserve">plt.ylabel(</w:t>
+      </w:r>
+      <w:r>
+        <w:rPr>
+          <w:rStyle w:val="StringTok"/>
+        </w:rPr>
+        <w:t xml:space="preserve">'Número de Pacientes'</w:t>
+      </w:r>
+      <w:r>
+        <w:rPr>
+          <w:rStyle w:val="NormalTok"/>
+        </w:rPr>
+        <w:t xml:space="preserve">)</w:t>
+      </w:r>
+      <w:r>
+        <w:br/>
+      </w:r>
+      <w:r>
+        <w:rPr>
+          <w:rStyle w:val="NormalTok"/>
+        </w:rPr>
+        <w:t xml:space="preserve">plt.title(</w:t>
+      </w:r>
+      <w:r>
+        <w:rPr>
+          <w:rStyle w:val="StringTok"/>
+        </w:rPr>
+        <w:t xml:space="preserve">'Distribución de Niveles de Glucosa en Pacientes'</w:t>
+      </w:r>
+      <w:r>
+        <w:rPr>
+          <w:rStyle w:val="NormalTok"/>
+        </w:rPr>
+        <w:t xml:space="preserve">)</w:t>
+      </w:r>
+      <w:r>
+        <w:br/>
+      </w:r>
+      <w:r>
+        <w:br/>
+      </w:r>
+      <w:r>
+        <w:rPr>
+          <w:rStyle w:val="CommentTok"/>
+        </w:rPr>
+        <w:t xml:space="preserve"># Añadir una cuadrícula en el eje y para facilitar la lectura</w:t>
+      </w:r>
+      <w:r>
+        <w:br/>
+      </w:r>
+      <w:r>
+        <w:rPr>
+          <w:rStyle w:val="NormalTok"/>
+        </w:rPr>
+        <w:t xml:space="preserve">plt.grid(</w:t>
+      </w:r>
+      <w:r>
+        <w:rPr>
+          <w:rStyle w:val="VariableTok"/>
+        </w:rPr>
+        <w:t xml:space="preserve">True</w:t>
+      </w:r>
+      <w:r>
+        <w:rPr>
+          <w:rStyle w:val="NormalTok"/>
+        </w:rPr>
+        <w:t xml:space="preserve">, axis</w:t>
+      </w:r>
+      <w:r>
+        <w:rPr>
+          <w:rStyle w:val="OperatorTok"/>
+        </w:rPr>
+        <w:t xml:space="preserve">=</w:t>
+      </w:r>
+      <w:r>
+        <w:rPr>
+          <w:rStyle w:val="StringTok"/>
+        </w:rPr>
+        <w:t xml:space="preserve">'y'</w:t>
+      </w:r>
+      <w:r>
+        <w:rPr>
+          <w:rStyle w:val="NormalTok"/>
+        </w:rPr>
+        <w:t xml:space="preserve">, linestyle</w:t>
+      </w:r>
+      <w:r>
+        <w:rPr>
+          <w:rStyle w:val="OperatorTok"/>
+        </w:rPr>
+        <w:t xml:space="preserve">=</w:t>
+      </w:r>
+      <w:r>
+        <w:rPr>
+          <w:rStyle w:val="StringTok"/>
+        </w:rPr>
+        <w:t xml:space="preserve">'--'</w:t>
+      </w:r>
+      <w:r>
+        <w:rPr>
+          <w:rStyle w:val="NormalTok"/>
+        </w:rPr>
+        <w:t xml:space="preserve">, alpha</w:t>
+      </w:r>
+      <w:r>
+        <w:rPr>
+          <w:rStyle w:val="OperatorTok"/>
+        </w:rPr>
+        <w:t xml:space="preserve">=</w:t>
+      </w:r>
+      <w:r>
+        <w:rPr>
+          <w:rStyle w:val="FloatTok"/>
+        </w:rPr>
+        <w:t xml:space="preserve">0.7</w:t>
+      </w:r>
+      <w:r>
+        <w:rPr>
+          <w:rStyle w:val="NormalTok"/>
+        </w:rPr>
+        <w:t xml:space="preserve">)</w:t>
+      </w:r>
+      <w:r>
+        <w:br/>
+      </w:r>
+      <w:r>
+        <w:br/>
+      </w:r>
+      <w:r>
+        <w:rPr>
+          <w:rStyle w:val="CommentTok"/>
+        </w:rPr>
+        <w:t xml:space="preserve"># Ajustar el diseño para evitar recortes de etiquetas</w:t>
+      </w:r>
+      <w:r>
+        <w:br/>
+      </w:r>
+      <w:r>
+        <w:rPr>
+          <w:rStyle w:val="NormalTok"/>
+        </w:rPr>
+        <w:t xml:space="preserve">plt.tight_layout()</w:t>
+      </w:r>
+      <w:r>
+        <w:br/>
+      </w:r>
+      <w:r>
+        <w:br/>
+      </w:r>
+      <w:r>
+        <w:rPr>
+          <w:rStyle w:val="CommentTok"/>
+        </w:rPr>
+        <w:t xml:space="preserve"># Guardar la figura en un archivo (opcional, descomentar para usar)</w:t>
+      </w:r>
+      <w:r>
+        <w:br/>
+      </w:r>
+      <w:r>
+        <w:rPr>
+          <w:rStyle w:val="CommentTok"/>
+        </w:rPr>
+        <w:t xml:space="preserve"># plt.savefig('distribucion_glucosa.png')</w:t>
+      </w:r>
+      <w:r>
+        <w:br/>
+      </w:r>
+      <w:r>
+        <w:br/>
+      </w:r>
+      <w:r>
+        <w:rPr>
+          <w:rStyle w:val="CommentTok"/>
+        </w:rPr>
+        <w:t xml:space="preserve"># Mostrar el gráfico</w:t>
+      </w:r>
+      <w:r>
+        <w:br/>
+      </w:r>
+      <w:r>
+        <w:rPr>
+          <w:rStyle w:val="NormalTok"/>
+        </w:rPr>
+        <w:t xml:space="preserve">plt.show()</w:t>
       </w:r>
     </w:p>
-    <w:bookmarkEnd w:id="41"/>
-    <w:bookmarkStart w:id="45" w:name="vertical"/>
-    <w:p>
-      <w:pPr>
-        <w:pStyle w:val="Heading2"/>
-      </w:pPr>
-      <w:r>
-        <w:t xml:space="preserve">2.2 vertical</w:t>
-      </w:r>
-    </w:p>
-    <w:p>
-      <w:pPr>
-        <w:pStyle w:val="FirstParagraph"/>
-      </w:pPr>
-      <w:r>
-        <w:drawing>
-          <wp:inline>
-            <wp:extent cx="5667375" cy="5334000"/>
-            <wp:effectExtent b="0" l="0" r="0" t="0"/>
-            <wp:docPr descr="" title="" id="43" name="Picture"/>
-            <a:graphic>
-              <a:graphicData uri="http://schemas.openxmlformats.org/drawingml/2006/picture">
-                <pic:pic>
-                  <pic:nvPicPr>
-                    <pic:cNvPr descr="index_files/figure-docx/cell-6-output-1.png" id="44" name="Picture"/>
-                    <pic:cNvPicPr>
-                      <a:picLocks noChangeArrowheads="1" noChangeAspect="1"/>
-                    </pic:cNvPicPr>
-                  </pic:nvPicPr>
-                  <pic:blipFill>
-                    <a:blip r:embed="rId42"/>
-                    <a:stretch>
-                      <a:fillRect/>
-                    </a:stretch>
-                  </pic:blipFill>
-                  <pic:spPr bwMode="auto">
-                    <a:xfrm>
-                      <a:off x="0" y="0"/>
-                      <a:ext cx="5667375" cy="5334000"/>
-                    </a:xfrm>
-                    <a:prstGeom prst="rect">
-                      <a:avLst/>
-                    </a:prstGeom>
-                    <a:noFill/>
-                    <a:ln w="9525">
-                      <a:noFill/>
-                      <a:headEnd/>
-                      <a:tailEnd/>
-                    </a:ln>
-                  </pic:spPr>
-                </pic:pic>
-              </a:graphicData>
-            </a:graphic>
-          </wp:inline>
-        </w:drawing>
-      </w:r>
-    </w:p>
-    <w:bookmarkEnd w:id="45"/>
-    <w:bookmarkEnd w:id="46"/>
-    <w:bookmarkStart w:id="50" w:name="histograma"/>
+    <w:bookmarkEnd w:id="31"/>
+    <w:bookmarkStart w:id="32" w:name="grafico-circular"/>
     <w:p>
       <w:pPr>
         <w:pStyle w:val="Heading1"/>
       </w:pPr>
       <w:r>
-        <w:t xml:space="preserve">3. Histograma</w:t>
+        <w:t xml:space="preserve">4. Grafico circular</w:t>
       </w:r>
     </w:p>
     <w:p>
       <w:pPr>
-        <w:pStyle w:val="FirstParagraph"/>
+        <w:pStyle w:val="SourceCode"/>
       </w:pPr>
       <w:r>
-        <w:drawing>
-          <wp:inline>
-            <wp:extent cx="5848350" cy="5848350"/>
-            <wp:effectExtent b="0" l="0" r="0" t="0"/>
-            <wp:docPr descr="" title="" id="48" name="Picture"/>
-            <a:graphic>
-              <a:graphicData uri="http://schemas.openxmlformats.org/drawingml/2006/picture">
-                <pic:pic>
-                  <pic:nvPicPr>
-                    <pic:cNvPr descr="index_files/figure-docx/cell-7-output-1.png" id="49" name="Picture"/>
-                    <pic:cNvPicPr>
-                      <a:picLocks noChangeArrowheads="1" noChangeAspect="1"/>
-                    </pic:cNvPicPr>
-                  </pic:nvPicPr>
-                  <pic:blipFill>
-                    <a:blip r:embed="rId47"/>
-                    <a:stretch>
-                      <a:fillRect/>
-                    </a:stretch>
-                  </pic:blipFill>
-                  <pic:spPr bwMode="auto">
-                    <a:xfrm>
-                      <a:off x="0" y="0"/>
-                      <a:ext cx="5848350" cy="5848350"/>
-                    </a:xfrm>
-                    <a:prstGeom prst="rect">
-                      <a:avLst/>
-                    </a:prstGeom>
-                    <a:noFill/>
-                    <a:ln w="9525">
-                      <a:noFill/>
-                      <a:headEnd/>
-                      <a:tailEnd/>
-                    </a:ln>
-                  </pic:spPr>
-                </pic:pic>
-              </a:graphicData>
-            </a:graphic>
-          </wp:inline>
-        </w:drawing>
+        <w:rPr>
+          <w:rStyle w:val="ImportTok"/>
+        </w:rPr>
+        <w:t xml:space="preserve">import</w:t>
+      </w:r>
+      <w:r>
+        <w:rPr>
+          <w:rStyle w:val="NormalTok"/>
+        </w:rPr>
+        <w:t xml:space="preserve"> matplotlib.pyplot </w:t>
+      </w:r>
+      <w:r>
+        <w:rPr>
+          <w:rStyle w:val="ImportTok"/>
+        </w:rPr>
+        <w:t xml:space="preserve">as</w:t>
+      </w:r>
+      <w:r>
+        <w:rPr>
+          <w:rStyle w:val="NormalTok"/>
+        </w:rPr>
+        <w:t xml:space="preserve"> plt</w:t>
+      </w:r>
+      <w:r>
+        <w:br/>
+      </w:r>
+      <w:r>
+        <w:br/>
+      </w:r>
+      <w:r>
+        <w:rPr>
+          <w:rStyle w:val="CommentTok"/>
+        </w:rPr>
+        <w:t xml:space="preserve"># Configurar el tamaño de la figura para una mejor visualización</w:t>
+      </w:r>
+      <w:r>
+        <w:br/>
+      </w:r>
+      <w:r>
+        <w:rPr>
+          <w:rStyle w:val="CommentTok"/>
+        </w:rPr>
+        <w:t xml:space="preserve">#plt.figure(figsize=(10, 8))</w:t>
+      </w:r>
+      <w:r>
+        <w:br/>
+      </w:r>
+      <w:r>
+        <w:br/>
+      </w:r>
+      <w:r>
+        <w:rPr>
+          <w:rStyle w:val="CommentTok"/>
+        </w:rPr>
+        <w:t xml:space="preserve"># Datos de marcas de autos y sus ventas (en alguna unidad, ej. miles de unidades)</w:t>
+      </w:r>
+      <w:r>
+        <w:br/>
+      </w:r>
+      <w:r>
+        <w:rPr>
+          <w:rStyle w:val="NormalTok"/>
+        </w:rPr>
+        <w:t xml:space="preserve">marcas_autos </w:t>
+      </w:r>
+      <w:r>
+        <w:rPr>
+          <w:rStyle w:val="OperatorTok"/>
+        </w:rPr>
+        <w:t xml:space="preserve">=</w:t>
+      </w:r>
+      <w:r>
+        <w:rPr>
+          <w:rStyle w:val="NormalTok"/>
+        </w:rPr>
+        <w:t xml:space="preserve"> [</w:t>
+      </w:r>
+      <w:r>
+        <w:rPr>
+          <w:rStyle w:val="StringTok"/>
+        </w:rPr>
+        <w:t xml:space="preserve">"Kia"</w:t>
+      </w:r>
+      <w:r>
+        <w:rPr>
+          <w:rStyle w:val="NormalTok"/>
+        </w:rPr>
+        <w:t xml:space="preserve">, </w:t>
+      </w:r>
+      <w:r>
+        <w:rPr>
+          <w:rStyle w:val="StringTok"/>
+        </w:rPr>
+        <w:t xml:space="preserve">"Toyota"</w:t>
+      </w:r>
+      <w:r>
+        <w:rPr>
+          <w:rStyle w:val="NormalTok"/>
+        </w:rPr>
+        <w:t xml:space="preserve">, </w:t>
+      </w:r>
+      <w:r>
+        <w:rPr>
+          <w:rStyle w:val="StringTok"/>
+        </w:rPr>
+        <w:t xml:space="preserve">"Nissan"</w:t>
+      </w:r>
+      <w:r>
+        <w:rPr>
+          <w:rStyle w:val="NormalTok"/>
+        </w:rPr>
+        <w:t xml:space="preserve">, </w:t>
+      </w:r>
+      <w:r>
+        <w:rPr>
+          <w:rStyle w:val="StringTok"/>
+        </w:rPr>
+        <w:t xml:space="preserve">"Suzuki"</w:t>
+      </w:r>
+      <w:r>
+        <w:rPr>
+          <w:rStyle w:val="NormalTok"/>
+        </w:rPr>
+        <w:t xml:space="preserve">, </w:t>
+      </w:r>
+      <w:r>
+        <w:rPr>
+          <w:rStyle w:val="StringTok"/>
+        </w:rPr>
+        <w:t xml:space="preserve">"Audi"</w:t>
+      </w:r>
+      <w:r>
+        <w:rPr>
+          <w:rStyle w:val="NormalTok"/>
+        </w:rPr>
+        <w:t xml:space="preserve">]</w:t>
+      </w:r>
+      <w:r>
+        <w:br/>
+      </w:r>
+      <w:r>
+        <w:rPr>
+          <w:rStyle w:val="NormalTok"/>
+        </w:rPr>
+        <w:t xml:space="preserve">ventas </w:t>
+      </w:r>
+      <w:r>
+        <w:rPr>
+          <w:rStyle w:val="OperatorTok"/>
+        </w:rPr>
+        <w:t xml:space="preserve">=</w:t>
+      </w:r>
+      <w:r>
+        <w:rPr>
+          <w:rStyle w:val="NormalTok"/>
+        </w:rPr>
+        <w:t xml:space="preserve"> [</w:t>
+      </w:r>
+      <w:r>
+        <w:rPr>
+          <w:rStyle w:val="FloatTok"/>
+        </w:rPr>
+        <w:t xml:space="preserve">10.5</w:t>
+      </w:r>
+      <w:r>
+        <w:rPr>
+          <w:rStyle w:val="NormalTok"/>
+        </w:rPr>
+        <w:t xml:space="preserve">, </w:t>
+      </w:r>
+      <w:r>
+        <w:rPr>
+          <w:rStyle w:val="FloatTok"/>
+        </w:rPr>
+        <w:t xml:space="preserve">15.3</w:t>
+      </w:r>
+      <w:r>
+        <w:rPr>
+          <w:rStyle w:val="NormalTok"/>
+        </w:rPr>
+        <w:t xml:space="preserve">, </w:t>
+      </w:r>
+      <w:r>
+        <w:rPr>
+          <w:rStyle w:val="FloatTok"/>
+        </w:rPr>
+        <w:t xml:space="preserve">14.2</w:t>
+      </w:r>
+      <w:r>
+        <w:rPr>
+          <w:rStyle w:val="NormalTok"/>
+        </w:rPr>
+        <w:t xml:space="preserve">, </w:t>
+      </w:r>
+      <w:r>
+        <w:rPr>
+          <w:rStyle w:val="FloatTok"/>
+        </w:rPr>
+        <w:t xml:space="preserve">16.1</w:t>
+      </w:r>
+      <w:r>
+        <w:rPr>
+          <w:rStyle w:val="NormalTok"/>
+        </w:rPr>
+        <w:t xml:space="preserve">, </w:t>
+      </w:r>
+      <w:r>
+        <w:rPr>
+          <w:rStyle w:val="FloatTok"/>
+        </w:rPr>
+        <w:t xml:space="preserve">9.8</w:t>
+      </w:r>
+      <w:r>
+        <w:rPr>
+          <w:rStyle w:val="NormalTok"/>
+        </w:rPr>
+        <w:t xml:space="preserve">]</w:t>
+      </w:r>
+      <w:r>
+        <w:br/>
+      </w:r>
+      <w:r>
+        <w:rPr>
+          <w:rStyle w:val="CommentTok"/>
+        </w:rPr>
+        <w:t xml:space="preserve"># Resaltar la primera marca (Kia) ligeramente</w:t>
+      </w:r>
+      <w:r>
+        <w:br/>
+      </w:r>
+      <w:r>
+        <w:rPr>
+          <w:rStyle w:val="NormalTok"/>
+        </w:rPr>
+        <w:t xml:space="preserve">resaltar </w:t>
+      </w:r>
+      <w:r>
+        <w:rPr>
+          <w:rStyle w:val="OperatorTok"/>
+        </w:rPr>
+        <w:t xml:space="preserve">=</w:t>
+      </w:r>
+      <w:r>
+        <w:rPr>
+          <w:rStyle w:val="NormalTok"/>
+        </w:rPr>
+        <w:t xml:space="preserve"> [</w:t>
+      </w:r>
+      <w:r>
+        <w:rPr>
+          <w:rStyle w:val="FloatTok"/>
+        </w:rPr>
+        <w:t xml:space="preserve">0.1</w:t>
+      </w:r>
+      <w:r>
+        <w:rPr>
+          <w:rStyle w:val="NormalTok"/>
+        </w:rPr>
+        <w:t xml:space="preserve">, </w:t>
+      </w:r>
+      <w:r>
+        <w:rPr>
+          <w:rStyle w:val="DecValTok"/>
+        </w:rPr>
+        <w:t xml:space="preserve">0</w:t>
+      </w:r>
+      <w:r>
+        <w:rPr>
+          <w:rStyle w:val="NormalTok"/>
+        </w:rPr>
+        <w:t xml:space="preserve">, </w:t>
+      </w:r>
+      <w:r>
+        <w:rPr>
+          <w:rStyle w:val="DecValTok"/>
+        </w:rPr>
+        <w:t xml:space="preserve">0</w:t>
+      </w:r>
+      <w:r>
+        <w:rPr>
+          <w:rStyle w:val="NormalTok"/>
+        </w:rPr>
+        <w:t xml:space="preserve">, </w:t>
+      </w:r>
+      <w:r>
+        <w:rPr>
+          <w:rStyle w:val="DecValTok"/>
+        </w:rPr>
+        <w:t xml:space="preserve">0</w:t>
+      </w:r>
+      <w:r>
+        <w:rPr>
+          <w:rStyle w:val="NormalTok"/>
+        </w:rPr>
+        <w:t xml:space="preserve">, </w:t>
+      </w:r>
+      <w:r>
+        <w:rPr>
+          <w:rStyle w:val="DecValTok"/>
+        </w:rPr>
+        <w:t xml:space="preserve">0</w:t>
+      </w:r>
+      <w:r>
+        <w:rPr>
+          <w:rStyle w:val="NormalTok"/>
+        </w:rPr>
+        <w:t xml:space="preserve">]</w:t>
+      </w:r>
+      <w:r>
+        <w:br/>
+      </w:r>
+      <w:r>
+        <w:br/>
+      </w:r>
+      <w:r>
+        <w:rPr>
+          <w:rStyle w:val="CommentTok"/>
+        </w:rPr>
+        <w:t xml:space="preserve"># Aplicar un estilo visual predefinido (ggplot)</w:t>
+      </w:r>
+      <w:r>
+        <w:br/>
+      </w:r>
+      <w:r>
+        <w:rPr>
+          <w:rStyle w:val="NormalTok"/>
+        </w:rPr>
+        <w:t xml:space="preserve">plt.style.use(</w:t>
+      </w:r>
+      <w:r>
+        <w:rPr>
+          <w:rStyle w:val="StringTok"/>
+        </w:rPr>
+        <w:t xml:space="preserve">"ggplot"</w:t>
+      </w:r>
+      <w:r>
+        <w:rPr>
+          <w:rStyle w:val="NormalTok"/>
+        </w:rPr>
+        <w:t xml:space="preserve">)</w:t>
+      </w:r>
+      <w:r>
+        <w:br/>
+      </w:r>
+      <w:r>
+        <w:br/>
+      </w:r>
+      <w:r>
+        <w:rPr>
+          <w:rStyle w:val="CommentTok"/>
+        </w:rPr>
+        <w:t xml:space="preserve"># Crear el gráfico de pastel</w:t>
+      </w:r>
+      <w:r>
+        <w:br/>
+      </w:r>
+      <w:r>
+        <w:rPr>
+          <w:rStyle w:val="NormalTok"/>
+        </w:rPr>
+        <w:t xml:space="preserve">plt.pie(x</w:t>
+      </w:r>
+      <w:r>
+        <w:rPr>
+          <w:rStyle w:val="OperatorTok"/>
+        </w:rPr>
+        <w:t xml:space="preserve">=</w:t>
+      </w:r>
+      <w:r>
+        <w:rPr>
+          <w:rStyle w:val="NormalTok"/>
+        </w:rPr>
+        <w:t xml:space="preserve">ventas, explode</w:t>
+      </w:r>
+      <w:r>
+        <w:rPr>
+          <w:rStyle w:val="OperatorTok"/>
+        </w:rPr>
+        <w:t xml:space="preserve">=</w:t>
+      </w:r>
+      <w:r>
+        <w:rPr>
+          <w:rStyle w:val="NormalTok"/>
+        </w:rPr>
+        <w:t xml:space="preserve">resaltar, labels</w:t>
+      </w:r>
+      <w:r>
+        <w:rPr>
+          <w:rStyle w:val="OperatorTok"/>
+        </w:rPr>
+        <w:t xml:space="preserve">=</w:t>
+      </w:r>
+      <w:r>
+        <w:rPr>
+          <w:rStyle w:val="NormalTok"/>
+        </w:rPr>
+        <w:t xml:space="preserve">marcas_autos, autopct</w:t>
+      </w:r>
+      <w:r>
+        <w:rPr>
+          <w:rStyle w:val="OperatorTok"/>
+        </w:rPr>
+        <w:t xml:space="preserve">=</w:t>
+      </w:r>
+      <w:r>
+        <w:rPr>
+          <w:rStyle w:val="StringTok"/>
+        </w:rPr>
+        <w:t xml:space="preserve">"</w:t>
+      </w:r>
+      <w:r>
+        <w:rPr>
+          <w:rStyle w:val="SpecialCharTok"/>
+        </w:rPr>
+        <w:t xml:space="preserve">%.2f%%</w:t>
+      </w:r>
+      <w:r>
+        <w:rPr>
+          <w:rStyle w:val="StringTok"/>
+        </w:rPr>
+        <w:t xml:space="preserve">"</w:t>
+      </w:r>
+      <w:r>
+        <w:rPr>
+          <w:rStyle w:val="NormalTok"/>
+        </w:rPr>
+        <w:t xml:space="preserve">, shadow</w:t>
+      </w:r>
+      <w:r>
+        <w:rPr>
+          <w:rStyle w:val="OperatorTok"/>
+        </w:rPr>
+        <w:t xml:space="preserve">=</w:t>
+      </w:r>
+      <w:r>
+        <w:rPr>
+          <w:rStyle w:val="VariableTok"/>
+        </w:rPr>
+        <w:t xml:space="preserve">True</w:t>
+      </w:r>
+      <w:r>
+        <w:rPr>
+          <w:rStyle w:val="NormalTok"/>
+        </w:rPr>
+        <w:t xml:space="preserve">, startangle</w:t>
+      </w:r>
+      <w:r>
+        <w:rPr>
+          <w:rStyle w:val="OperatorTok"/>
+        </w:rPr>
+        <w:t xml:space="preserve">=</w:t>
+      </w:r>
+      <w:r>
+        <w:rPr>
+          <w:rStyle w:val="DecValTok"/>
+        </w:rPr>
+        <w:t xml:space="preserve">20</w:t>
+      </w:r>
+      <w:r>
+        <w:rPr>
+          <w:rStyle w:val="NormalTok"/>
+        </w:rPr>
+        <w:t xml:space="preserve">)</w:t>
+      </w:r>
+      <w:r>
+        <w:br/>
+      </w:r>
+      <w:r>
+        <w:br/>
+      </w:r>
+      <w:r>
+        <w:rPr>
+          <w:rStyle w:val="CommentTok"/>
+        </w:rPr>
+        <w:t xml:space="preserve"># Asegurar que el gráfico sea circular</w:t>
+      </w:r>
+      <w:r>
+        <w:br/>
+      </w:r>
+      <w:r>
+        <w:rPr>
+          <w:rStyle w:val="NormalTok"/>
+        </w:rPr>
+        <w:t xml:space="preserve">plt.axis</w:t>
+      </w:r>
+      <w:r>
+        <w:rPr>
+          <w:rStyle w:val="OperatorTok"/>
+        </w:rPr>
+        <w:t xml:space="preserve">=</w:t>
+      </w:r>
+      <w:r>
+        <w:rPr>
+          <w:rStyle w:val="NormalTok"/>
+        </w:rPr>
+        <w:t xml:space="preserve">(</w:t>
+      </w:r>
+      <w:r>
+        <w:rPr>
+          <w:rStyle w:val="StringTok"/>
+        </w:rPr>
+        <w:t xml:space="preserve">"equal"</w:t>
+      </w:r>
+      <w:r>
+        <w:rPr>
+          <w:rStyle w:val="NormalTok"/>
+        </w:rPr>
+        <w:t xml:space="preserve">)</w:t>
+      </w:r>
+      <w:r>
+        <w:br/>
+      </w:r>
+      <w:r>
+        <w:br/>
+      </w:r>
+      <w:r>
+        <w:rPr>
+          <w:rStyle w:val="CommentTok"/>
+        </w:rPr>
+        <w:t xml:space="preserve"># Añadir un título descriptivo</w:t>
+      </w:r>
+      <w:r>
+        <w:br/>
+      </w:r>
+      <w:r>
+        <w:rPr>
+          <w:rStyle w:val="NormalTok"/>
+        </w:rPr>
+        <w:t xml:space="preserve">plt.title(</w:t>
+      </w:r>
+      <w:r>
+        <w:rPr>
+          <w:rStyle w:val="StringTok"/>
+        </w:rPr>
+        <w:t xml:space="preserve">"Distribución de Ventas de Autos en EE.UU."</w:t>
+      </w:r>
+      <w:r>
+        <w:rPr>
+          <w:rStyle w:val="NormalTok"/>
+        </w:rPr>
+        <w:t xml:space="preserve">)</w:t>
+      </w:r>
+      <w:r>
+        <w:br/>
+      </w:r>
+      <w:r>
+        <w:br/>
+      </w:r>
+      <w:r>
+        <w:rPr>
+          <w:rStyle w:val="CommentTok"/>
+        </w:rPr>
+        <w:t xml:space="preserve"># Añadir una leyenda en la esquina superior izquierda</w:t>
+      </w:r>
+      <w:r>
+        <w:br/>
+      </w:r>
+      <w:r>
+        <w:rPr>
+          <w:rStyle w:val="NormalTok"/>
+        </w:rPr>
+        <w:t xml:space="preserve">plt.legend(marcas_autos, loc</w:t>
+      </w:r>
+      <w:r>
+        <w:rPr>
+          <w:rStyle w:val="OperatorTok"/>
+        </w:rPr>
+        <w:t xml:space="preserve">=</w:t>
+      </w:r>
+      <w:r>
+        <w:rPr>
+          <w:rStyle w:val="StringTok"/>
+        </w:rPr>
+        <w:t xml:space="preserve">"upper left"</w:t>
+      </w:r>
+      <w:r>
+        <w:rPr>
+          <w:rStyle w:val="NormalTok"/>
+        </w:rPr>
+        <w:t xml:space="preserve">)</w:t>
+      </w:r>
+      <w:r>
+        <w:br/>
+      </w:r>
+      <w:r>
+        <w:br/>
+      </w:r>
+      <w:r>
+        <w:rPr>
+          <w:rStyle w:val="CommentTok"/>
+        </w:rPr>
+        <w:t xml:space="preserve"># Ajustar el diseño para evitar recortes</w:t>
+      </w:r>
+      <w:r>
+        <w:br/>
+      </w:r>
+      <w:r>
+        <w:rPr>
+          <w:rStyle w:val="NormalTok"/>
+        </w:rPr>
+        <w:t xml:space="preserve">plt.tight_layout()</w:t>
+      </w:r>
+      <w:r>
+        <w:br/>
+      </w:r>
+      <w:r>
+        <w:br/>
+      </w:r>
+      <w:r>
+        <w:rPr>
+          <w:rStyle w:val="CommentTok"/>
+        </w:rPr>
+        <w:t xml:space="preserve"># Guardar la figura en un archivo (opcional, descomentar para usar)</w:t>
+      </w:r>
+      <w:r>
+        <w:br/>
+      </w:r>
+      <w:r>
+        <w:rPr>
+          <w:rStyle w:val="CommentTok"/>
+        </w:rPr>
+        <w:t xml:space="preserve"># plt.savefig('ventas_autos_eeuu.png')</w:t>
+      </w:r>
+      <w:r>
+        <w:br/>
+      </w:r>
+      <w:r>
+        <w:br/>
+      </w:r>
+      <w:r>
+        <w:rPr>
+          <w:rStyle w:val="CommentTok"/>
+        </w:rPr>
+        <w:t xml:space="preserve"># Mostrar el gráfico</w:t>
+      </w:r>
+      <w:r>
+        <w:br/>
+      </w:r>
+      <w:r>
+        <w:rPr>
+          <w:rStyle w:val="NormalTok"/>
+        </w:rPr>
+        <w:t xml:space="preserve">plt.show()</w:t>
       </w:r>
     </w:p>
-    <w:bookmarkEnd w:id="50"/>
-    <w:bookmarkStart w:id="54" w:name="grafico-circular"/>
+    <w:bookmarkEnd w:id="32"/>
+    <w:bookmarkStart w:id="33" w:name="grafico-de-donut"/>
     <w:p>
       <w:pPr>
         <w:pStyle w:val="Heading1"/>
       </w:pPr>
       <w:r>
-        <w:t xml:space="preserve">4. Grafico circular</w:t>
+        <w:t xml:space="preserve">5. Grafico de Donut</w:t>
       </w:r>
     </w:p>
     <w:p>
       <w:pPr>
-        <w:pStyle w:val="FirstParagraph"/>
+        <w:pStyle w:val="SourceCode"/>
       </w:pPr>
       <w:r>
-        <w:drawing>
-          <wp:inline>
-            <wp:extent cx="5629275" cy="5848350"/>
-            <wp:effectExtent b="0" l="0" r="0" t="0"/>
-            <wp:docPr descr="" title="" id="52" name="Picture"/>
-            <a:graphic>
-              <a:graphicData uri="http://schemas.openxmlformats.org/drawingml/2006/picture">
-                <pic:pic>
-                  <pic:nvPicPr>
-                    <pic:cNvPr descr="index_files/figure-docx/cell-8-output-1.png" id="53" name="Picture"/>
-                    <pic:cNvPicPr>
-                      <a:picLocks noChangeArrowheads="1" noChangeAspect="1"/>
-                    </pic:cNvPicPr>
-                  </pic:nvPicPr>
-                  <pic:blipFill>
-                    <a:blip r:embed="rId51"/>
-                    <a:stretch>
-                      <a:fillRect/>
-                    </a:stretch>
-                  </pic:blipFill>
-                  <pic:spPr bwMode="auto">
-                    <a:xfrm>
-                      <a:off x="0" y="0"/>
-                      <a:ext cx="5629275" cy="5848350"/>
-                    </a:xfrm>
-                    <a:prstGeom prst="rect">
-                      <a:avLst/>
-                    </a:prstGeom>
-                    <a:noFill/>
-                    <a:ln w="9525">
-                      <a:noFill/>
-                      <a:headEnd/>
-                      <a:tailEnd/>
-                    </a:ln>
-                  </pic:spPr>
-                </pic:pic>
-              </a:graphicData>
-            </a:graphic>
-          </wp:inline>
-        </w:drawing>
+        <w:rPr>
+          <w:rStyle w:val="ImportTok"/>
+        </w:rPr>
+        <w:t xml:space="preserve">import</w:t>
+      </w:r>
+      <w:r>
+        <w:rPr>
+          <w:rStyle w:val="NormalTok"/>
+        </w:rPr>
+        <w:t xml:space="preserve"> matplotlib.pyplot </w:t>
+      </w:r>
+      <w:r>
+        <w:rPr>
+          <w:rStyle w:val="ImportTok"/>
+        </w:rPr>
+        <w:t xml:space="preserve">as</w:t>
+      </w:r>
+      <w:r>
+        <w:rPr>
+          <w:rStyle w:val="NormalTok"/>
+        </w:rPr>
+        <w:t xml:space="preserve"> plt</w:t>
+      </w:r>
+      <w:r>
+        <w:br/>
+      </w:r>
+      <w:r>
+        <w:br/>
+      </w:r>
+      <w:r>
+        <w:rPr>
+          <w:rStyle w:val="CommentTok"/>
+        </w:rPr>
+        <w:t xml:space="preserve"># Configurar el tamaño de la figura para una mejor visualización</w:t>
+      </w:r>
+      <w:r>
+        <w:br/>
+      </w:r>
+      <w:r>
+        <w:rPr>
+          <w:rStyle w:val="CommentTok"/>
+        </w:rPr>
+        <w:t xml:space="preserve">#plt.figure(figsize=(10, 8))</w:t>
+      </w:r>
+      <w:r>
+        <w:br/>
+      </w:r>
+      <w:r>
+        <w:br/>
+      </w:r>
+      <w:r>
+        <w:rPr>
+          <w:rStyle w:val="CommentTok"/>
+        </w:rPr>
+        <w:t xml:space="preserve"># Datos de marcas de autos y sus ventas (en alguna unidad, ej. miles de unidades)</w:t>
+      </w:r>
+      <w:r>
+        <w:br/>
+      </w:r>
+      <w:r>
+        <w:rPr>
+          <w:rStyle w:val="NormalTok"/>
+        </w:rPr>
+        <w:t xml:space="preserve">marcas_autos </w:t>
+      </w:r>
+      <w:r>
+        <w:rPr>
+          <w:rStyle w:val="OperatorTok"/>
+        </w:rPr>
+        <w:t xml:space="preserve">=</w:t>
+      </w:r>
+      <w:r>
+        <w:rPr>
+          <w:rStyle w:val="NormalTok"/>
+        </w:rPr>
+        <w:t xml:space="preserve"> [</w:t>
+      </w:r>
+      <w:r>
+        <w:rPr>
+          <w:rStyle w:val="StringTok"/>
+        </w:rPr>
+        <w:t xml:space="preserve">"Kia"</w:t>
+      </w:r>
+      <w:r>
+        <w:rPr>
+          <w:rStyle w:val="NormalTok"/>
+        </w:rPr>
+        <w:t xml:space="preserve">, </w:t>
+      </w:r>
+      <w:r>
+        <w:rPr>
+          <w:rStyle w:val="StringTok"/>
+        </w:rPr>
+        <w:t xml:space="preserve">"Toyota"</w:t>
+      </w:r>
+      <w:r>
+        <w:rPr>
+          <w:rStyle w:val="NormalTok"/>
+        </w:rPr>
+        <w:t xml:space="preserve">, </w:t>
+      </w:r>
+      <w:r>
+        <w:rPr>
+          <w:rStyle w:val="StringTok"/>
+        </w:rPr>
+        <w:t xml:space="preserve">"Nissan"</w:t>
+      </w:r>
+      <w:r>
+        <w:rPr>
+          <w:rStyle w:val="NormalTok"/>
+        </w:rPr>
+        <w:t xml:space="preserve">, </w:t>
+      </w:r>
+      <w:r>
+        <w:rPr>
+          <w:rStyle w:val="StringTok"/>
+        </w:rPr>
+        <w:t xml:space="preserve">"Suzuki"</w:t>
+      </w:r>
+      <w:r>
+        <w:rPr>
+          <w:rStyle w:val="NormalTok"/>
+        </w:rPr>
+        <w:t xml:space="preserve">, </w:t>
+      </w:r>
+      <w:r>
+        <w:rPr>
+          <w:rStyle w:val="StringTok"/>
+        </w:rPr>
+        <w:t xml:space="preserve">"Audi"</w:t>
+      </w:r>
+      <w:r>
+        <w:rPr>
+          <w:rStyle w:val="NormalTok"/>
+        </w:rPr>
+        <w:t xml:space="preserve">]</w:t>
+      </w:r>
+      <w:r>
+        <w:br/>
+      </w:r>
+      <w:r>
+        <w:rPr>
+          <w:rStyle w:val="NormalTok"/>
+        </w:rPr>
+        <w:t xml:space="preserve">ventas </w:t>
+      </w:r>
+      <w:r>
+        <w:rPr>
+          <w:rStyle w:val="OperatorTok"/>
+        </w:rPr>
+        <w:t xml:space="preserve">=</w:t>
+      </w:r>
+      <w:r>
+        <w:rPr>
+          <w:rStyle w:val="NormalTok"/>
+        </w:rPr>
+        <w:t xml:space="preserve"> [</w:t>
+      </w:r>
+      <w:r>
+        <w:rPr>
+          <w:rStyle w:val="FloatTok"/>
+        </w:rPr>
+        <w:t xml:space="preserve">10.5</w:t>
+      </w:r>
+      <w:r>
+        <w:rPr>
+          <w:rStyle w:val="NormalTok"/>
+        </w:rPr>
+        <w:t xml:space="preserve">, </w:t>
+      </w:r>
+      <w:r>
+        <w:rPr>
+          <w:rStyle w:val="FloatTok"/>
+        </w:rPr>
+        <w:t xml:space="preserve">15.3</w:t>
+      </w:r>
+      <w:r>
+        <w:rPr>
+          <w:rStyle w:val="NormalTok"/>
+        </w:rPr>
+        <w:t xml:space="preserve">, </w:t>
+      </w:r>
+      <w:r>
+        <w:rPr>
+          <w:rStyle w:val="FloatTok"/>
+        </w:rPr>
+        <w:t xml:space="preserve">14.2</w:t>
+      </w:r>
+      <w:r>
+        <w:rPr>
+          <w:rStyle w:val="NormalTok"/>
+        </w:rPr>
+        <w:t xml:space="preserve">, </w:t>
+      </w:r>
+      <w:r>
+        <w:rPr>
+          <w:rStyle w:val="FloatTok"/>
+        </w:rPr>
+        <w:t xml:space="preserve">16.1</w:t>
+      </w:r>
+      <w:r>
+        <w:rPr>
+          <w:rStyle w:val="NormalTok"/>
+        </w:rPr>
+        <w:t xml:space="preserve">, </w:t>
+      </w:r>
+      <w:r>
+        <w:rPr>
+          <w:rStyle w:val="FloatTok"/>
+        </w:rPr>
+        <w:t xml:space="preserve">9.8</w:t>
+      </w:r>
+      <w:r>
+        <w:rPr>
+          <w:rStyle w:val="NormalTok"/>
+        </w:rPr>
+        <w:t xml:space="preserve">]</w:t>
+      </w:r>
+      <w:r>
+        <w:br/>
+      </w:r>
+      <w:r>
+        <w:rPr>
+          <w:rStyle w:val="CommentTok"/>
+        </w:rPr>
+        <w:t xml:space="preserve"># Resaltar la primera marca (Kia) ligeramente</w:t>
+      </w:r>
+      <w:r>
+        <w:br/>
+      </w:r>
+      <w:r>
+        <w:rPr>
+          <w:rStyle w:val="NormalTok"/>
+        </w:rPr>
+        <w:t xml:space="preserve">resaltar </w:t>
+      </w:r>
+      <w:r>
+        <w:rPr>
+          <w:rStyle w:val="OperatorTok"/>
+        </w:rPr>
+        <w:t xml:space="preserve">=</w:t>
+      </w:r>
+      <w:r>
+        <w:rPr>
+          <w:rStyle w:val="NormalTok"/>
+        </w:rPr>
+        <w:t xml:space="preserve"> [</w:t>
+      </w:r>
+      <w:r>
+        <w:rPr>
+          <w:rStyle w:val="FloatTok"/>
+        </w:rPr>
+        <w:t xml:space="preserve">0.1</w:t>
+      </w:r>
+      <w:r>
+        <w:rPr>
+          <w:rStyle w:val="NormalTok"/>
+        </w:rPr>
+        <w:t xml:space="preserve">, </w:t>
+      </w:r>
+      <w:r>
+        <w:rPr>
+          <w:rStyle w:val="DecValTok"/>
+        </w:rPr>
+        <w:t xml:space="preserve">0</w:t>
+      </w:r>
+      <w:r>
+        <w:rPr>
+          <w:rStyle w:val="NormalTok"/>
+        </w:rPr>
+        <w:t xml:space="preserve">, </w:t>
+      </w:r>
+      <w:r>
+        <w:rPr>
+          <w:rStyle w:val="DecValTok"/>
+        </w:rPr>
+        <w:t xml:space="preserve">0</w:t>
+      </w:r>
+      <w:r>
+        <w:rPr>
+          <w:rStyle w:val="NormalTok"/>
+        </w:rPr>
+        <w:t xml:space="preserve">, </w:t>
+      </w:r>
+      <w:r>
+        <w:rPr>
+          <w:rStyle w:val="DecValTok"/>
+        </w:rPr>
+        <w:t xml:space="preserve">0</w:t>
+      </w:r>
+      <w:r>
+        <w:rPr>
+          <w:rStyle w:val="NormalTok"/>
+        </w:rPr>
+        <w:t xml:space="preserve">, </w:t>
+      </w:r>
+      <w:r>
+        <w:rPr>
+          <w:rStyle w:val="DecValTok"/>
+        </w:rPr>
+        <w:t xml:space="preserve">0</w:t>
+      </w:r>
+      <w:r>
+        <w:rPr>
+          <w:rStyle w:val="NormalTok"/>
+        </w:rPr>
+        <w:t xml:space="preserve">]</w:t>
+      </w:r>
+      <w:r>
+        <w:br/>
+      </w:r>
+      <w:r>
+        <w:br/>
+      </w:r>
+      <w:r>
+        <w:rPr>
+          <w:rStyle w:val="CommentTok"/>
+        </w:rPr>
+        <w:t xml:space="preserve"># Aplicar un estilo visual predefinido (ggplot)</w:t>
+      </w:r>
+      <w:r>
+        <w:br/>
+      </w:r>
+      <w:r>
+        <w:rPr>
+          <w:rStyle w:val="NormalTok"/>
+        </w:rPr>
+        <w:t xml:space="preserve">plt.style.use(</w:t>
+      </w:r>
+      <w:r>
+        <w:rPr>
+          <w:rStyle w:val="StringTok"/>
+        </w:rPr>
+        <w:t xml:space="preserve">"ggplot"</w:t>
+      </w:r>
+      <w:r>
+        <w:rPr>
+          <w:rStyle w:val="NormalTok"/>
+        </w:rPr>
+        <w:t xml:space="preserve">)</w:t>
+      </w:r>
+      <w:r>
+        <w:br/>
+      </w:r>
+      <w:r>
+        <w:br/>
+      </w:r>
+      <w:r>
+        <w:rPr>
+          <w:rStyle w:val="CommentTok"/>
+        </w:rPr>
+        <w:t xml:space="preserve"># Crear el gráfico de pastel (donut chart)</w:t>
+      </w:r>
+      <w:r>
+        <w:br/>
+      </w:r>
+      <w:r>
+        <w:rPr>
+          <w:rStyle w:val="NormalTok"/>
+        </w:rPr>
+        <w:t xml:space="preserve">plt.pie(ventas, explode</w:t>
+      </w:r>
+      <w:r>
+        <w:rPr>
+          <w:rStyle w:val="OperatorTok"/>
+        </w:rPr>
+        <w:t xml:space="preserve">=</w:t>
+      </w:r>
+      <w:r>
+        <w:rPr>
+          <w:rStyle w:val="NormalTok"/>
+        </w:rPr>
+        <w:t xml:space="preserve">resaltar, labels</w:t>
+      </w:r>
+      <w:r>
+        <w:rPr>
+          <w:rStyle w:val="OperatorTok"/>
+        </w:rPr>
+        <w:t xml:space="preserve">=</w:t>
+      </w:r>
+      <w:r>
+        <w:rPr>
+          <w:rStyle w:val="NormalTok"/>
+        </w:rPr>
+        <w:t xml:space="preserve">marcas_autos, autopct</w:t>
+      </w:r>
+      <w:r>
+        <w:rPr>
+          <w:rStyle w:val="OperatorTok"/>
+        </w:rPr>
+        <w:t xml:space="preserve">=</w:t>
+      </w:r>
+      <w:r>
+        <w:rPr>
+          <w:rStyle w:val="StringTok"/>
+        </w:rPr>
+        <w:t xml:space="preserve">"</w:t>
+      </w:r>
+      <w:r>
+        <w:rPr>
+          <w:rStyle w:val="SpecialCharTok"/>
+        </w:rPr>
+        <w:t xml:space="preserve">%.2f%%</w:t>
+      </w:r>
+      <w:r>
+        <w:rPr>
+          <w:rStyle w:val="StringTok"/>
+        </w:rPr>
+        <w:t xml:space="preserve">"</w:t>
+      </w:r>
+      <w:r>
+        <w:rPr>
+          <w:rStyle w:val="NormalTok"/>
+        </w:rPr>
+        <w:t xml:space="preserve">, shadow</w:t>
+      </w:r>
+      <w:r>
+        <w:rPr>
+          <w:rStyle w:val="OperatorTok"/>
+        </w:rPr>
+        <w:t xml:space="preserve">=</w:t>
+      </w:r>
+      <w:r>
+        <w:rPr>
+          <w:rStyle w:val="VariableTok"/>
+        </w:rPr>
+        <w:t xml:space="preserve">True</w:t>
+      </w:r>
+      <w:r>
+        <w:rPr>
+          <w:rStyle w:val="NormalTok"/>
+        </w:rPr>
+        <w:t xml:space="preserve">, startangle</w:t>
+      </w:r>
+      <w:r>
+        <w:rPr>
+          <w:rStyle w:val="OperatorTok"/>
+        </w:rPr>
+        <w:t xml:space="preserve">=</w:t>
+      </w:r>
+      <w:r>
+        <w:rPr>
+          <w:rStyle w:val="DecValTok"/>
+        </w:rPr>
+        <w:t xml:space="preserve">20</w:t>
+      </w:r>
+      <w:r>
+        <w:rPr>
+          <w:rStyle w:val="NormalTok"/>
+        </w:rPr>
+        <w:t xml:space="preserve">)</w:t>
+      </w:r>
+      <w:r>
+        <w:br/>
+      </w:r>
+      <w:r>
+        <w:br/>
+      </w:r>
+      <w:r>
+        <w:rPr>
+          <w:rStyle w:val="CommentTok"/>
+        </w:rPr>
+        <w:t xml:space="preserve"># Asegurar que el gráfico sea circular</w:t>
+      </w:r>
+      <w:r>
+        <w:br/>
+      </w:r>
+      <w:r>
+        <w:rPr>
+          <w:rStyle w:val="NormalTok"/>
+        </w:rPr>
+        <w:t xml:space="preserve">plt.axis</w:t>
+      </w:r>
+      <w:r>
+        <w:rPr>
+          <w:rStyle w:val="OperatorTok"/>
+        </w:rPr>
+        <w:t xml:space="preserve">=</w:t>
+      </w:r>
+      <w:r>
+        <w:rPr>
+          <w:rStyle w:val="NormalTok"/>
+        </w:rPr>
+        <w:t xml:space="preserve">(</w:t>
+      </w:r>
+      <w:r>
+        <w:rPr>
+          <w:rStyle w:val="StringTok"/>
+        </w:rPr>
+        <w:t xml:space="preserve">"equal"</w:t>
+      </w:r>
+      <w:r>
+        <w:rPr>
+          <w:rStyle w:val="NormalTok"/>
+        </w:rPr>
+        <w:t xml:space="preserve">)</w:t>
+      </w:r>
+      <w:r>
+        <w:br/>
+      </w:r>
+      <w:r>
+        <w:br/>
+      </w:r>
+      <w:r>
+        <w:rPr>
+          <w:rStyle w:val="CommentTok"/>
+        </w:rPr>
+        <w:t xml:space="preserve"># Añadir un título descriptivo</w:t>
+      </w:r>
+      <w:r>
+        <w:br/>
+      </w:r>
+      <w:r>
+        <w:rPr>
+          <w:rStyle w:val="NormalTok"/>
+        </w:rPr>
+        <w:t xml:space="preserve">plt.title(</w:t>
+      </w:r>
+      <w:r>
+        <w:rPr>
+          <w:rStyle w:val="StringTok"/>
+        </w:rPr>
+        <w:t xml:space="preserve">"Distribución de Ventas de Autos en EE.UU."</w:t>
+      </w:r>
+      <w:r>
+        <w:rPr>
+          <w:rStyle w:val="NormalTok"/>
+        </w:rPr>
+        <w:t xml:space="preserve">)</w:t>
+      </w:r>
+      <w:r>
+        <w:br/>
+      </w:r>
+      <w:r>
+        <w:br/>
+      </w:r>
+      <w:r>
+        <w:rPr>
+          <w:rStyle w:val="CommentTok"/>
+        </w:rPr>
+        <w:t xml:space="preserve"># Añadir una leyenda en la esquina superior izquierda</w:t>
+      </w:r>
+      <w:r>
+        <w:br/>
+      </w:r>
+      <w:r>
+        <w:rPr>
+          <w:rStyle w:val="NormalTok"/>
+        </w:rPr>
+        <w:t xml:space="preserve">plt.legend(marcas_autos, loc</w:t>
+      </w:r>
+      <w:r>
+        <w:rPr>
+          <w:rStyle w:val="OperatorTok"/>
+        </w:rPr>
+        <w:t xml:space="preserve">=</w:t>
+      </w:r>
+      <w:r>
+        <w:rPr>
+          <w:rStyle w:val="StringTok"/>
+        </w:rPr>
+        <w:t xml:space="preserve">"upper left"</w:t>
+      </w:r>
+      <w:r>
+        <w:rPr>
+          <w:rStyle w:val="NormalTok"/>
+        </w:rPr>
+        <w:t xml:space="preserve">)</w:t>
+      </w:r>
+      <w:r>
+        <w:br/>
+      </w:r>
+      <w:r>
+        <w:br/>
+      </w:r>
+      <w:r>
+        <w:rPr>
+          <w:rStyle w:val="CommentTok"/>
+        </w:rPr>
+        <w:t xml:space="preserve"># Añadir un círculo central para crear el efecto de "donut chart"</w:t>
+      </w:r>
+      <w:r>
+        <w:br/>
+      </w:r>
+      <w:r>
+        <w:rPr>
+          <w:rStyle w:val="NormalTok"/>
+        </w:rPr>
+        <w:t xml:space="preserve">circulo_central </w:t>
+      </w:r>
+      <w:r>
+        <w:rPr>
+          <w:rStyle w:val="OperatorTok"/>
+        </w:rPr>
+        <w:t xml:space="preserve">=</w:t>
+      </w:r>
+      <w:r>
+        <w:rPr>
+          <w:rStyle w:val="NormalTok"/>
+        </w:rPr>
+        <w:t xml:space="preserve"> plt.Circle(xy</w:t>
+      </w:r>
+      <w:r>
+        <w:rPr>
+          <w:rStyle w:val="OperatorTok"/>
+        </w:rPr>
+        <w:t xml:space="preserve">=</w:t>
+      </w:r>
+      <w:r>
+        <w:rPr>
+          <w:rStyle w:val="NormalTok"/>
+        </w:rPr>
+        <w:t xml:space="preserve">(</w:t>
+      </w:r>
+      <w:r>
+        <w:rPr>
+          <w:rStyle w:val="DecValTok"/>
+        </w:rPr>
+        <w:t xml:space="preserve">0</w:t>
+      </w:r>
+      <w:r>
+        <w:rPr>
+          <w:rStyle w:val="NormalTok"/>
+        </w:rPr>
+        <w:t xml:space="preserve">, </w:t>
+      </w:r>
+      <w:r>
+        <w:rPr>
+          <w:rStyle w:val="DecValTok"/>
+        </w:rPr>
+        <w:t xml:space="preserve">0</w:t>
+      </w:r>
+      <w:r>
+        <w:rPr>
+          <w:rStyle w:val="NormalTok"/>
+        </w:rPr>
+        <w:t xml:space="preserve">), radius</w:t>
+      </w:r>
+      <w:r>
+        <w:rPr>
+          <w:rStyle w:val="OperatorTok"/>
+        </w:rPr>
+        <w:t xml:space="preserve">=</w:t>
+      </w:r>
+      <w:r>
+        <w:rPr>
+          <w:rStyle w:val="FloatTok"/>
+        </w:rPr>
+        <w:t xml:space="preserve">0.75</w:t>
+      </w:r>
+      <w:r>
+        <w:rPr>
+          <w:rStyle w:val="NormalTok"/>
+        </w:rPr>
+        <w:t xml:space="preserve">, facecolor</w:t>
+      </w:r>
+      <w:r>
+        <w:rPr>
+          <w:rStyle w:val="OperatorTok"/>
+        </w:rPr>
+        <w:t xml:space="preserve">=</w:t>
+      </w:r>
+      <w:r>
+        <w:rPr>
+          <w:rStyle w:val="StringTok"/>
+        </w:rPr>
+        <w:t xml:space="preserve">"white"</w:t>
+      </w:r>
+      <w:r>
+        <w:rPr>
+          <w:rStyle w:val="NormalTok"/>
+        </w:rPr>
+        <w:t xml:space="preserve">)</w:t>
+      </w:r>
+      <w:r>
+        <w:br/>
+      </w:r>
+      <w:r>
+        <w:rPr>
+          <w:rStyle w:val="NormalTok"/>
+        </w:rPr>
+        <w:t xml:space="preserve">plt.gca().add_artist(circulo_central)</w:t>
+      </w:r>
+      <w:r>
+        <w:br/>
+      </w:r>
+      <w:r>
+        <w:br/>
+      </w:r>
+      <w:r>
+        <w:rPr>
+          <w:rStyle w:val="CommentTok"/>
+        </w:rPr>
+        <w:t xml:space="preserve"># Ajustar el diseño para evitar recortes</w:t>
+      </w:r>
+      <w:r>
+        <w:br/>
+      </w:r>
+      <w:r>
+        <w:rPr>
+          <w:rStyle w:val="NormalTok"/>
+        </w:rPr>
+        <w:t xml:space="preserve">plt.tight_layout()</w:t>
+      </w:r>
+      <w:r>
+        <w:br/>
+      </w:r>
+      <w:r>
+        <w:br/>
+      </w:r>
+      <w:r>
+        <w:rPr>
+          <w:rStyle w:val="CommentTok"/>
+        </w:rPr>
+        <w:t xml:space="preserve"># Guardar la figura en un archivo (opcional, descomentar para usar)</w:t>
+      </w:r>
+      <w:r>
+        <w:br/>
+      </w:r>
+      <w:r>
+        <w:rPr>
+          <w:rStyle w:val="CommentTok"/>
+        </w:rPr>
+        <w:t xml:space="preserve"># plt.savefig('ventas_autos_eeuu_donut.png')</w:t>
+      </w:r>
+      <w:r>
+        <w:br/>
+      </w:r>
+      <w:r>
+        <w:br/>
+      </w:r>
+      <w:r>
+        <w:rPr>
+          <w:rStyle w:val="CommentTok"/>
+        </w:rPr>
+        <w:t xml:space="preserve"># Mostrar el gráfico</w:t>
+      </w:r>
+      <w:r>
+        <w:br/>
+      </w:r>
+      <w:r>
+        <w:rPr>
+          <w:rStyle w:val="NormalTok"/>
+        </w:rPr>
+        <w:t xml:space="preserve">plt.show()</w:t>
       </w:r>
     </w:p>
-    <w:bookmarkEnd w:id="54"/>
-    <w:bookmarkStart w:id="58" w:name="grafico-de-donut"/>
+    <w:bookmarkEnd w:id="33"/>
+    <w:bookmarkStart w:id="34" w:name="grafico-de-cajas"/>
     <w:p>
       <w:pPr>
         <w:pStyle w:val="Heading1"/>
       </w:pPr>
       <w:r>
-        <w:t xml:space="preserve">5. Grafico de Donut</w:t>
+        <w:t xml:space="preserve">6. Grafico de cajas</w:t>
       </w:r>
     </w:p>
     <w:p>
       <w:pPr>
-        <w:pStyle w:val="FirstParagraph"/>
+        <w:pStyle w:val="SourceCode"/>
       </w:pPr>
       <w:r>
-        <w:drawing>
-          <wp:inline>
-            <wp:extent cx="5629275" cy="5848350"/>
-            <wp:effectExtent b="0" l="0" r="0" t="0"/>
-            <wp:docPr descr="" title="" id="56" name="Picture"/>
-            <a:graphic>
-              <a:graphicData uri="http://schemas.openxmlformats.org/drawingml/2006/picture">
-                <pic:pic>
-                  <pic:nvPicPr>
-                    <pic:cNvPr descr="index_files/figure-docx/cell-9-output-1.png" id="57" name="Picture"/>
-                    <pic:cNvPicPr>
-                      <a:picLocks noChangeArrowheads="1" noChangeAspect="1"/>
-                    </pic:cNvPicPr>
-                  </pic:nvPicPr>
-                  <pic:blipFill>
-                    <a:blip r:embed="rId55"/>
-                    <a:stretch>
-                      <a:fillRect/>
-                    </a:stretch>
-                  </pic:blipFill>
-                  <pic:spPr bwMode="auto">
-                    <a:xfrm>
-                      <a:off x="0" y="0"/>
-                      <a:ext cx="5629275" cy="5848350"/>
-                    </a:xfrm>
-                    <a:prstGeom prst="rect">
-                      <a:avLst/>
-                    </a:prstGeom>
-                    <a:noFill/>
-                    <a:ln w="9525">
-                      <a:noFill/>
-                      <a:headEnd/>
-                      <a:tailEnd/>
-                    </a:ln>
-                  </pic:spPr>
-                </pic:pic>
-              </a:graphicData>
-            </a:graphic>
-          </wp:inline>
-        </w:drawing>
+        <w:rPr>
+          <w:rStyle w:val="ImportTok"/>
+        </w:rPr>
+        <w:t xml:space="preserve">import</w:t>
+      </w:r>
+      <w:r>
+        <w:rPr>
+          <w:rStyle w:val="NormalTok"/>
+        </w:rPr>
+        <w:t xml:space="preserve"> matplotlib.pyplot </w:t>
+      </w:r>
+      <w:r>
+        <w:rPr>
+          <w:rStyle w:val="ImportTok"/>
+        </w:rPr>
+        <w:t xml:space="preserve">as</w:t>
+      </w:r>
+      <w:r>
+        <w:rPr>
+          <w:rStyle w:val="NormalTok"/>
+        </w:rPr>
+        <w:t xml:space="preserve"> plt</w:t>
+      </w:r>
+      <w:r>
+        <w:br/>
+      </w:r>
+      <w:r>
+        <w:br/>
+      </w:r>
+      <w:r>
+        <w:rPr>
+          <w:rStyle w:val="CommentTok"/>
+        </w:rPr>
+        <w:t xml:space="preserve"># Configurar el tamaño de la figura para una mejor visualización</w:t>
+      </w:r>
+      <w:r>
+        <w:br/>
+      </w:r>
+      <w:r>
+        <w:rPr>
+          <w:rStyle w:val="CommentTok"/>
+        </w:rPr>
+        <w:t xml:space="preserve">#plt.figure(figsize=(10, 8))</w:t>
+      </w:r>
+      <w:r>
+        <w:br/>
+      </w:r>
+      <w:r>
+        <w:br/>
+      </w:r>
+      <w:r>
+        <w:rPr>
+          <w:rStyle w:val="CommentTok"/>
+        </w:rPr>
+        <w:t xml:space="preserve"># Datos de las edades de los alumnos</w:t>
+      </w:r>
+      <w:r>
+        <w:br/>
+      </w:r>
+      <w:r>
+        <w:rPr>
+          <w:rStyle w:val="NormalTok"/>
+        </w:rPr>
+        <w:t xml:space="preserve">edades_alumnos </w:t>
+      </w:r>
+      <w:r>
+        <w:rPr>
+          <w:rStyle w:val="OperatorTok"/>
+        </w:rPr>
+        <w:t xml:space="preserve">=</w:t>
+      </w:r>
+      <w:r>
+        <w:rPr>
+          <w:rStyle w:val="NormalTok"/>
+        </w:rPr>
+        <w:t xml:space="preserve"> [</w:t>
+      </w:r>
+      <w:r>
+        <w:rPr>
+          <w:rStyle w:val="DecValTok"/>
+        </w:rPr>
+        <w:t xml:space="preserve">12</w:t>
+      </w:r>
+      <w:r>
+        <w:rPr>
+          <w:rStyle w:val="NormalTok"/>
+        </w:rPr>
+        <w:t xml:space="preserve">, </w:t>
+      </w:r>
+      <w:r>
+        <w:rPr>
+          <w:rStyle w:val="DecValTok"/>
+        </w:rPr>
+        <w:t xml:space="preserve">13</w:t>
+      </w:r>
+      <w:r>
+        <w:rPr>
+          <w:rStyle w:val="NormalTok"/>
+        </w:rPr>
+        <w:t xml:space="preserve">, </w:t>
+      </w:r>
+      <w:r>
+        <w:rPr>
+          <w:rStyle w:val="DecValTok"/>
+        </w:rPr>
+        <w:t xml:space="preserve">12</w:t>
+      </w:r>
+      <w:r>
+        <w:rPr>
+          <w:rStyle w:val="NormalTok"/>
+        </w:rPr>
+        <w:t xml:space="preserve">, </w:t>
+      </w:r>
+      <w:r>
+        <w:rPr>
+          <w:rStyle w:val="DecValTok"/>
+        </w:rPr>
+        <w:t xml:space="preserve">17</w:t>
+      </w:r>
+      <w:r>
+        <w:rPr>
+          <w:rStyle w:val="NormalTok"/>
+        </w:rPr>
+        <w:t xml:space="preserve">, </w:t>
+      </w:r>
+      <w:r>
+        <w:rPr>
+          <w:rStyle w:val="DecValTok"/>
+        </w:rPr>
+        <w:t xml:space="preserve">16</w:t>
+      </w:r>
+      <w:r>
+        <w:rPr>
+          <w:rStyle w:val="NormalTok"/>
+        </w:rPr>
+        <w:t xml:space="preserve">, </w:t>
+      </w:r>
+      <w:r>
+        <w:rPr>
+          <w:rStyle w:val="DecValTok"/>
+        </w:rPr>
+        <w:t xml:space="preserve">15</w:t>
+      </w:r>
+      <w:r>
+        <w:rPr>
+          <w:rStyle w:val="NormalTok"/>
+        </w:rPr>
+        <w:t xml:space="preserve">, </w:t>
+      </w:r>
+      <w:r>
+        <w:rPr>
+          <w:rStyle w:val="DecValTok"/>
+        </w:rPr>
+        <w:t xml:space="preserve">14</w:t>
+      </w:r>
+      <w:r>
+        <w:rPr>
+          <w:rStyle w:val="NormalTok"/>
+        </w:rPr>
+        <w:t xml:space="preserve">, </w:t>
+      </w:r>
+      <w:r>
+        <w:rPr>
+          <w:rStyle w:val="DecValTok"/>
+        </w:rPr>
+        <w:t xml:space="preserve">15</w:t>
+      </w:r>
+      <w:r>
+        <w:rPr>
+          <w:rStyle w:val="NormalTok"/>
+        </w:rPr>
+        <w:t xml:space="preserve">, </w:t>
+      </w:r>
+      <w:r>
+        <w:rPr>
+          <w:rStyle w:val="DecValTok"/>
+        </w:rPr>
+        <w:t xml:space="preserve">15</w:t>
+      </w:r>
+      <w:r>
+        <w:rPr>
+          <w:rStyle w:val="NormalTok"/>
+        </w:rPr>
+        <w:t xml:space="preserve">, </w:t>
+      </w:r>
+      <w:r>
+        <w:rPr>
+          <w:rStyle w:val="DecValTok"/>
+        </w:rPr>
+        <w:t xml:space="preserve">16</w:t>
+      </w:r>
+      <w:r>
+        <w:rPr>
+          <w:rStyle w:val="NormalTok"/>
+        </w:rPr>
+        <w:t xml:space="preserve">, </w:t>
+      </w:r>
+      <w:r>
+        <w:rPr>
+          <w:rStyle w:val="DecValTok"/>
+        </w:rPr>
+        <w:t xml:space="preserve">14</w:t>
+      </w:r>
+      <w:r>
+        <w:rPr>
+          <w:rStyle w:val="NormalTok"/>
+        </w:rPr>
+        <w:t xml:space="preserve">, </w:t>
+      </w:r>
+      <w:r>
+        <w:rPr>
+          <w:rStyle w:val="DecValTok"/>
+        </w:rPr>
+        <w:t xml:space="preserve">12</w:t>
+      </w:r>
+      <w:r>
+        <w:rPr>
+          <w:rStyle w:val="NormalTok"/>
+        </w:rPr>
+        <w:t xml:space="preserve">, </w:t>
+      </w:r>
+      <w:r>
+        <w:rPr>
+          <w:rStyle w:val="DecValTok"/>
+        </w:rPr>
+        <w:t xml:space="preserve">15</w:t>
+      </w:r>
+      <w:r>
+        <w:rPr>
+          <w:rStyle w:val="NormalTok"/>
+        </w:rPr>
+        <w:t xml:space="preserve">, </w:t>
+      </w:r>
+      <w:r>
+        <w:rPr>
+          <w:rStyle w:val="DecValTok"/>
+        </w:rPr>
+        <w:t xml:space="preserve">16</w:t>
+      </w:r>
+      <w:r>
+        <w:rPr>
+          <w:rStyle w:val="NormalTok"/>
+        </w:rPr>
+        <w:t xml:space="preserve">, </w:t>
+      </w:r>
+      <w:r>
+        <w:rPr>
+          <w:rStyle w:val="DecValTok"/>
+        </w:rPr>
+        <w:t xml:space="preserve">14</w:t>
+      </w:r>
+      <w:r>
+        <w:rPr>
+          <w:rStyle w:val="NormalTok"/>
+        </w:rPr>
+        <w:t xml:space="preserve">, </w:t>
+      </w:r>
+      <w:r>
+        <w:rPr>
+          <w:rStyle w:val="DecValTok"/>
+        </w:rPr>
+        <w:t xml:space="preserve">12</w:t>
+      </w:r>
+      <w:r>
+        <w:rPr>
+          <w:rStyle w:val="NormalTok"/>
+        </w:rPr>
+        <w:t xml:space="preserve">, </w:t>
+      </w:r>
+      <w:r>
+        <w:rPr>
+          <w:rStyle w:val="DecValTok"/>
+        </w:rPr>
+        <w:t xml:space="preserve">16</w:t>
+      </w:r>
+      <w:r>
+        <w:rPr>
+          <w:rStyle w:val="NormalTok"/>
+        </w:rPr>
+        <w:t xml:space="preserve">, </w:t>
+      </w:r>
+      <w:r>
+        <w:rPr>
+          <w:rStyle w:val="DecValTok"/>
+        </w:rPr>
+        <w:t xml:space="preserve">17</w:t>
+      </w:r>
+      <w:r>
+        <w:rPr>
+          <w:rStyle w:val="NormalTok"/>
+        </w:rPr>
+        <w:t xml:space="preserve">]</w:t>
+      </w:r>
+      <w:r>
+        <w:br/>
+      </w:r>
+      <w:r>
+        <w:br/>
+      </w:r>
+      <w:r>
+        <w:rPr>
+          <w:rStyle w:val="CommentTok"/>
+        </w:rPr>
+        <w:t xml:space="preserve"># Crear el diagrama de caja con un estilo personalizado</w:t>
+      </w:r>
+      <w:r>
+        <w:br/>
+      </w:r>
+      <w:r>
+        <w:rPr>
+          <w:rStyle w:val="NormalTok"/>
+        </w:rPr>
+        <w:t xml:space="preserve">plt.boxplot(edades_alumnos, vert</w:t>
+      </w:r>
+      <w:r>
+        <w:rPr>
+          <w:rStyle w:val="OperatorTok"/>
+        </w:rPr>
+        <w:t xml:space="preserve">=</w:t>
+      </w:r>
+      <w:r>
+        <w:rPr>
+          <w:rStyle w:val="VariableTok"/>
+        </w:rPr>
+        <w:t xml:space="preserve">True</w:t>
+      </w:r>
+      <w:r>
+        <w:rPr>
+          <w:rStyle w:val="NormalTok"/>
+        </w:rPr>
+        <w:t xml:space="preserve">, patch_artist</w:t>
+      </w:r>
+      <w:r>
+        <w:rPr>
+          <w:rStyle w:val="OperatorTok"/>
+        </w:rPr>
+        <w:t xml:space="preserve">=</w:t>
+      </w:r>
+      <w:r>
+        <w:rPr>
+          <w:rStyle w:val="VariableTok"/>
+        </w:rPr>
+        <w:t xml:space="preserve">True</w:t>
+      </w:r>
+      <w:r>
+        <w:rPr>
+          <w:rStyle w:val="NormalTok"/>
+        </w:rPr>
+        <w:t xml:space="preserve">, </w:t>
+      </w:r>
+      <w:r>
+        <w:br/>
+      </w:r>
+      <w:r>
+        <w:rPr>
+          <w:rStyle w:val="NormalTok"/>
+        </w:rPr>
+        <w:t xml:space="preserve">            boxprops</w:t>
+      </w:r>
+      <w:r>
+        <w:rPr>
+          <w:rStyle w:val="OperatorTok"/>
+        </w:rPr>
+        <w:t xml:space="preserve">=</w:t>
+      </w:r>
+      <w:r>
+        <w:rPr>
+          <w:rStyle w:val="BuiltInTok"/>
+        </w:rPr>
+        <w:t xml:space="preserve">dict</w:t>
+      </w:r>
+      <w:r>
+        <w:rPr>
+          <w:rStyle w:val="NormalTok"/>
+        </w:rPr>
+        <w:t xml:space="preserve">(facecolor</w:t>
+      </w:r>
+      <w:r>
+        <w:rPr>
+          <w:rStyle w:val="OperatorTok"/>
+        </w:rPr>
+        <w:t xml:space="preserve">=</w:t>
+      </w:r>
+      <w:r>
+        <w:rPr>
+          <w:rStyle w:val="StringTok"/>
+        </w:rPr>
+        <w:t xml:space="preserve">'lightblue'</w:t>
+      </w:r>
+      <w:r>
+        <w:rPr>
+          <w:rStyle w:val="NormalTok"/>
+        </w:rPr>
+        <w:t xml:space="preserve">, edgecolor</w:t>
+      </w:r>
+      <w:r>
+        <w:rPr>
+          <w:rStyle w:val="OperatorTok"/>
+        </w:rPr>
+        <w:t xml:space="preserve">=</w:t>
+      </w:r>
+      <w:r>
+        <w:rPr>
+          <w:rStyle w:val="StringTok"/>
+        </w:rPr>
+        <w:t xml:space="preserve">'black'</w:t>
+      </w:r>
+      <w:r>
+        <w:rPr>
+          <w:rStyle w:val="NormalTok"/>
+        </w:rPr>
+        <w:t xml:space="preserve">),</w:t>
+      </w:r>
+      <w:r>
+        <w:br/>
+      </w:r>
+      <w:r>
+        <w:rPr>
+          <w:rStyle w:val="NormalTok"/>
+        </w:rPr>
+        <w:t xml:space="preserve">            medianprops</w:t>
+      </w:r>
+      <w:r>
+        <w:rPr>
+          <w:rStyle w:val="OperatorTok"/>
+        </w:rPr>
+        <w:t xml:space="preserve">=</w:t>
+      </w:r>
+      <w:r>
+        <w:rPr>
+          <w:rStyle w:val="BuiltInTok"/>
+        </w:rPr>
+        <w:t xml:space="preserve">dict</w:t>
+      </w:r>
+      <w:r>
+        <w:rPr>
+          <w:rStyle w:val="NormalTok"/>
+        </w:rPr>
+        <w:t xml:space="preserve">(color</w:t>
+      </w:r>
+      <w:r>
+        <w:rPr>
+          <w:rStyle w:val="OperatorTok"/>
+        </w:rPr>
+        <w:t xml:space="preserve">=</w:t>
+      </w:r>
+      <w:r>
+        <w:rPr>
+          <w:rStyle w:val="StringTok"/>
+        </w:rPr>
+        <w:t xml:space="preserve">'red'</w:t>
+      </w:r>
+      <w:r>
+        <w:rPr>
+          <w:rStyle w:val="NormalTok"/>
+        </w:rPr>
+        <w:t xml:space="preserve">), whiskerprops</w:t>
+      </w:r>
+      <w:r>
+        <w:rPr>
+          <w:rStyle w:val="OperatorTok"/>
+        </w:rPr>
+        <w:t xml:space="preserve">=</w:t>
+      </w:r>
+      <w:r>
+        <w:rPr>
+          <w:rStyle w:val="BuiltInTok"/>
+        </w:rPr>
+        <w:t xml:space="preserve">dict</w:t>
+      </w:r>
+      <w:r>
+        <w:rPr>
+          <w:rStyle w:val="NormalTok"/>
+        </w:rPr>
+        <w:t xml:space="preserve">(color</w:t>
+      </w:r>
+      <w:r>
+        <w:rPr>
+          <w:rStyle w:val="OperatorTok"/>
+        </w:rPr>
+        <w:t xml:space="preserve">=</w:t>
+      </w:r>
+      <w:r>
+        <w:rPr>
+          <w:rStyle w:val="StringTok"/>
+        </w:rPr>
+        <w:t xml:space="preserve">'black'</w:t>
+      </w:r>
+      <w:r>
+        <w:rPr>
+          <w:rStyle w:val="NormalTok"/>
+        </w:rPr>
+        <w:t xml:space="preserve">),</w:t>
+      </w:r>
+      <w:r>
+        <w:br/>
+      </w:r>
+      <w:r>
+        <w:rPr>
+          <w:rStyle w:val="NormalTok"/>
+        </w:rPr>
+        <w:t xml:space="preserve">            capprops</w:t>
+      </w:r>
+      <w:r>
+        <w:rPr>
+          <w:rStyle w:val="OperatorTok"/>
+        </w:rPr>
+        <w:t xml:space="preserve">=</w:t>
+      </w:r>
+      <w:r>
+        <w:rPr>
+          <w:rStyle w:val="BuiltInTok"/>
+        </w:rPr>
+        <w:t xml:space="preserve">dict</w:t>
+      </w:r>
+      <w:r>
+        <w:rPr>
+          <w:rStyle w:val="NormalTok"/>
+        </w:rPr>
+        <w:t xml:space="preserve">(color</w:t>
+      </w:r>
+      <w:r>
+        <w:rPr>
+          <w:rStyle w:val="OperatorTok"/>
+        </w:rPr>
+        <w:t xml:space="preserve">=</w:t>
+      </w:r>
+      <w:r>
+        <w:rPr>
+          <w:rStyle w:val="StringTok"/>
+        </w:rPr>
+        <w:t xml:space="preserve">'black'</w:t>
+      </w:r>
+      <w:r>
+        <w:rPr>
+          <w:rStyle w:val="NormalTok"/>
+        </w:rPr>
+        <w:t xml:space="preserve">), flierprops</w:t>
+      </w:r>
+      <w:r>
+        <w:rPr>
+          <w:rStyle w:val="OperatorTok"/>
+        </w:rPr>
+        <w:t xml:space="preserve">=</w:t>
+      </w:r>
+      <w:r>
+        <w:rPr>
+          <w:rStyle w:val="BuiltInTok"/>
+        </w:rPr>
+        <w:t xml:space="preserve">dict</w:t>
+      </w:r>
+      <w:r>
+        <w:rPr>
+          <w:rStyle w:val="NormalTok"/>
+        </w:rPr>
+        <w:t xml:space="preserve">(marker</w:t>
+      </w:r>
+      <w:r>
+        <w:rPr>
+          <w:rStyle w:val="OperatorTok"/>
+        </w:rPr>
+        <w:t xml:space="preserve">=</w:t>
+      </w:r>
+      <w:r>
+        <w:rPr>
+          <w:rStyle w:val="StringTok"/>
+        </w:rPr>
+        <w:t xml:space="preserve">'o'</w:t>
+      </w:r>
+      <w:r>
+        <w:rPr>
+          <w:rStyle w:val="NormalTok"/>
+        </w:rPr>
+        <w:t xml:space="preserve">, color</w:t>
+      </w:r>
+      <w:r>
+        <w:rPr>
+          <w:rStyle w:val="OperatorTok"/>
+        </w:rPr>
+        <w:t xml:space="preserve">=</w:t>
+      </w:r>
+      <w:r>
+        <w:rPr>
+          <w:rStyle w:val="StringTok"/>
+        </w:rPr>
+        <w:t xml:space="preserve">'orange'</w:t>
+      </w:r>
+      <w:r>
+        <w:rPr>
+          <w:rStyle w:val="NormalTok"/>
+        </w:rPr>
+        <w:t xml:space="preserve">, markersize</w:t>
+      </w:r>
+      <w:r>
+        <w:rPr>
+          <w:rStyle w:val="OperatorTok"/>
+        </w:rPr>
+        <w:t xml:space="preserve">=</w:t>
+      </w:r>
+      <w:r>
+        <w:rPr>
+          <w:rStyle w:val="DecValTok"/>
+        </w:rPr>
+        <w:t xml:space="preserve">8</w:t>
+      </w:r>
+      <w:r>
+        <w:rPr>
+          <w:rStyle w:val="NormalTok"/>
+        </w:rPr>
+        <w:t xml:space="preserve">))</w:t>
+      </w:r>
+      <w:r>
+        <w:br/>
+      </w:r>
+      <w:r>
+        <w:br/>
+      </w:r>
+      <w:r>
+        <w:rPr>
+          <w:rStyle w:val="CommentTok"/>
+        </w:rPr>
+        <w:t xml:space="preserve"># Etiquetas de los ejes y título con formato adecuado</w:t>
+      </w:r>
+      <w:r>
+        <w:br/>
+      </w:r>
+      <w:r>
+        <w:rPr>
+          <w:rStyle w:val="NormalTok"/>
+        </w:rPr>
+        <w:t xml:space="preserve">plt.ylabel(</w:t>
+      </w:r>
+      <w:r>
+        <w:rPr>
+          <w:rStyle w:val="StringTok"/>
+        </w:rPr>
+        <w:t xml:space="preserve">'Edad (años)'</w:t>
+      </w:r>
+      <w:r>
+        <w:rPr>
+          <w:rStyle w:val="NormalTok"/>
+        </w:rPr>
+        <w:t xml:space="preserve">)</w:t>
+      </w:r>
+      <w:r>
+        <w:br/>
+      </w:r>
+      <w:r>
+        <w:rPr>
+          <w:rStyle w:val="NormalTok"/>
+        </w:rPr>
+        <w:t xml:space="preserve">plt.title(</w:t>
+      </w:r>
+      <w:r>
+        <w:rPr>
+          <w:rStyle w:val="StringTok"/>
+        </w:rPr>
+        <w:t xml:space="preserve">'Distribución de Edades de Alumnos de Secundaria'</w:t>
+      </w:r>
+      <w:r>
+        <w:rPr>
+          <w:rStyle w:val="NormalTok"/>
+        </w:rPr>
+        <w:t xml:space="preserve">)</w:t>
+      </w:r>
+      <w:r>
+        <w:br/>
+      </w:r>
+      <w:r>
+        <w:br/>
+      </w:r>
+      <w:r>
+        <w:rPr>
+          <w:rStyle w:val="CommentTok"/>
+        </w:rPr>
+        <w:t xml:space="preserve"># Añadir una cuadrícula en el eje y para facilitar la lectura</w:t>
+      </w:r>
+      <w:r>
+        <w:br/>
+      </w:r>
+      <w:r>
+        <w:rPr>
+          <w:rStyle w:val="NormalTok"/>
+        </w:rPr>
+        <w:t xml:space="preserve">plt.grid(</w:t>
+      </w:r>
+      <w:r>
+        <w:rPr>
+          <w:rStyle w:val="VariableTok"/>
+        </w:rPr>
+        <w:t xml:space="preserve">True</w:t>
+      </w:r>
+      <w:r>
+        <w:rPr>
+          <w:rStyle w:val="NormalTok"/>
+        </w:rPr>
+        <w:t xml:space="preserve">, axis</w:t>
+      </w:r>
+      <w:r>
+        <w:rPr>
+          <w:rStyle w:val="OperatorTok"/>
+        </w:rPr>
+        <w:t xml:space="preserve">=</w:t>
+      </w:r>
+      <w:r>
+        <w:rPr>
+          <w:rStyle w:val="StringTok"/>
+        </w:rPr>
+        <w:t xml:space="preserve">'y'</w:t>
+      </w:r>
+      <w:r>
+        <w:rPr>
+          <w:rStyle w:val="NormalTok"/>
+        </w:rPr>
+        <w:t xml:space="preserve">, linestyle</w:t>
+      </w:r>
+      <w:r>
+        <w:rPr>
+          <w:rStyle w:val="OperatorTok"/>
+        </w:rPr>
+        <w:t xml:space="preserve">=</w:t>
+      </w:r>
+      <w:r>
+        <w:rPr>
+          <w:rStyle w:val="StringTok"/>
+        </w:rPr>
+        <w:t xml:space="preserve">'--'</w:t>
+      </w:r>
+      <w:r>
+        <w:rPr>
+          <w:rStyle w:val="NormalTok"/>
+        </w:rPr>
+        <w:t xml:space="preserve">, alpha</w:t>
+      </w:r>
+      <w:r>
+        <w:rPr>
+          <w:rStyle w:val="OperatorTok"/>
+        </w:rPr>
+        <w:t xml:space="preserve">=</w:t>
+      </w:r>
+      <w:r>
+        <w:rPr>
+          <w:rStyle w:val="FloatTok"/>
+        </w:rPr>
+        <w:t xml:space="preserve">0.7</w:t>
+      </w:r>
+      <w:r>
+        <w:rPr>
+          <w:rStyle w:val="NormalTok"/>
+        </w:rPr>
+        <w:t xml:space="preserve">)</w:t>
+      </w:r>
+      <w:r>
+        <w:br/>
+      </w:r>
+      <w:r>
+        <w:br/>
+      </w:r>
+      <w:r>
+        <w:rPr>
+          <w:rStyle w:val="CommentTok"/>
+        </w:rPr>
+        <w:t xml:space="preserve"># Configurar las etiquetas del eje x (opcional, ya que solo hay un grupo)</w:t>
+      </w:r>
+      <w:r>
+        <w:br/>
+      </w:r>
+      <w:r>
+        <w:rPr>
+          <w:rStyle w:val="NormalTok"/>
+        </w:rPr>
+        <w:t xml:space="preserve">plt.xticks([</w:t>
+      </w:r>
+      <w:r>
+        <w:rPr>
+          <w:rStyle w:val="DecValTok"/>
+        </w:rPr>
+        <w:t xml:space="preserve">1</w:t>
+      </w:r>
+      <w:r>
+        <w:rPr>
+          <w:rStyle w:val="NormalTok"/>
+        </w:rPr>
+        <w:t xml:space="preserve">], [</w:t>
+      </w:r>
+      <w:r>
+        <w:rPr>
+          <w:rStyle w:val="StringTok"/>
+        </w:rPr>
+        <w:t xml:space="preserve">'Alumnos'</w:t>
+      </w:r>
+      <w:r>
+        <w:rPr>
+          <w:rStyle w:val="NormalTok"/>
+        </w:rPr>
+        <w:t xml:space="preserve">])</w:t>
+      </w:r>
+      <w:r>
+        <w:br/>
+      </w:r>
+      <w:r>
+        <w:br/>
+      </w:r>
+      <w:r>
+        <w:rPr>
+          <w:rStyle w:val="CommentTok"/>
+        </w:rPr>
+        <w:t xml:space="preserve"># Ajustar el diseño para evitar recortes</w:t>
+      </w:r>
+      <w:r>
+        <w:br/>
+      </w:r>
+      <w:r>
+        <w:rPr>
+          <w:rStyle w:val="NormalTok"/>
+        </w:rPr>
+        <w:t xml:space="preserve">plt.tight_layout()</w:t>
+      </w:r>
+      <w:r>
+        <w:br/>
+      </w:r>
+      <w:r>
+        <w:br/>
+      </w:r>
+      <w:r>
+        <w:rPr>
+          <w:rStyle w:val="CommentTok"/>
+        </w:rPr>
+        <w:t xml:space="preserve"># Guardar la figura en un archivo (opcional, descomentar para usar)</w:t>
+      </w:r>
+      <w:r>
+        <w:br/>
+      </w:r>
+      <w:r>
+        <w:rPr>
+          <w:rStyle w:val="CommentTok"/>
+        </w:rPr>
+        <w:t xml:space="preserve"># plt.savefig('edades_alumnos_secundaria.png')</w:t>
+      </w:r>
+      <w:r>
+        <w:br/>
+      </w:r>
+      <w:r>
+        <w:br/>
+      </w:r>
+      <w:r>
+        <w:rPr>
+          <w:rStyle w:val="CommentTok"/>
+        </w:rPr>
+        <w:t xml:space="preserve"># Mostrar el gráfico</w:t>
+      </w:r>
+      <w:r>
+        <w:br/>
+      </w:r>
+      <w:r>
+        <w:rPr>
+          <w:rStyle w:val="NormalTok"/>
+        </w:rPr>
+        <w:t xml:space="preserve">plt.show()</w:t>
       </w:r>
     </w:p>
-    <w:bookmarkEnd w:id="58"/>
-    <w:bookmarkStart w:id="62" w:name="grafico-de-cajas"/>
+    <w:bookmarkEnd w:id="34"/>
+    <w:bookmarkStart w:id="35" w:name="grafico-de-barras-combinadas"/>
     <w:p>
       <w:pPr>
         <w:pStyle w:val="Heading1"/>
       </w:pPr>
       <w:r>
-        <w:t xml:space="preserve">6. Grafico de cajas</w:t>
+        <w:t xml:space="preserve">7. Grafico de barras combinadas</w:t>
       </w:r>
     </w:p>
     <w:p>
       <w:pPr>
-        <w:pStyle w:val="FirstParagraph"/>
+        <w:pStyle w:val="SourceCode"/>
       </w:pPr>
       <w:r>
-        <w:drawing>
-          <wp:inline>
-            <wp:extent cx="5848350" cy="5848350"/>
-            <wp:effectExtent b="0" l="0" r="0" t="0"/>
-            <wp:docPr descr="" title="" id="60" name="Picture"/>
-            <a:graphic>
-              <a:graphicData uri="http://schemas.openxmlformats.org/drawingml/2006/picture">
-                <pic:pic>
-                  <pic:nvPicPr>
-                    <pic:cNvPr descr="index_files/figure-docx/cell-10-output-1.png" id="61" name="Picture"/>
-                    <pic:cNvPicPr>
-                      <a:picLocks noChangeArrowheads="1" noChangeAspect="1"/>
-                    </pic:cNvPicPr>
-                  </pic:nvPicPr>
-                  <pic:blipFill>
-                    <a:blip r:embed="rId59"/>
-                    <a:stretch>
-                      <a:fillRect/>
-                    </a:stretch>
-                  </pic:blipFill>
-                  <pic:spPr bwMode="auto">
-                    <a:xfrm>
-                      <a:off x="0" y="0"/>
-                      <a:ext cx="5848350" cy="5848350"/>
-                    </a:xfrm>
-                    <a:prstGeom prst="rect">
-                      <a:avLst/>
-                    </a:prstGeom>
-                    <a:noFill/>
-                    <a:ln w="9525">
-                      <a:noFill/>
-                      <a:headEnd/>
-                      <a:tailEnd/>
-                    </a:ln>
-                  </pic:spPr>
-                </pic:pic>
-              </a:graphicData>
-            </a:graphic>
-          </wp:inline>
-        </w:drawing>
+        <w:rPr>
+          <w:rStyle w:val="ImportTok"/>
+        </w:rPr>
+        <w:t xml:space="preserve">import</w:t>
+      </w:r>
+      <w:r>
+        <w:rPr>
+          <w:rStyle w:val="NormalTok"/>
+        </w:rPr>
+        <w:t xml:space="preserve"> matplotlib.pyplot </w:t>
+      </w:r>
+      <w:r>
+        <w:rPr>
+          <w:rStyle w:val="ImportTok"/>
+        </w:rPr>
+        <w:t xml:space="preserve">as</w:t>
+      </w:r>
+      <w:r>
+        <w:rPr>
+          <w:rStyle w:val="NormalTok"/>
+        </w:rPr>
+        <w:t xml:space="preserve"> plt</w:t>
+      </w:r>
+      <w:r>
+        <w:br/>
+      </w:r>
+      <w:r>
+        <w:br/>
+      </w:r>
+      <w:r>
+        <w:rPr>
+          <w:rStyle w:val="CommentTok"/>
+        </w:rPr>
+        <w:t xml:space="preserve"># Configurar el tamaño de la figura para una mejor visualización</w:t>
+      </w:r>
+      <w:r>
+        <w:br/>
+      </w:r>
+      <w:r>
+        <w:rPr>
+          <w:rStyle w:val="CommentTok"/>
+        </w:rPr>
+        <w:t xml:space="preserve">#plt.figure(figsize=(10, 8))</w:t>
+      </w:r>
+      <w:r>
+        <w:br/>
+      </w:r>
+      <w:r>
+        <w:br/>
+      </w:r>
+      <w:r>
+        <w:rPr>
+          <w:rStyle w:val="CommentTok"/>
+        </w:rPr>
+        <w:t xml:space="preserve"># Datos de ventas de autos por día (en unidades)</w:t>
+      </w:r>
+      <w:r>
+        <w:br/>
+      </w:r>
+      <w:r>
+        <w:rPr>
+          <w:rStyle w:val="NormalTok"/>
+        </w:rPr>
+        <w:t xml:space="preserve">ventas_toyota </w:t>
+      </w:r>
+      <w:r>
+        <w:rPr>
+          <w:rStyle w:val="OperatorTok"/>
+        </w:rPr>
+        <w:t xml:space="preserve">=</w:t>
+      </w:r>
+      <w:r>
+        <w:rPr>
+          <w:rStyle w:val="NormalTok"/>
+        </w:rPr>
+        <w:t xml:space="preserve"> [</w:t>
+      </w:r>
+      <w:r>
+        <w:rPr>
+          <w:rStyle w:val="DecValTok"/>
+        </w:rPr>
+        <w:t xml:space="preserve">10</w:t>
+      </w:r>
+      <w:r>
+        <w:rPr>
+          <w:rStyle w:val="NormalTok"/>
+        </w:rPr>
+        <w:t xml:space="preserve">, </w:t>
+      </w:r>
+      <w:r>
+        <w:rPr>
+          <w:rStyle w:val="DecValTok"/>
+        </w:rPr>
+        <w:t xml:space="preserve">15</w:t>
+      </w:r>
+      <w:r>
+        <w:rPr>
+          <w:rStyle w:val="NormalTok"/>
+        </w:rPr>
+        <w:t xml:space="preserve">, </w:t>
+      </w:r>
+      <w:r>
+        <w:rPr>
+          <w:rStyle w:val="DecValTok"/>
+        </w:rPr>
+        <w:t xml:space="preserve">19</w:t>
+      </w:r>
+      <w:r>
+        <w:rPr>
+          <w:rStyle w:val="NormalTok"/>
+        </w:rPr>
+        <w:t xml:space="preserve">, </w:t>
+      </w:r>
+      <w:r>
+        <w:rPr>
+          <w:rStyle w:val="DecValTok"/>
+        </w:rPr>
+        <w:t xml:space="preserve">14</w:t>
+      </w:r>
+      <w:r>
+        <w:rPr>
+          <w:rStyle w:val="NormalTok"/>
+        </w:rPr>
+        <w:t xml:space="preserve">, </w:t>
+      </w:r>
+      <w:r>
+        <w:rPr>
+          <w:rStyle w:val="DecValTok"/>
+        </w:rPr>
+        <w:t xml:space="preserve">9</w:t>
+      </w:r>
+      <w:r>
+        <w:rPr>
+          <w:rStyle w:val="NormalTok"/>
+        </w:rPr>
+        <w:t xml:space="preserve">]</w:t>
+      </w:r>
+      <w:r>
+        <w:br/>
+      </w:r>
+      <w:r>
+        <w:rPr>
+          <w:rStyle w:val="NormalTok"/>
+        </w:rPr>
+        <w:t xml:space="preserve">ventas_audi </w:t>
+      </w:r>
+      <w:r>
+        <w:rPr>
+          <w:rStyle w:val="OperatorTok"/>
+        </w:rPr>
+        <w:t xml:space="preserve">=</w:t>
+      </w:r>
+      <w:r>
+        <w:rPr>
+          <w:rStyle w:val="NormalTok"/>
+        </w:rPr>
+        <w:t xml:space="preserve"> [</w:t>
+      </w:r>
+      <w:r>
+        <w:rPr>
+          <w:rStyle w:val="DecValTok"/>
+        </w:rPr>
+        <w:t xml:space="preserve">15</w:t>
+      </w:r>
+      <w:r>
+        <w:rPr>
+          <w:rStyle w:val="NormalTok"/>
+        </w:rPr>
+        <w:t xml:space="preserve">, </w:t>
+      </w:r>
+      <w:r>
+        <w:rPr>
+          <w:rStyle w:val="DecValTok"/>
+        </w:rPr>
+        <w:t xml:space="preserve">25</w:t>
+      </w:r>
+      <w:r>
+        <w:rPr>
+          <w:rStyle w:val="NormalTok"/>
+        </w:rPr>
+        <w:t xml:space="preserve">, </w:t>
+      </w:r>
+      <w:r>
+        <w:rPr>
+          <w:rStyle w:val="DecValTok"/>
+        </w:rPr>
+        <w:t xml:space="preserve">27</w:t>
+      </w:r>
+      <w:r>
+        <w:rPr>
+          <w:rStyle w:val="NormalTok"/>
+        </w:rPr>
+        <w:t xml:space="preserve">, </w:t>
+      </w:r>
+      <w:r>
+        <w:rPr>
+          <w:rStyle w:val="DecValTok"/>
+        </w:rPr>
+        <w:t xml:space="preserve">24</w:t>
+      </w:r>
+      <w:r>
+        <w:rPr>
+          <w:rStyle w:val="NormalTok"/>
+        </w:rPr>
+        <w:t xml:space="preserve">, </w:t>
+      </w:r>
+      <w:r>
+        <w:rPr>
+          <w:rStyle w:val="DecValTok"/>
+        </w:rPr>
+        <w:t xml:space="preserve">28</w:t>
+      </w:r>
+      <w:r>
+        <w:rPr>
+          <w:rStyle w:val="NormalTok"/>
+        </w:rPr>
+        <w:t xml:space="preserve">]</w:t>
+      </w:r>
+      <w:r>
+        <w:br/>
+      </w:r>
+      <w:r>
+        <w:rPr>
+          <w:rStyle w:val="NormalTok"/>
+        </w:rPr>
+        <w:t xml:space="preserve">dias </w:t>
+      </w:r>
+      <w:r>
+        <w:rPr>
+          <w:rStyle w:val="OperatorTok"/>
+        </w:rPr>
+        <w:t xml:space="preserve">=</w:t>
+      </w:r>
+      <w:r>
+        <w:rPr>
+          <w:rStyle w:val="NormalTok"/>
+        </w:rPr>
+        <w:t xml:space="preserve"> [</w:t>
+      </w:r>
+      <w:r>
+        <w:rPr>
+          <w:rStyle w:val="DecValTok"/>
+        </w:rPr>
+        <w:t xml:space="preserve">0</w:t>
+      </w:r>
+      <w:r>
+        <w:rPr>
+          <w:rStyle w:val="NormalTok"/>
+        </w:rPr>
+        <w:t xml:space="preserve">, </w:t>
+      </w:r>
+      <w:r>
+        <w:rPr>
+          <w:rStyle w:val="DecValTok"/>
+        </w:rPr>
+        <w:t xml:space="preserve">1</w:t>
+      </w:r>
+      <w:r>
+        <w:rPr>
+          <w:rStyle w:val="NormalTok"/>
+        </w:rPr>
+        <w:t xml:space="preserve">, </w:t>
+      </w:r>
+      <w:r>
+        <w:rPr>
+          <w:rStyle w:val="DecValTok"/>
+        </w:rPr>
+        <w:t xml:space="preserve">2</w:t>
+      </w:r>
+      <w:r>
+        <w:rPr>
+          <w:rStyle w:val="NormalTok"/>
+        </w:rPr>
+        <w:t xml:space="preserve">, </w:t>
+      </w:r>
+      <w:r>
+        <w:rPr>
+          <w:rStyle w:val="DecValTok"/>
+        </w:rPr>
+        <w:t xml:space="preserve">3</w:t>
+      </w:r>
+      <w:r>
+        <w:rPr>
+          <w:rStyle w:val="NormalTok"/>
+        </w:rPr>
+        <w:t xml:space="preserve">, </w:t>
+      </w:r>
+      <w:r>
+        <w:rPr>
+          <w:rStyle w:val="DecValTok"/>
+        </w:rPr>
+        <w:t xml:space="preserve">4</w:t>
+      </w:r>
+      <w:r>
+        <w:rPr>
+          <w:rStyle w:val="NormalTok"/>
+        </w:rPr>
+        <w:t xml:space="preserve">]  </w:t>
+      </w:r>
+      <w:r>
+        <w:rPr>
+          <w:rStyle w:val="CommentTok"/>
+        </w:rPr>
+        <w:t xml:space="preserve"># Posiciones para los días</w:t>
+      </w:r>
+      <w:r>
+        <w:br/>
+      </w:r>
+      <w:r>
+        <w:rPr>
+          <w:rStyle w:val="NormalTok"/>
+        </w:rPr>
+        <w:t xml:space="preserve">ancho_barras </w:t>
+      </w:r>
+      <w:r>
+        <w:rPr>
+          <w:rStyle w:val="OperatorTok"/>
+        </w:rPr>
+        <w:t xml:space="preserve">=</w:t>
+      </w:r>
+      <w:r>
+        <w:rPr>
+          <w:rStyle w:val="NormalTok"/>
+        </w:rPr>
+        <w:t xml:space="preserve"> </w:t>
+      </w:r>
+      <w:r>
+        <w:rPr>
+          <w:rStyle w:val="FloatTok"/>
+        </w:rPr>
+        <w:t xml:space="preserve">0.5</w:t>
+      </w:r>
+      <w:r>
+        <w:rPr>
+          <w:rStyle w:val="NormalTok"/>
+        </w:rPr>
+        <w:t xml:space="preserve">  </w:t>
+      </w:r>
+      <w:r>
+        <w:rPr>
+          <w:rStyle w:val="CommentTok"/>
+        </w:rPr>
+        <w:t xml:space="preserve"># Grosor de las barras</w:t>
+      </w:r>
+      <w:r>
+        <w:br/>
+      </w:r>
+      <w:r>
+        <w:br/>
+      </w:r>
+      <w:r>
+        <w:rPr>
+          <w:rStyle w:val="CommentTok"/>
+        </w:rPr>
+        <w:t xml:space="preserve"># Crear el gráfico de barras apiladas</w:t>
+      </w:r>
+      <w:r>
+        <w:br/>
+      </w:r>
+      <w:r>
+        <w:rPr>
+          <w:rStyle w:val="NormalTok"/>
+        </w:rPr>
+        <w:t xml:space="preserve">barras_toyota </w:t>
+      </w:r>
+      <w:r>
+        <w:rPr>
+          <w:rStyle w:val="OperatorTok"/>
+        </w:rPr>
+        <w:t xml:space="preserve">=</w:t>
+      </w:r>
+      <w:r>
+        <w:rPr>
+          <w:rStyle w:val="NormalTok"/>
+        </w:rPr>
+        <w:t xml:space="preserve"> plt.bar(dias, ventas_toyota, ancho_barras, label</w:t>
+      </w:r>
+      <w:r>
+        <w:rPr>
+          <w:rStyle w:val="OperatorTok"/>
+        </w:rPr>
+        <w:t xml:space="preserve">=</w:t>
+      </w:r>
+      <w:r>
+        <w:rPr>
+          <w:rStyle w:val="StringTok"/>
+        </w:rPr>
+        <w:t xml:space="preserve">'Toyota'</w:t>
+      </w:r>
+      <w:r>
+        <w:rPr>
+          <w:rStyle w:val="NormalTok"/>
+        </w:rPr>
+        <w:t xml:space="preserve">, color</w:t>
+      </w:r>
+      <w:r>
+        <w:rPr>
+          <w:rStyle w:val="OperatorTok"/>
+        </w:rPr>
+        <w:t xml:space="preserve">=</w:t>
+      </w:r>
+      <w:r>
+        <w:rPr>
+          <w:rStyle w:val="StringTok"/>
+        </w:rPr>
+        <w:t xml:space="preserve">'skyblue'</w:t>
+      </w:r>
+      <w:r>
+        <w:rPr>
+          <w:rStyle w:val="NormalTok"/>
+        </w:rPr>
+        <w:t xml:space="preserve">, edgecolor</w:t>
+      </w:r>
+      <w:r>
+        <w:rPr>
+          <w:rStyle w:val="OperatorTok"/>
+        </w:rPr>
+        <w:t xml:space="preserve">=</w:t>
+      </w:r>
+      <w:r>
+        <w:rPr>
+          <w:rStyle w:val="StringTok"/>
+        </w:rPr>
+        <w:t xml:space="preserve">'black'</w:t>
+      </w:r>
+      <w:r>
+        <w:rPr>
+          <w:rStyle w:val="NormalTok"/>
+        </w:rPr>
+        <w:t xml:space="preserve">)</w:t>
+      </w:r>
+      <w:r>
+        <w:br/>
+      </w:r>
+      <w:r>
+        <w:rPr>
+          <w:rStyle w:val="NormalTok"/>
+        </w:rPr>
+        <w:t xml:space="preserve">barras_audi </w:t>
+      </w:r>
+      <w:r>
+        <w:rPr>
+          <w:rStyle w:val="OperatorTok"/>
+        </w:rPr>
+        <w:t xml:space="preserve">=</w:t>
+      </w:r>
+      <w:r>
+        <w:rPr>
+          <w:rStyle w:val="NormalTok"/>
+        </w:rPr>
+        <w:t xml:space="preserve"> plt.bar(dias, ventas_audi, ancho_barras, bottom</w:t>
+      </w:r>
+      <w:r>
+        <w:rPr>
+          <w:rStyle w:val="OperatorTok"/>
+        </w:rPr>
+        <w:t xml:space="preserve">=</w:t>
+      </w:r>
+      <w:r>
+        <w:rPr>
+          <w:rStyle w:val="NormalTok"/>
+        </w:rPr>
+        <w:t xml:space="preserve">ventas_toyota, label</w:t>
+      </w:r>
+      <w:r>
+        <w:rPr>
+          <w:rStyle w:val="OperatorTok"/>
+        </w:rPr>
+        <w:t xml:space="preserve">=</w:t>
+      </w:r>
+      <w:r>
+        <w:rPr>
+          <w:rStyle w:val="StringTok"/>
+        </w:rPr>
+        <w:t xml:space="preserve">'Audi'</w:t>
+      </w:r>
+      <w:r>
+        <w:rPr>
+          <w:rStyle w:val="NormalTok"/>
+        </w:rPr>
+        <w:t xml:space="preserve">, color</w:t>
+      </w:r>
+      <w:r>
+        <w:rPr>
+          <w:rStyle w:val="OperatorTok"/>
+        </w:rPr>
+        <w:t xml:space="preserve">=</w:t>
+      </w:r>
+      <w:r>
+        <w:rPr>
+          <w:rStyle w:val="StringTok"/>
+        </w:rPr>
+        <w:t xml:space="preserve">'salmon'</w:t>
+      </w:r>
+      <w:r>
+        <w:rPr>
+          <w:rStyle w:val="NormalTok"/>
+        </w:rPr>
+        <w:t xml:space="preserve">, edgecolor</w:t>
+      </w:r>
+      <w:r>
+        <w:rPr>
+          <w:rStyle w:val="OperatorTok"/>
+        </w:rPr>
+        <w:t xml:space="preserve">=</w:t>
+      </w:r>
+      <w:r>
+        <w:rPr>
+          <w:rStyle w:val="StringTok"/>
+        </w:rPr>
+        <w:t xml:space="preserve">'black'</w:t>
+      </w:r>
+      <w:r>
+        <w:rPr>
+          <w:rStyle w:val="NormalTok"/>
+        </w:rPr>
+        <w:t xml:space="preserve">)</w:t>
+      </w:r>
+      <w:r>
+        <w:br/>
+      </w:r>
+      <w:r>
+        <w:br/>
+      </w:r>
+      <w:r>
+        <w:rPr>
+          <w:rStyle w:val="CommentTok"/>
+        </w:rPr>
+        <w:t xml:space="preserve"># Configurar las etiquetas del eje x con los días</w:t>
+      </w:r>
+      <w:r>
+        <w:br/>
+      </w:r>
+      <w:r>
+        <w:rPr>
+          <w:rStyle w:val="NormalTok"/>
+        </w:rPr>
+        <w:t xml:space="preserve">plt.xticks(dias, [</w:t>
+      </w:r>
+      <w:r>
+        <w:rPr>
+          <w:rStyle w:val="StringTok"/>
+        </w:rPr>
+        <w:t xml:space="preserve">'Día 1'</w:t>
+      </w:r>
+      <w:r>
+        <w:rPr>
+          <w:rStyle w:val="NormalTok"/>
+        </w:rPr>
+        <w:t xml:space="preserve">, </w:t>
+      </w:r>
+      <w:r>
+        <w:rPr>
+          <w:rStyle w:val="StringTok"/>
+        </w:rPr>
+        <w:t xml:space="preserve">'Día 2'</w:t>
+      </w:r>
+      <w:r>
+        <w:rPr>
+          <w:rStyle w:val="NormalTok"/>
+        </w:rPr>
+        <w:t xml:space="preserve">, </w:t>
+      </w:r>
+      <w:r>
+        <w:rPr>
+          <w:rStyle w:val="StringTok"/>
+        </w:rPr>
+        <w:t xml:space="preserve">'Día 3'</w:t>
+      </w:r>
+      <w:r>
+        <w:rPr>
+          <w:rStyle w:val="NormalTok"/>
+        </w:rPr>
+        <w:t xml:space="preserve">, </w:t>
+      </w:r>
+      <w:r>
+        <w:rPr>
+          <w:rStyle w:val="StringTok"/>
+        </w:rPr>
+        <w:t xml:space="preserve">'Día 4'</w:t>
+      </w:r>
+      <w:r>
+        <w:rPr>
+          <w:rStyle w:val="NormalTok"/>
+        </w:rPr>
+        <w:t xml:space="preserve">, </w:t>
+      </w:r>
+      <w:r>
+        <w:rPr>
+          <w:rStyle w:val="StringTok"/>
+        </w:rPr>
+        <w:t xml:space="preserve">'Día 5'</w:t>
+      </w:r>
+      <w:r>
+        <w:rPr>
+          <w:rStyle w:val="NormalTok"/>
+        </w:rPr>
+        <w:t xml:space="preserve">])</w:t>
+      </w:r>
+      <w:r>
+        <w:br/>
+      </w:r>
+      <w:r>
+        <w:br/>
+      </w:r>
+      <w:r>
+        <w:rPr>
+          <w:rStyle w:val="CommentTok"/>
+        </w:rPr>
+        <w:t xml:space="preserve"># Etiquetas de los ejes y título con formato adecuado</w:t>
+      </w:r>
+      <w:r>
+        <w:br/>
+      </w:r>
+      <w:r>
+        <w:rPr>
+          <w:rStyle w:val="NormalTok"/>
+        </w:rPr>
+        <w:t xml:space="preserve">plt.xlabel(</w:t>
+      </w:r>
+      <w:r>
+        <w:rPr>
+          <w:rStyle w:val="StringTok"/>
+        </w:rPr>
+        <w:t xml:space="preserve">'Días'</w:t>
+      </w:r>
+      <w:r>
+        <w:rPr>
+          <w:rStyle w:val="NormalTok"/>
+        </w:rPr>
+        <w:t xml:space="preserve">)</w:t>
+      </w:r>
+      <w:r>
+        <w:br/>
+      </w:r>
+      <w:r>
+        <w:rPr>
+          <w:rStyle w:val="NormalTok"/>
+        </w:rPr>
+        <w:t xml:space="preserve">plt.ylabel(</w:t>
+      </w:r>
+      <w:r>
+        <w:rPr>
+          <w:rStyle w:val="StringTok"/>
+        </w:rPr>
+        <w:t xml:space="preserve">'Unidades Vendidas'</w:t>
+      </w:r>
+      <w:r>
+        <w:rPr>
+          <w:rStyle w:val="NormalTok"/>
+        </w:rPr>
+        <w:t xml:space="preserve">)</w:t>
+      </w:r>
+      <w:r>
+        <w:br/>
+      </w:r>
+      <w:r>
+        <w:rPr>
+          <w:rStyle w:val="NormalTok"/>
+        </w:rPr>
+        <w:t xml:space="preserve">plt.title(</w:t>
+      </w:r>
+      <w:r>
+        <w:rPr>
+          <w:rStyle w:val="StringTok"/>
+        </w:rPr>
+        <w:t xml:space="preserve">'Ventas de Autos por Día (Toyota vs. Audi)'</w:t>
+      </w:r>
+      <w:r>
+        <w:rPr>
+          <w:rStyle w:val="NormalTok"/>
+        </w:rPr>
+        <w:t xml:space="preserve">)</w:t>
+      </w:r>
+      <w:r>
+        <w:br/>
+      </w:r>
+      <w:r>
+        <w:br/>
+      </w:r>
+      <w:r>
+        <w:rPr>
+          <w:rStyle w:val="CommentTok"/>
+        </w:rPr>
+        <w:t xml:space="preserve"># Configurar las marcas del eje y para mayor claridad</w:t>
+      </w:r>
+      <w:r>
+        <w:br/>
+      </w:r>
+      <w:r>
+        <w:rPr>
+          <w:rStyle w:val="NormalTok"/>
+        </w:rPr>
+        <w:t xml:space="preserve">plt.yticks([</w:t>
+      </w:r>
+      <w:r>
+        <w:rPr>
+          <w:rStyle w:val="DecValTok"/>
+        </w:rPr>
+        <w:t xml:space="preserve">0</w:t>
+      </w:r>
+      <w:r>
+        <w:rPr>
+          <w:rStyle w:val="NormalTok"/>
+        </w:rPr>
+        <w:t xml:space="preserve">, </w:t>
+      </w:r>
+      <w:r>
+        <w:rPr>
+          <w:rStyle w:val="DecValTok"/>
+        </w:rPr>
+        <w:t xml:space="preserve">5</w:t>
+      </w:r>
+      <w:r>
+        <w:rPr>
+          <w:rStyle w:val="NormalTok"/>
+        </w:rPr>
+        <w:t xml:space="preserve">, </w:t>
+      </w:r>
+      <w:r>
+        <w:rPr>
+          <w:rStyle w:val="DecValTok"/>
+        </w:rPr>
+        <w:t xml:space="preserve">10</w:t>
+      </w:r>
+      <w:r>
+        <w:rPr>
+          <w:rStyle w:val="NormalTok"/>
+        </w:rPr>
+        <w:t xml:space="preserve">, </w:t>
+      </w:r>
+      <w:r>
+        <w:rPr>
+          <w:rStyle w:val="DecValTok"/>
+        </w:rPr>
+        <w:t xml:space="preserve">15</w:t>
+      </w:r>
+      <w:r>
+        <w:rPr>
+          <w:rStyle w:val="NormalTok"/>
+        </w:rPr>
+        <w:t xml:space="preserve">, </w:t>
+      </w:r>
+      <w:r>
+        <w:rPr>
+          <w:rStyle w:val="DecValTok"/>
+        </w:rPr>
+        <w:t xml:space="preserve">20</w:t>
+      </w:r>
+      <w:r>
+        <w:rPr>
+          <w:rStyle w:val="NormalTok"/>
+        </w:rPr>
+        <w:t xml:space="preserve">, </w:t>
+      </w:r>
+      <w:r>
+        <w:rPr>
+          <w:rStyle w:val="DecValTok"/>
+        </w:rPr>
+        <w:t xml:space="preserve">25</w:t>
+      </w:r>
+      <w:r>
+        <w:rPr>
+          <w:rStyle w:val="NormalTok"/>
+        </w:rPr>
+        <w:t xml:space="preserve">, </w:t>
+      </w:r>
+      <w:r>
+        <w:rPr>
+          <w:rStyle w:val="DecValTok"/>
+        </w:rPr>
+        <w:t xml:space="preserve">30</w:t>
+      </w:r>
+      <w:r>
+        <w:rPr>
+          <w:rStyle w:val="NormalTok"/>
+        </w:rPr>
+        <w:t xml:space="preserve">, </w:t>
+      </w:r>
+      <w:r>
+        <w:rPr>
+          <w:rStyle w:val="DecValTok"/>
+        </w:rPr>
+        <w:t xml:space="preserve">35</w:t>
+      </w:r>
+      <w:r>
+        <w:rPr>
+          <w:rStyle w:val="NormalTok"/>
+        </w:rPr>
+        <w:t xml:space="preserve">, </w:t>
+      </w:r>
+      <w:r>
+        <w:rPr>
+          <w:rStyle w:val="DecValTok"/>
+        </w:rPr>
+        <w:t xml:space="preserve">40</w:t>
+      </w:r>
+      <w:r>
+        <w:rPr>
+          <w:rStyle w:val="NormalTok"/>
+        </w:rPr>
+        <w:t xml:space="preserve">, </w:t>
+      </w:r>
+      <w:r>
+        <w:rPr>
+          <w:rStyle w:val="DecValTok"/>
+        </w:rPr>
+        <w:t xml:space="preserve">45</w:t>
+      </w:r>
+      <w:r>
+        <w:rPr>
+          <w:rStyle w:val="NormalTok"/>
+        </w:rPr>
+        <w:t xml:space="preserve">, </w:t>
+      </w:r>
+      <w:r>
+        <w:rPr>
+          <w:rStyle w:val="DecValTok"/>
+        </w:rPr>
+        <w:t xml:space="preserve">50</w:t>
+      </w:r>
+      <w:r>
+        <w:rPr>
+          <w:rStyle w:val="NormalTok"/>
+        </w:rPr>
+        <w:t xml:space="preserve">])</w:t>
+      </w:r>
+      <w:r>
+        <w:br/>
+      </w:r>
+      <w:r>
+        <w:br/>
+      </w:r>
+      <w:r>
+        <w:rPr>
+          <w:rStyle w:val="CommentTok"/>
+        </w:rPr>
+        <w:t xml:space="preserve"># Añadir una cuadrícula en el eje y para facilitar la lectura</w:t>
+      </w:r>
+      <w:r>
+        <w:br/>
+      </w:r>
+      <w:r>
+        <w:rPr>
+          <w:rStyle w:val="NormalTok"/>
+        </w:rPr>
+        <w:t xml:space="preserve">plt.grid(</w:t>
+      </w:r>
+      <w:r>
+        <w:rPr>
+          <w:rStyle w:val="VariableTok"/>
+        </w:rPr>
+        <w:t xml:space="preserve">True</w:t>
+      </w:r>
+      <w:r>
+        <w:rPr>
+          <w:rStyle w:val="NormalTok"/>
+        </w:rPr>
+        <w:t xml:space="preserve">, axis</w:t>
+      </w:r>
+      <w:r>
+        <w:rPr>
+          <w:rStyle w:val="OperatorTok"/>
+        </w:rPr>
+        <w:t xml:space="preserve">=</w:t>
+      </w:r>
+      <w:r>
+        <w:rPr>
+          <w:rStyle w:val="StringTok"/>
+        </w:rPr>
+        <w:t xml:space="preserve">'y'</w:t>
+      </w:r>
+      <w:r>
+        <w:rPr>
+          <w:rStyle w:val="NormalTok"/>
+        </w:rPr>
+        <w:t xml:space="preserve">, linestyle</w:t>
+      </w:r>
+      <w:r>
+        <w:rPr>
+          <w:rStyle w:val="OperatorTok"/>
+        </w:rPr>
+        <w:t xml:space="preserve">=</w:t>
+      </w:r>
+      <w:r>
+        <w:rPr>
+          <w:rStyle w:val="StringTok"/>
+        </w:rPr>
+        <w:t xml:space="preserve">'--'</w:t>
+      </w:r>
+      <w:r>
+        <w:rPr>
+          <w:rStyle w:val="NormalTok"/>
+        </w:rPr>
+        <w:t xml:space="preserve">, alpha</w:t>
+      </w:r>
+      <w:r>
+        <w:rPr>
+          <w:rStyle w:val="OperatorTok"/>
+        </w:rPr>
+        <w:t xml:space="preserve">=</w:t>
+      </w:r>
+      <w:r>
+        <w:rPr>
+          <w:rStyle w:val="FloatTok"/>
+        </w:rPr>
+        <w:t xml:space="preserve">0.7</w:t>
+      </w:r>
+      <w:r>
+        <w:rPr>
+          <w:rStyle w:val="NormalTok"/>
+        </w:rPr>
+        <w:t xml:space="preserve">)</w:t>
+      </w:r>
+      <w:r>
+        <w:br/>
+      </w:r>
+      <w:r>
+        <w:br/>
+      </w:r>
+      <w:r>
+        <w:rPr>
+          <w:rStyle w:val="CommentTok"/>
+        </w:rPr>
+        <w:t xml:space="preserve"># Añadir una leyenda para identificar las marcas</w:t>
+      </w:r>
+      <w:r>
+        <w:br/>
+      </w:r>
+      <w:r>
+        <w:rPr>
+          <w:rStyle w:val="NormalTok"/>
+        </w:rPr>
+        <w:t xml:space="preserve">plt.legend()</w:t>
+      </w:r>
+      <w:r>
+        <w:br/>
+      </w:r>
+      <w:r>
+        <w:br/>
+      </w:r>
+      <w:r>
+        <w:rPr>
+          <w:rStyle w:val="CommentTok"/>
+        </w:rPr>
+        <w:t xml:space="preserve"># Ajustar el diseño para evitar recortes</w:t>
+      </w:r>
+      <w:r>
+        <w:br/>
+      </w:r>
+      <w:r>
+        <w:rPr>
+          <w:rStyle w:val="NormalTok"/>
+        </w:rPr>
+        <w:t xml:space="preserve">plt.tight_layout()</w:t>
+      </w:r>
+      <w:r>
+        <w:br/>
+      </w:r>
+      <w:r>
+        <w:br/>
+      </w:r>
+      <w:r>
+        <w:rPr>
+          <w:rStyle w:val="CommentTok"/>
+        </w:rPr>
+        <w:t xml:space="preserve"># Guardar la figura en un archivo (opcional, descomentar para usar)</w:t>
+      </w:r>
+      <w:r>
+        <w:br/>
+      </w:r>
+      <w:r>
+        <w:rPr>
+          <w:rStyle w:val="CommentTok"/>
+        </w:rPr>
+        <w:t xml:space="preserve"># plt.savefig('ventas_autos_toyota_audi.png')</w:t>
+      </w:r>
+      <w:r>
+        <w:br/>
+      </w:r>
+      <w:r>
+        <w:br/>
+      </w:r>
+      <w:r>
+        <w:rPr>
+          <w:rStyle w:val="CommentTok"/>
+        </w:rPr>
+        <w:t xml:space="preserve"># Mostrar el gráfico</w:t>
+      </w:r>
+      <w:r>
+        <w:br/>
+      </w:r>
+      <w:r>
+        <w:rPr>
+          <w:rStyle w:val="NormalTok"/>
+        </w:rPr>
+        <w:t xml:space="preserve">plt.show()</w:t>
       </w:r>
     </w:p>
-    <w:bookmarkEnd w:id="62"/>
-    <w:bookmarkStart w:id="66" w:name="grafico-de-barras-combinadas"/>
+    <w:bookmarkEnd w:id="35"/>
+    <w:bookmarkStart w:id="36" w:name="graficos-combinados"/>
     <w:p>
       <w:pPr>
         <w:pStyle w:val="Heading1"/>
       </w:pPr>
       <w:r>
-        <w:t xml:space="preserve">7. Grafico de barras combinadas</w:t>
+        <w:t xml:space="preserve">8. Graficos combinados</w:t>
       </w:r>
     </w:p>
     <w:p>
       <w:pPr>
-        <w:pStyle w:val="FirstParagraph"/>
+        <w:pStyle w:val="SourceCode"/>
       </w:pPr>
       <w:r>
-        <w:drawing>
-          <wp:inline>
-            <wp:extent cx="5848350" cy="5848350"/>
-            <wp:effectExtent b="0" l="0" r="0" t="0"/>
-            <wp:docPr descr="" title="" id="64" name="Picture"/>
-            <a:graphic>
-              <a:graphicData uri="http://schemas.openxmlformats.org/drawingml/2006/picture">
-                <pic:pic>
-                  <pic:nvPicPr>
-                    <pic:cNvPr descr="index_files/figure-docx/cell-11-output-1.png" id="65" name="Picture"/>
-                    <pic:cNvPicPr>
-                      <a:picLocks noChangeArrowheads="1" noChangeAspect="1"/>
-                    </pic:cNvPicPr>
-                  </pic:nvPicPr>
-                  <pic:blipFill>
-                    <a:blip r:embed="rId63"/>
-                    <a:stretch>
-                      <a:fillRect/>
-                    </a:stretch>
-                  </pic:blipFill>
-                  <pic:spPr bwMode="auto">
-                    <a:xfrm>
-                      <a:off x="0" y="0"/>
-                      <a:ext cx="5848350" cy="5848350"/>
-                    </a:xfrm>
-                    <a:prstGeom prst="rect">
-                      <a:avLst/>
-                    </a:prstGeom>
-                    <a:noFill/>
-                    <a:ln w="9525">
-                      <a:noFill/>
-                      <a:headEnd/>
-                      <a:tailEnd/>
-                    </a:ln>
-                  </pic:spPr>
-                </pic:pic>
-              </a:graphicData>
-            </a:graphic>
-          </wp:inline>
-        </w:drawing>
+        <w:rPr>
+          <w:rStyle w:val="ImportTok"/>
+        </w:rPr>
+        <w:t xml:space="preserve">import</w:t>
+      </w:r>
+      <w:r>
+        <w:rPr>
+          <w:rStyle w:val="NormalTok"/>
+        </w:rPr>
+        <w:t xml:space="preserve"> matplotlib.pyplot </w:t>
+      </w:r>
+      <w:r>
+        <w:rPr>
+          <w:rStyle w:val="ImportTok"/>
+        </w:rPr>
+        <w:t xml:space="preserve">as</w:t>
+      </w:r>
+      <w:r>
+        <w:rPr>
+          <w:rStyle w:val="NormalTok"/>
+        </w:rPr>
+        <w:t xml:space="preserve"> plt</w:t>
+      </w:r>
+      <w:r>
+        <w:br/>
+      </w:r>
+      <w:r>
+        <w:br/>
+      </w:r>
+      <w:r>
+        <w:rPr>
+          <w:rStyle w:val="CommentTok"/>
+        </w:rPr>
+        <w:t xml:space="preserve"># Configurar el tamaño de la figura para una mejor visualización</w:t>
+      </w:r>
+      <w:r>
+        <w:br/>
+      </w:r>
+      <w:r>
+        <w:rPr>
+          <w:rStyle w:val="CommentTok"/>
+        </w:rPr>
+        <w:t xml:space="preserve">#plt.figure(figsize=(10, 8))</w:t>
+      </w:r>
+      <w:r>
+        <w:br/>
+      </w:r>
+      <w:r>
+        <w:br/>
+      </w:r>
+      <w:r>
+        <w:rPr>
+          <w:rStyle w:val="CommentTok"/>
+        </w:rPr>
+        <w:t xml:space="preserve"># Datos de vacunación proyectada (en número de pacientes)</w:t>
+      </w:r>
+      <w:r>
+        <w:br/>
+      </w:r>
+      <w:r>
+        <w:rPr>
+          <w:rStyle w:val="NormalTok"/>
+        </w:rPr>
+        <w:t xml:space="preserve">vacunacion_proyectada </w:t>
+      </w:r>
+      <w:r>
+        <w:rPr>
+          <w:rStyle w:val="OperatorTok"/>
+        </w:rPr>
+        <w:t xml:space="preserve">=</w:t>
+      </w:r>
+      <w:r>
+        <w:rPr>
+          <w:rStyle w:val="NormalTok"/>
+        </w:rPr>
+        <w:t xml:space="preserve"> [</w:t>
+      </w:r>
+      <w:r>
+        <w:rPr>
+          <w:rStyle w:val="DecValTok"/>
+        </w:rPr>
+        <w:t xml:space="preserve">250</w:t>
+      </w:r>
+      <w:r>
+        <w:rPr>
+          <w:rStyle w:val="NormalTok"/>
+        </w:rPr>
+        <w:t xml:space="preserve">, </w:t>
+      </w:r>
+      <w:r>
+        <w:rPr>
+          <w:rStyle w:val="DecValTok"/>
+        </w:rPr>
+        <w:t xml:space="preserve">120</w:t>
+      </w:r>
+      <w:r>
+        <w:rPr>
+          <w:rStyle w:val="NormalTok"/>
+        </w:rPr>
+        <w:t xml:space="preserve">, </w:t>
+      </w:r>
+      <w:r>
+        <w:rPr>
+          <w:rStyle w:val="DecValTok"/>
+        </w:rPr>
+        <w:t xml:space="preserve">270</w:t>
+      </w:r>
+      <w:r>
+        <w:rPr>
+          <w:rStyle w:val="NormalTok"/>
+        </w:rPr>
+        <w:t xml:space="preserve">, </w:t>
+      </w:r>
+      <w:r>
+        <w:rPr>
+          <w:rStyle w:val="DecValTok"/>
+        </w:rPr>
+        <w:t xml:space="preserve">560</w:t>
+      </w:r>
+      <w:r>
+        <w:rPr>
+          <w:rStyle w:val="NormalTok"/>
+        </w:rPr>
+        <w:t xml:space="preserve">, </w:t>
+      </w:r>
+      <w:r>
+        <w:rPr>
+          <w:rStyle w:val="DecValTok"/>
+        </w:rPr>
+        <w:t xml:space="preserve">450</w:t>
+      </w:r>
+      <w:r>
+        <w:rPr>
+          <w:rStyle w:val="NormalTok"/>
+        </w:rPr>
+        <w:t xml:space="preserve">, </w:t>
+      </w:r>
+      <w:r>
+        <w:rPr>
+          <w:rStyle w:val="DecValTok"/>
+        </w:rPr>
+        <w:t xml:space="preserve">280</w:t>
+      </w:r>
+      <w:r>
+        <w:rPr>
+          <w:rStyle w:val="NormalTok"/>
+        </w:rPr>
+        <w:t xml:space="preserve">, </w:t>
+      </w:r>
+      <w:r>
+        <w:rPr>
+          <w:rStyle w:val="DecValTok"/>
+        </w:rPr>
+        <w:t xml:space="preserve">550</w:t>
+      </w:r>
+      <w:r>
+        <w:rPr>
+          <w:rStyle w:val="NormalTok"/>
+        </w:rPr>
+        <w:t xml:space="preserve">]</w:t>
+      </w:r>
+      <w:r>
+        <w:br/>
+      </w:r>
+      <w:r>
+        <w:rPr>
+          <w:rStyle w:val="CommentTok"/>
+        </w:rPr>
+        <w:t xml:space="preserve"># Datos de vacunación real (en número de pacientes)</w:t>
+      </w:r>
+      <w:r>
+        <w:br/>
+      </w:r>
+      <w:r>
+        <w:rPr>
+          <w:rStyle w:val="NormalTok"/>
+        </w:rPr>
+        <w:t xml:space="preserve">vacunacion_real </w:t>
+      </w:r>
+      <w:r>
+        <w:rPr>
+          <w:rStyle w:val="OperatorTok"/>
+        </w:rPr>
+        <w:t xml:space="preserve">=</w:t>
+      </w:r>
+      <w:r>
+        <w:rPr>
+          <w:rStyle w:val="NormalTok"/>
+        </w:rPr>
+        <w:t xml:space="preserve"> [</w:t>
+      </w:r>
+      <w:r>
+        <w:rPr>
+          <w:rStyle w:val="DecValTok"/>
+        </w:rPr>
+        <w:t xml:space="preserve">150</w:t>
+      </w:r>
+      <w:r>
+        <w:rPr>
+          <w:rStyle w:val="NormalTok"/>
+        </w:rPr>
+        <w:t xml:space="preserve">, </w:t>
+      </w:r>
+      <w:r>
+        <w:rPr>
+          <w:rStyle w:val="DecValTok"/>
+        </w:rPr>
+        <w:t xml:space="preserve">300</w:t>
+      </w:r>
+      <w:r>
+        <w:rPr>
+          <w:rStyle w:val="NormalTok"/>
+        </w:rPr>
+        <w:t xml:space="preserve">, </w:t>
+      </w:r>
+      <w:r>
+        <w:rPr>
+          <w:rStyle w:val="DecValTok"/>
+        </w:rPr>
+        <w:t xml:space="preserve">120</w:t>
+      </w:r>
+      <w:r>
+        <w:rPr>
+          <w:rStyle w:val="NormalTok"/>
+        </w:rPr>
+        <w:t xml:space="preserve">, </w:t>
+      </w:r>
+      <w:r>
+        <w:rPr>
+          <w:rStyle w:val="DecValTok"/>
+        </w:rPr>
+        <w:t xml:space="preserve">550</w:t>
+      </w:r>
+      <w:r>
+        <w:rPr>
+          <w:rStyle w:val="NormalTok"/>
+        </w:rPr>
+        <w:t xml:space="preserve">, </w:t>
+      </w:r>
+      <w:r>
+        <w:rPr>
+          <w:rStyle w:val="DecValTok"/>
+        </w:rPr>
+        <w:t xml:space="preserve">500</w:t>
+      </w:r>
+      <w:r>
+        <w:rPr>
+          <w:rStyle w:val="NormalTok"/>
+        </w:rPr>
+        <w:t xml:space="preserve">, </w:t>
+      </w:r>
+      <w:r>
+        <w:rPr>
+          <w:rStyle w:val="DecValTok"/>
+        </w:rPr>
+        <w:t xml:space="preserve">240</w:t>
+      </w:r>
+      <w:r>
+        <w:rPr>
+          <w:rStyle w:val="NormalTok"/>
+        </w:rPr>
+        <w:t xml:space="preserve">, </w:t>
+      </w:r>
+      <w:r>
+        <w:rPr>
+          <w:rStyle w:val="DecValTok"/>
+        </w:rPr>
+        <w:t xml:space="preserve">600</w:t>
+      </w:r>
+      <w:r>
+        <w:rPr>
+          <w:rStyle w:val="NormalTok"/>
+        </w:rPr>
+        <w:t xml:space="preserve">]</w:t>
+      </w:r>
+      <w:r>
+        <w:br/>
+      </w:r>
+      <w:r>
+        <w:rPr>
+          <w:rStyle w:val="NormalTok"/>
+        </w:rPr>
+        <w:t xml:space="preserve">meses </w:t>
+      </w:r>
+      <w:r>
+        <w:rPr>
+          <w:rStyle w:val="OperatorTok"/>
+        </w:rPr>
+        <w:t xml:space="preserve">=</w:t>
+      </w:r>
+      <w:r>
+        <w:rPr>
+          <w:rStyle w:val="NormalTok"/>
+        </w:rPr>
+        <w:t xml:space="preserve"> [</w:t>
+      </w:r>
+      <w:r>
+        <w:rPr>
+          <w:rStyle w:val="StringTok"/>
+        </w:rPr>
+        <w:t xml:space="preserve">"Enero"</w:t>
+      </w:r>
+      <w:r>
+        <w:rPr>
+          <w:rStyle w:val="NormalTok"/>
+        </w:rPr>
+        <w:t xml:space="preserve">, </w:t>
+      </w:r>
+      <w:r>
+        <w:rPr>
+          <w:rStyle w:val="StringTok"/>
+        </w:rPr>
+        <w:t xml:space="preserve">"Febrero"</w:t>
+      </w:r>
+      <w:r>
+        <w:rPr>
+          <w:rStyle w:val="NormalTok"/>
+        </w:rPr>
+        <w:t xml:space="preserve">, </w:t>
+      </w:r>
+      <w:r>
+        <w:rPr>
+          <w:rStyle w:val="StringTok"/>
+        </w:rPr>
+        <w:t xml:space="preserve">"Marzo"</w:t>
+      </w:r>
+      <w:r>
+        <w:rPr>
+          <w:rStyle w:val="NormalTok"/>
+        </w:rPr>
+        <w:t xml:space="preserve">, </w:t>
+      </w:r>
+      <w:r>
+        <w:rPr>
+          <w:rStyle w:val="StringTok"/>
+        </w:rPr>
+        <w:t xml:space="preserve">"Abril"</w:t>
+      </w:r>
+      <w:r>
+        <w:rPr>
+          <w:rStyle w:val="NormalTok"/>
+        </w:rPr>
+        <w:t xml:space="preserve">, </w:t>
+      </w:r>
+      <w:r>
+        <w:rPr>
+          <w:rStyle w:val="StringTok"/>
+        </w:rPr>
+        <w:t xml:space="preserve">"Mayo"</w:t>
+      </w:r>
+      <w:r>
+        <w:rPr>
+          <w:rStyle w:val="NormalTok"/>
+        </w:rPr>
+        <w:t xml:space="preserve">, </w:t>
+      </w:r>
+      <w:r>
+        <w:rPr>
+          <w:rStyle w:val="StringTok"/>
+        </w:rPr>
+        <w:t xml:space="preserve">"Junio"</w:t>
+      </w:r>
+      <w:r>
+        <w:rPr>
+          <w:rStyle w:val="NormalTok"/>
+        </w:rPr>
+        <w:t xml:space="preserve">, </w:t>
+      </w:r>
+      <w:r>
+        <w:rPr>
+          <w:rStyle w:val="StringTok"/>
+        </w:rPr>
+        <w:t xml:space="preserve">"Julio"</w:t>
+      </w:r>
+      <w:r>
+        <w:rPr>
+          <w:rStyle w:val="NormalTok"/>
+        </w:rPr>
+        <w:t xml:space="preserve">]</w:t>
+      </w:r>
+      <w:r>
+        <w:br/>
+      </w:r>
+      <w:r>
+        <w:br/>
+      </w:r>
+      <w:r>
+        <w:rPr>
+          <w:rStyle w:val="CommentTok"/>
+        </w:rPr>
+        <w:t xml:space="preserve"># Graficar la vacunación proyectada como una línea con marcadores</w:t>
+      </w:r>
+      <w:r>
+        <w:br/>
+      </w:r>
+      <w:r>
+        <w:rPr>
+          <w:rStyle w:val="NormalTok"/>
+        </w:rPr>
+        <w:t xml:space="preserve">plt.plot(meses, vacunacion_proyectada, marker</w:t>
+      </w:r>
+      <w:r>
+        <w:rPr>
+          <w:rStyle w:val="OperatorTok"/>
+        </w:rPr>
+        <w:t xml:space="preserve">=</w:t>
+      </w:r>
+      <w:r>
+        <w:rPr>
+          <w:rStyle w:val="StringTok"/>
+        </w:rPr>
+        <w:t xml:space="preserve">'d'</w:t>
+      </w:r>
+      <w:r>
+        <w:rPr>
+          <w:rStyle w:val="NormalTok"/>
+        </w:rPr>
+        <w:t xml:space="preserve">, linestyle</w:t>
+      </w:r>
+      <w:r>
+        <w:rPr>
+          <w:rStyle w:val="OperatorTok"/>
+        </w:rPr>
+        <w:t xml:space="preserve">=</w:t>
+      </w:r>
+      <w:r>
+        <w:rPr>
+          <w:rStyle w:val="StringTok"/>
+        </w:rPr>
+        <w:t xml:space="preserve">'--'</w:t>
+      </w:r>
+      <w:r>
+        <w:rPr>
+          <w:rStyle w:val="NormalTok"/>
+        </w:rPr>
+        <w:t xml:space="preserve">, color</w:t>
+      </w:r>
+      <w:r>
+        <w:rPr>
+          <w:rStyle w:val="OperatorTok"/>
+        </w:rPr>
+        <w:t xml:space="preserve">=</w:t>
+      </w:r>
+      <w:r>
+        <w:rPr>
+          <w:rStyle w:val="StringTok"/>
+        </w:rPr>
+        <w:t xml:space="preserve">'red'</w:t>
+      </w:r>
+      <w:r>
+        <w:rPr>
+          <w:rStyle w:val="NormalTok"/>
+        </w:rPr>
+        <w:t xml:space="preserve">, label</w:t>
+      </w:r>
+      <w:r>
+        <w:rPr>
+          <w:rStyle w:val="OperatorTok"/>
+        </w:rPr>
+        <w:t xml:space="preserve">=</w:t>
+      </w:r>
+      <w:r>
+        <w:rPr>
+          <w:rStyle w:val="StringTok"/>
+        </w:rPr>
+        <w:t xml:space="preserve">'Vacunación Proyectada'</w:t>
+      </w:r>
+      <w:r>
+        <w:rPr>
+          <w:rStyle w:val="NormalTok"/>
+        </w:rPr>
+        <w:t xml:space="preserve">)</w:t>
+      </w:r>
+      <w:r>
+        <w:br/>
+      </w:r>
+      <w:r>
+        <w:br/>
+      </w:r>
+      <w:r>
+        <w:rPr>
+          <w:rStyle w:val="CommentTok"/>
+        </w:rPr>
+        <w:t xml:space="preserve"># Graficar la vacunación real como barras</w:t>
+      </w:r>
+      <w:r>
+        <w:br/>
+      </w:r>
+      <w:r>
+        <w:rPr>
+          <w:rStyle w:val="NormalTok"/>
+        </w:rPr>
+        <w:t xml:space="preserve">plt.bar(meses, vacunacion_real, color</w:t>
+      </w:r>
+      <w:r>
+        <w:rPr>
+          <w:rStyle w:val="OperatorTok"/>
+        </w:rPr>
+        <w:t xml:space="preserve">=</w:t>
+      </w:r>
+      <w:r>
+        <w:rPr>
+          <w:rStyle w:val="StringTok"/>
+        </w:rPr>
+        <w:t xml:space="preserve">'skyblue'</w:t>
+      </w:r>
+      <w:r>
+        <w:rPr>
+          <w:rStyle w:val="NormalTok"/>
+        </w:rPr>
+        <w:t xml:space="preserve">, edgecolor</w:t>
+      </w:r>
+      <w:r>
+        <w:rPr>
+          <w:rStyle w:val="OperatorTok"/>
+        </w:rPr>
+        <w:t xml:space="preserve">=</w:t>
+      </w:r>
+      <w:r>
+        <w:rPr>
+          <w:rStyle w:val="StringTok"/>
+        </w:rPr>
+        <w:t xml:space="preserve">'black'</w:t>
+      </w:r>
+      <w:r>
+        <w:rPr>
+          <w:rStyle w:val="NormalTok"/>
+        </w:rPr>
+        <w:t xml:space="preserve">, alpha</w:t>
+      </w:r>
+      <w:r>
+        <w:rPr>
+          <w:rStyle w:val="OperatorTok"/>
+        </w:rPr>
+        <w:t xml:space="preserve">=</w:t>
+      </w:r>
+      <w:r>
+        <w:rPr>
+          <w:rStyle w:val="FloatTok"/>
+        </w:rPr>
+        <w:t xml:space="preserve">0.7</w:t>
+      </w:r>
+      <w:r>
+        <w:rPr>
+          <w:rStyle w:val="NormalTok"/>
+        </w:rPr>
+        <w:t xml:space="preserve">, label</w:t>
+      </w:r>
+      <w:r>
+        <w:rPr>
+          <w:rStyle w:val="OperatorTok"/>
+        </w:rPr>
+        <w:t xml:space="preserve">=</w:t>
+      </w:r>
+      <w:r>
+        <w:rPr>
+          <w:rStyle w:val="StringTok"/>
+        </w:rPr>
+        <w:t xml:space="preserve">'Vacunación Real'</w:t>
+      </w:r>
+      <w:r>
+        <w:rPr>
+          <w:rStyle w:val="NormalTok"/>
+        </w:rPr>
+        <w:t xml:space="preserve">)</w:t>
+      </w:r>
+      <w:r>
+        <w:br/>
+      </w:r>
+      <w:r>
+        <w:br/>
+      </w:r>
+      <w:r>
+        <w:rPr>
+          <w:rStyle w:val="CommentTok"/>
+        </w:rPr>
+        <w:t xml:space="preserve"># Etiquetas de los ejes y título con formato adecuado</w:t>
+      </w:r>
+      <w:r>
+        <w:br/>
+      </w:r>
+      <w:r>
+        <w:rPr>
+          <w:rStyle w:val="NormalTok"/>
+        </w:rPr>
+        <w:t xml:space="preserve">plt.xlabel(</w:t>
+      </w:r>
+      <w:r>
+        <w:rPr>
+          <w:rStyle w:val="StringTok"/>
+        </w:rPr>
+        <w:t xml:space="preserve">'Meses'</w:t>
+      </w:r>
+      <w:r>
+        <w:rPr>
+          <w:rStyle w:val="NormalTok"/>
+        </w:rPr>
+        <w:t xml:space="preserve">)</w:t>
+      </w:r>
+      <w:r>
+        <w:br/>
+      </w:r>
+      <w:r>
+        <w:rPr>
+          <w:rStyle w:val="NormalTok"/>
+        </w:rPr>
+        <w:t xml:space="preserve">plt.ylabel(</w:t>
+      </w:r>
+      <w:r>
+        <w:rPr>
+          <w:rStyle w:val="StringTok"/>
+        </w:rPr>
+        <w:t xml:space="preserve">'Número de Pacientes Vacunados'</w:t>
+      </w:r>
+      <w:r>
+        <w:rPr>
+          <w:rStyle w:val="NormalTok"/>
+        </w:rPr>
+        <w:t xml:space="preserve">)</w:t>
+      </w:r>
+      <w:r>
+        <w:br/>
+      </w:r>
+      <w:r>
+        <w:rPr>
+          <w:rStyle w:val="NormalTok"/>
+        </w:rPr>
+        <w:t xml:space="preserve">plt.title(</w:t>
+      </w:r>
+      <w:r>
+        <w:rPr>
+          <w:rStyle w:val="StringTok"/>
+        </w:rPr>
+        <w:t xml:space="preserve">'Vacunación Real vs. Proyectada (Enero - Julio)'</w:t>
+      </w:r>
+      <w:r>
+        <w:rPr>
+          <w:rStyle w:val="NormalTok"/>
+        </w:rPr>
+        <w:t xml:space="preserve">)</w:t>
+      </w:r>
+      <w:r>
+        <w:br/>
+      </w:r>
+      <w:r>
+        <w:br/>
+      </w:r>
+      <w:r>
+        <w:rPr>
+          <w:rStyle w:val="CommentTok"/>
+        </w:rPr>
+        <w:t xml:space="preserve"># Añadir una leyenda</w:t>
+      </w:r>
+      <w:r>
+        <w:br/>
+      </w:r>
+      <w:r>
+        <w:rPr>
+          <w:rStyle w:val="NormalTok"/>
+        </w:rPr>
+        <w:t xml:space="preserve">plt.legend()</w:t>
+      </w:r>
+      <w:r>
+        <w:br/>
+      </w:r>
+      <w:r>
+        <w:br/>
+      </w:r>
+      <w:r>
+        <w:rPr>
+          <w:rStyle w:val="CommentTok"/>
+        </w:rPr>
+        <w:t xml:space="preserve"># Añadir una cuadrícula en el eje y para facilitar la lectura</w:t>
+      </w:r>
+      <w:r>
+        <w:br/>
+      </w:r>
+      <w:r>
+        <w:rPr>
+          <w:rStyle w:val="NormalTok"/>
+        </w:rPr>
+        <w:t xml:space="preserve">plt.grid(</w:t>
+      </w:r>
+      <w:r>
+        <w:rPr>
+          <w:rStyle w:val="VariableTok"/>
+        </w:rPr>
+        <w:t xml:space="preserve">True</w:t>
+      </w:r>
+      <w:r>
+        <w:rPr>
+          <w:rStyle w:val="NormalTok"/>
+        </w:rPr>
+        <w:t xml:space="preserve">, axis</w:t>
+      </w:r>
+      <w:r>
+        <w:rPr>
+          <w:rStyle w:val="OperatorTok"/>
+        </w:rPr>
+        <w:t xml:space="preserve">=</w:t>
+      </w:r>
+      <w:r>
+        <w:rPr>
+          <w:rStyle w:val="StringTok"/>
+        </w:rPr>
+        <w:t xml:space="preserve">'y'</w:t>
+      </w:r>
+      <w:r>
+        <w:rPr>
+          <w:rStyle w:val="NormalTok"/>
+        </w:rPr>
+        <w:t xml:space="preserve">, linestyle</w:t>
+      </w:r>
+      <w:r>
+        <w:rPr>
+          <w:rStyle w:val="OperatorTok"/>
+        </w:rPr>
+        <w:t xml:space="preserve">=</w:t>
+      </w:r>
+      <w:r>
+        <w:rPr>
+          <w:rStyle w:val="StringTok"/>
+        </w:rPr>
+        <w:t xml:space="preserve">'--'</w:t>
+      </w:r>
+      <w:r>
+        <w:rPr>
+          <w:rStyle w:val="NormalTok"/>
+        </w:rPr>
+        <w:t xml:space="preserve">, alpha</w:t>
+      </w:r>
+      <w:r>
+        <w:rPr>
+          <w:rStyle w:val="OperatorTok"/>
+        </w:rPr>
+        <w:t xml:space="preserve">=</w:t>
+      </w:r>
+      <w:r>
+        <w:rPr>
+          <w:rStyle w:val="FloatTok"/>
+        </w:rPr>
+        <w:t xml:space="preserve">0.7</w:t>
+      </w:r>
+      <w:r>
+        <w:rPr>
+          <w:rStyle w:val="NormalTok"/>
+        </w:rPr>
+        <w:t xml:space="preserve">)</w:t>
+      </w:r>
+      <w:r>
+        <w:br/>
+      </w:r>
+      <w:r>
+        <w:br/>
+      </w:r>
+      <w:r>
+        <w:rPr>
+          <w:rStyle w:val="CommentTok"/>
+        </w:rPr>
+        <w:t xml:space="preserve"># Ajustar el diseño para evitar recortes</w:t>
+      </w:r>
+      <w:r>
+        <w:br/>
+      </w:r>
+      <w:r>
+        <w:rPr>
+          <w:rStyle w:val="NormalTok"/>
+        </w:rPr>
+        <w:t xml:space="preserve">plt.tight_layout()</w:t>
+      </w:r>
+      <w:r>
+        <w:br/>
+      </w:r>
+      <w:r>
+        <w:br/>
+      </w:r>
+      <w:r>
+        <w:rPr>
+          <w:rStyle w:val="CommentTok"/>
+        </w:rPr>
+        <w:t xml:space="preserve"># Guardar la figura en un archivo (opcional, descomentar para usar)</w:t>
+      </w:r>
+      <w:r>
+        <w:br/>
+      </w:r>
+      <w:r>
+        <w:rPr>
+          <w:rStyle w:val="CommentTok"/>
+        </w:rPr>
+        <w:t xml:space="preserve"># plt.savefig('vacunacion_real_vs_proyectada.png')</w:t>
+      </w:r>
+      <w:r>
+        <w:br/>
+      </w:r>
+      <w:r>
+        <w:br/>
+      </w:r>
+      <w:r>
+        <w:rPr>
+          <w:rStyle w:val="CommentTok"/>
+        </w:rPr>
+        <w:t xml:space="preserve"># Mostrar el gráfico</w:t>
+      </w:r>
+      <w:r>
+        <w:br/>
+      </w:r>
+      <w:r>
+        <w:rPr>
+          <w:rStyle w:val="NormalTok"/>
+        </w:rPr>
+        <w:t xml:space="preserve">plt.show()</w:t>
       </w:r>
     </w:p>
-    <w:bookmarkEnd w:id="66"/>
-    <w:bookmarkStart w:id="70" w:name="graficos-combinados"/>
-    <w:p>
-      <w:pPr>
-        <w:pStyle w:val="Heading1"/>
-      </w:pPr>
-      <w:r>
-        <w:t xml:space="preserve">8. Graficos combinados</w:t>
-      </w:r>
-    </w:p>
-    <w:p>
-      <w:pPr>
-        <w:pStyle w:val="FirstParagraph"/>
-      </w:pPr>
-      <w:r>
-        <w:drawing>
-          <wp:inline>
-            <wp:extent cx="5848350" cy="5848350"/>
-            <wp:effectExtent b="0" l="0" r="0" t="0"/>
-            <wp:docPr descr="" title="" id="68" name="Picture"/>
-            <a:graphic>
-              <a:graphicData uri="http://schemas.openxmlformats.org/drawingml/2006/picture">
-                <pic:pic>
-                  <pic:nvPicPr>
-                    <pic:cNvPr descr="index_files/figure-docx/cell-12-output-1.png" id="69" name="Picture"/>
-                    <pic:cNvPicPr>
-                      <a:picLocks noChangeArrowheads="1" noChangeAspect="1"/>
-                    </pic:cNvPicPr>
-                  </pic:nvPicPr>
-                  <pic:blipFill>
-                    <a:blip r:embed="rId67"/>
-                    <a:stretch>
-                      <a:fillRect/>
-                    </a:stretch>
-                  </pic:blipFill>
-                  <pic:spPr bwMode="auto">
-                    <a:xfrm>
-                      <a:off x="0" y="0"/>
-                      <a:ext cx="5848350" cy="5848350"/>
-                    </a:xfrm>
-                    <a:prstGeom prst="rect">
-                      <a:avLst/>
-                    </a:prstGeom>
-                    <a:noFill/>
-                    <a:ln w="9525">
-                      <a:noFill/>
-                      <a:headEnd/>
-                      <a:tailEnd/>
-                    </a:ln>
-                  </pic:spPr>
-                </pic:pic>
-              </a:graphicData>
-            </a:graphic>
-          </wp:inline>
-        </w:drawing>
-      </w:r>
-    </w:p>
-    <w:bookmarkEnd w:id="70"/>
+    <w:bookmarkEnd w:id="36"/>
     <w:sectPr>
       <w:headerReference r:id="rId9" w:type="even"/>
       <w:headerReference r:id="rId11" w:type="default"/>
